--- a/task3/task3实验报告.docx
+++ b/task3/task3实验报告.docx
@@ -10,13 +10,18 @@
           <w:numId w:val="1"/>
         </w:numPr>
         <w:spacing w:after="0" w:line="360" w:lineRule="auto"/>
-        <w:rPr>
-          <w:rFonts w:ascii="Times New Roman" w:eastAsia="宋体" w:hAnsi="Times New Roman" w:cs="Times New Roman"/>
-        </w:rPr>
-      </w:pPr>
-      <w:r>
-        <w:rPr>
-          <w:rFonts w:ascii="Times New Roman" w:eastAsia="宋体" w:hAnsi="Times New Roman" w:cs="Times New Roman"/>
+        <w:jc w:val="center"/>
+        <w:rPr>
+          <w:rFonts w:ascii="Times New Roman" w:eastAsia="宋体" w:hAnsi="Times New Roman" w:cs="Times New Roman"/>
+          <w:sz w:val="36"/>
+          <w:szCs w:val="36"/>
+        </w:rPr>
+      </w:pPr>
+      <w:r>
+        <w:rPr>
+          <w:rFonts w:ascii="Times New Roman" w:eastAsia="宋体" w:hAnsi="Times New Roman" w:cs="Times New Roman"/>
+          <w:sz w:val="36"/>
+          <w:szCs w:val="36"/>
         </w:rPr>
         <w:t>实验目的</w:t>
       </w:r>
@@ -26,170 +31,177 @@
         <w:spacing w:after="0" w:line="360" w:lineRule="auto"/>
         <w:rPr>
           <w:rFonts w:ascii="Times New Roman" w:eastAsia="宋体" w:hAnsi="Times New Roman" w:cs="Times New Roman"/>
-        </w:rPr>
-      </w:pPr>
-      <w:r>
-        <w:rPr>
-          <w:rFonts w:ascii="Times New Roman" w:eastAsia="宋体" w:hAnsi="Times New Roman" w:cs="Times New Roman"/>
+          <w:sz w:val="24"/>
+        </w:rPr>
+      </w:pPr>
+      <w:r>
+        <w:rPr>
+          <w:rFonts w:ascii="Times New Roman" w:eastAsia="宋体" w:hAnsi="Times New Roman" w:cs="Times New Roman"/>
+          <w:sz w:val="24"/>
         </w:rPr>
         <w:t>本实验旨在：</w:t>
       </w:r>
     </w:p>
     <w:p>
       <w:pPr>
-        <w:spacing w:after="0" w:line="360" w:lineRule="auto"/>
-        <w:rPr>
-          <w:rFonts w:ascii="Times New Roman" w:eastAsia="宋体" w:hAnsi="Times New Roman" w:cs="Times New Roman"/>
-        </w:rPr>
-      </w:pPr>
-      <w:r>
-        <w:rPr>
-          <w:rFonts w:ascii="Times New Roman" w:eastAsia="宋体" w:hAnsi="Times New Roman" w:cs="Times New Roman"/>
-        </w:rPr>
-        <w:t xml:space="preserve">1. </w:t>
-      </w:r>
-      <w:r>
-        <w:rPr>
-          <w:rFonts w:ascii="Times New Roman" w:eastAsia="宋体" w:hAnsi="Times New Roman" w:cs="Times New Roman"/>
+        <w:pStyle w:val="a9"/>
+        <w:numPr>
+          <w:ilvl w:val="0"/>
+          <w:numId w:val="2"/>
+        </w:numPr>
+        <w:spacing w:after="0" w:line="360" w:lineRule="auto"/>
+        <w:rPr>
+          <w:rFonts w:ascii="Times New Roman" w:eastAsia="宋体" w:hAnsi="Times New Roman" w:cs="Times New Roman"/>
+          <w:sz w:val="24"/>
+        </w:rPr>
+      </w:pPr>
+      <w:r>
+        <w:rPr>
+          <w:rFonts w:ascii="Times New Roman" w:eastAsia="宋体" w:hAnsi="Times New Roman" w:cs="Times New Roman"/>
+          <w:sz w:val="24"/>
         </w:rPr>
         <w:t>深入理解</w:t>
       </w:r>
       <w:r>
         <w:rPr>
           <w:rFonts w:ascii="Times New Roman" w:eastAsia="宋体" w:hAnsi="Times New Roman" w:cs="Times New Roman"/>
-        </w:rPr>
-        <w:t xml:space="preserve"> K-means </w:t>
-      </w:r>
-      <w:r>
-        <w:rPr>
-          <w:rFonts w:ascii="Times New Roman" w:eastAsia="宋体" w:hAnsi="Times New Roman" w:cs="Times New Roman"/>
+          <w:sz w:val="24"/>
+        </w:rPr>
+        <w:t>K-means</w:t>
+      </w:r>
+      <w:r>
+        <w:rPr>
+          <w:rFonts w:ascii="Times New Roman" w:eastAsia="宋体" w:hAnsi="Times New Roman" w:cs="Times New Roman"/>
+          <w:sz w:val="24"/>
         </w:rPr>
         <w:t>聚类算法的原理和实现细节</w:t>
       </w:r>
     </w:p>
     <w:p>
       <w:pPr>
-        <w:spacing w:after="0" w:line="360" w:lineRule="auto"/>
-        <w:rPr>
-          <w:rFonts w:ascii="Times New Roman" w:eastAsia="宋体" w:hAnsi="Times New Roman" w:cs="Times New Roman"/>
-        </w:rPr>
-      </w:pPr>
-      <w:r>
-        <w:rPr>
-          <w:rFonts w:ascii="Times New Roman" w:eastAsia="宋体" w:hAnsi="Times New Roman" w:cs="Times New Roman"/>
-        </w:rPr>
-        <w:t xml:space="preserve">2. </w:t>
-      </w:r>
-      <w:r>
-        <w:rPr>
-          <w:rFonts w:ascii="Times New Roman" w:eastAsia="宋体" w:hAnsi="Times New Roman" w:cs="Times New Roman"/>
+        <w:pStyle w:val="a9"/>
+        <w:numPr>
+          <w:ilvl w:val="0"/>
+          <w:numId w:val="2"/>
+        </w:numPr>
+        <w:spacing w:after="0" w:line="360" w:lineRule="auto"/>
+        <w:rPr>
+          <w:rFonts w:ascii="Times New Roman" w:eastAsia="宋体" w:hAnsi="Times New Roman" w:cs="Times New Roman"/>
+          <w:sz w:val="24"/>
+        </w:rPr>
+      </w:pPr>
+      <w:r>
+        <w:rPr>
+          <w:rFonts w:ascii="Times New Roman" w:eastAsia="宋体" w:hAnsi="Times New Roman" w:cs="Times New Roman"/>
+          <w:sz w:val="24"/>
         </w:rPr>
         <w:t>掌握聚类算法的性能评估方法（</w:t>
       </w:r>
       <w:r>
         <w:rPr>
           <w:rFonts w:ascii="Times New Roman" w:eastAsia="宋体" w:hAnsi="Times New Roman" w:cs="Times New Roman"/>
+          <w:sz w:val="24"/>
         </w:rPr>
         <w:t xml:space="preserve">Adjusted Rand Index, Silhouette Score </w:t>
       </w:r>
       <w:r>
         <w:rPr>
           <w:rFonts w:ascii="Times New Roman" w:eastAsia="宋体" w:hAnsi="Times New Roman" w:cs="Times New Roman"/>
+          <w:sz w:val="24"/>
         </w:rPr>
         <w:t>等）</w:t>
       </w:r>
     </w:p>
     <w:p>
       <w:pPr>
-        <w:spacing w:after="0" w:line="360" w:lineRule="auto"/>
-        <w:rPr>
-          <w:rFonts w:ascii="Times New Roman" w:eastAsia="宋体" w:hAnsi="Times New Roman" w:cs="Times New Roman"/>
-        </w:rPr>
-      </w:pPr>
-      <w:r>
-        <w:rPr>
-          <w:rFonts w:ascii="Times New Roman" w:eastAsia="宋体" w:hAnsi="Times New Roman" w:cs="Times New Roman"/>
-        </w:rPr>
-        <w:t xml:space="preserve">3. </w:t>
-      </w:r>
-      <w:r>
-        <w:rPr>
-          <w:rFonts w:ascii="Times New Roman" w:eastAsia="宋体" w:hAnsi="Times New Roman" w:cs="Times New Roman"/>
+        <w:pStyle w:val="a9"/>
+        <w:numPr>
+          <w:ilvl w:val="0"/>
+          <w:numId w:val="2"/>
+        </w:numPr>
+        <w:spacing w:after="0" w:line="360" w:lineRule="auto"/>
+        <w:rPr>
+          <w:rFonts w:ascii="Times New Roman" w:eastAsia="宋体" w:hAnsi="Times New Roman" w:cs="Times New Roman"/>
+          <w:sz w:val="24"/>
+        </w:rPr>
+      </w:pPr>
+      <w:r>
+        <w:rPr>
+          <w:rFonts w:ascii="Times New Roman" w:eastAsia="宋体" w:hAnsi="Times New Roman" w:cs="Times New Roman"/>
+          <w:sz w:val="24"/>
         </w:rPr>
         <w:t>了解</w:t>
       </w:r>
       <w:r>
         <w:rPr>
           <w:rFonts w:ascii="Times New Roman" w:eastAsia="宋体" w:hAnsi="Times New Roman" w:cs="Times New Roman"/>
-        </w:rPr>
-        <w:t xml:space="preserve"> K-means++ </w:t>
-      </w:r>
-      <w:r>
-        <w:rPr>
-          <w:rFonts w:ascii="Times New Roman" w:eastAsia="宋体" w:hAnsi="Times New Roman" w:cs="Times New Roman"/>
+          <w:sz w:val="24"/>
+        </w:rPr>
+        <w:t>K-means++</w:t>
+      </w:r>
+      <w:r>
+        <w:rPr>
+          <w:rFonts w:ascii="Times New Roman" w:eastAsia="宋体" w:hAnsi="Times New Roman" w:cs="Times New Roman"/>
+          <w:sz w:val="24"/>
         </w:rPr>
         <w:t>初始化方法对算法性能的改进</w:t>
       </w:r>
     </w:p>
     <w:p>
       <w:pPr>
-        <w:spacing w:after="0" w:line="360" w:lineRule="auto"/>
-        <w:rPr>
-          <w:rFonts w:ascii="Times New Roman" w:eastAsia="宋体" w:hAnsi="Times New Roman" w:cs="Times New Roman"/>
-        </w:rPr>
-      </w:pPr>
-      <w:r>
-        <w:rPr>
-          <w:rFonts w:ascii="Times New Roman" w:eastAsia="宋体" w:hAnsi="Times New Roman" w:cs="Times New Roman"/>
-        </w:rPr>
-        <w:t xml:space="preserve">4. </w:t>
-      </w:r>
-      <w:r>
-        <w:rPr>
-          <w:rFonts w:ascii="Times New Roman" w:eastAsia="宋体" w:hAnsi="Times New Roman" w:cs="Times New Roman"/>
+        <w:pStyle w:val="a9"/>
+        <w:numPr>
+          <w:ilvl w:val="0"/>
+          <w:numId w:val="2"/>
+        </w:numPr>
+        <w:spacing w:after="0" w:line="360" w:lineRule="auto"/>
+        <w:rPr>
+          <w:rFonts w:ascii="Times New Roman" w:eastAsia="宋体" w:hAnsi="Times New Roman" w:cs="Times New Roman"/>
+          <w:sz w:val="24"/>
+        </w:rPr>
+      </w:pPr>
+      <w:r>
+        <w:rPr>
+          <w:rFonts w:ascii="Times New Roman" w:eastAsia="宋体" w:hAnsi="Times New Roman" w:cs="Times New Roman"/>
+          <w:sz w:val="24"/>
         </w:rPr>
         <w:t>学习如何使用</w:t>
       </w:r>
       <w:r>
         <w:rPr>
           <w:rFonts w:ascii="Times New Roman" w:eastAsia="宋体" w:hAnsi="Times New Roman" w:cs="Times New Roman"/>
-        </w:rPr>
-        <w:t xml:space="preserve"> scikit-learn </w:t>
-      </w:r>
-      <w:r>
-        <w:rPr>
-          <w:rFonts w:ascii="Times New Roman" w:eastAsia="宋体" w:hAnsi="Times New Roman" w:cs="Times New Roman"/>
+          <w:sz w:val="24"/>
+        </w:rPr>
+        <w:t>scikit-learn</w:t>
+      </w:r>
+      <w:r>
+        <w:rPr>
+          <w:rFonts w:ascii="Times New Roman" w:eastAsia="宋体" w:hAnsi="Times New Roman" w:cs="Times New Roman"/>
+          <w:sz w:val="24"/>
         </w:rPr>
         <w:t>库进行聚类分析</w:t>
       </w:r>
     </w:p>
     <w:p>
       <w:pPr>
-        <w:spacing w:after="0" w:line="360" w:lineRule="auto"/>
-        <w:rPr>
-          <w:rFonts w:ascii="Times New Roman" w:eastAsia="宋体" w:hAnsi="Times New Roman" w:cs="Times New Roman"/>
-        </w:rPr>
-      </w:pPr>
-      <w:r>
-        <w:rPr>
-          <w:rFonts w:ascii="Times New Roman" w:eastAsia="宋体" w:hAnsi="Times New Roman" w:cs="Times New Roman"/>
-        </w:rPr>
-        <w:t xml:space="preserve">5. </w:t>
-      </w:r>
-      <w:r>
-        <w:rPr>
-          <w:rFonts w:ascii="Times New Roman" w:eastAsia="宋体" w:hAnsi="Times New Roman" w:cs="Times New Roman"/>
+        <w:pStyle w:val="a9"/>
+        <w:numPr>
+          <w:ilvl w:val="0"/>
+          <w:numId w:val="2"/>
+        </w:numPr>
+        <w:spacing w:after="0" w:line="360" w:lineRule="auto"/>
+        <w:rPr>
+          <w:rFonts w:ascii="Times New Roman" w:eastAsia="宋体" w:hAnsi="Times New Roman" w:cs="Times New Roman" w:hint="eastAsia"/>
+          <w:sz w:val="24"/>
+        </w:rPr>
+      </w:pPr>
+      <w:r>
+        <w:rPr>
+          <w:rFonts w:ascii="Times New Roman" w:eastAsia="宋体" w:hAnsi="Times New Roman" w:cs="Times New Roman"/>
+          <w:sz w:val="24"/>
         </w:rPr>
         <w:t>培养编程实现经典机器学习算法的能力</w:t>
       </w:r>
-    </w:p>
-    <w:p>
-      <w:pPr>
-        <w:spacing w:after="0" w:line="360" w:lineRule="auto"/>
-        <w:rPr>
-          <w:rFonts w:ascii="Times New Roman" w:eastAsia="宋体" w:hAnsi="Times New Roman" w:cs="Times New Roman" w:hint="eastAsia"/>
-        </w:rPr>
-      </w:pPr>
     </w:p>
     <w:p>
       <w:pPr>
@@ -199,13 +211,18 @@
           <w:numId w:val="1"/>
         </w:numPr>
         <w:spacing w:after="0" w:line="360" w:lineRule="auto"/>
-        <w:rPr>
-          <w:rFonts w:ascii="Times New Roman" w:eastAsia="宋体" w:hAnsi="Times New Roman" w:cs="Times New Roman"/>
-        </w:rPr>
-      </w:pPr>
-      <w:r>
-        <w:rPr>
-          <w:rFonts w:ascii="Times New Roman" w:eastAsia="宋体" w:hAnsi="Times New Roman" w:cs="Times New Roman" w:hint="eastAsia"/>
+        <w:jc w:val="center"/>
+        <w:rPr>
+          <w:rFonts w:ascii="Times New Roman" w:eastAsia="宋体" w:hAnsi="Times New Roman" w:cs="Times New Roman"/>
+          <w:sz w:val="36"/>
+          <w:szCs w:val="36"/>
+        </w:rPr>
+      </w:pPr>
+      <w:r>
+        <w:rPr>
+          <w:rFonts w:ascii="Times New Roman" w:eastAsia="宋体" w:hAnsi="Times New Roman" w:cs="Times New Roman" w:hint="eastAsia"/>
+          <w:sz w:val="36"/>
+          <w:szCs w:val="36"/>
         </w:rPr>
         <w:t>实验环境</w:t>
       </w:r>
@@ -214,18 +231,32 @@
       <w:pPr>
         <w:spacing w:after="0" w:line="360" w:lineRule="auto"/>
         <w:rPr>
-          <w:rFonts w:ascii="Times New Roman" w:eastAsia="宋体" w:hAnsi="Times New Roman" w:cs="Times New Roman"/>
-        </w:rPr>
-      </w:pPr>
-      <w:r>
-        <w:rPr>
-          <w:rFonts w:ascii="Times New Roman" w:eastAsia="宋体" w:hAnsi="Times New Roman" w:cs="Times New Roman"/>
-        </w:rPr>
-        <w:t xml:space="preserve">2.1 </w:t>
-      </w:r>
-      <w:r>
-        <w:rPr>
-          <w:rFonts w:ascii="Times New Roman" w:eastAsia="宋体" w:hAnsi="Times New Roman" w:cs="Times New Roman"/>
+          <w:rFonts w:ascii="Times New Roman" w:eastAsia="宋体" w:hAnsi="Times New Roman" w:cs="Times New Roman" w:hint="eastAsia"/>
+          <w:sz w:val="30"/>
+          <w:szCs w:val="30"/>
+        </w:rPr>
+      </w:pPr>
+      <w:r>
+        <w:rPr>
+          <w:rFonts w:ascii="Times New Roman" w:eastAsia="宋体" w:hAnsi="Times New Roman" w:cs="Times New Roman" w:hint="eastAsia"/>
+          <w:sz w:val="30"/>
+          <w:szCs w:val="30"/>
+        </w:rPr>
+        <w:t>2.1</w:t>
+      </w:r>
+      <w:r>
+        <w:rPr>
+          <w:rFonts w:ascii="Times New Roman" w:eastAsia="宋体" w:hAnsi="Times New Roman" w:cs="Times New Roman"/>
+          <w:sz w:val="30"/>
+          <w:szCs w:val="30"/>
+        </w:rPr>
+        <w:tab/>
+      </w:r>
+      <w:r>
+        <w:rPr>
+          <w:rFonts w:ascii="Times New Roman" w:eastAsia="宋体" w:hAnsi="Times New Roman" w:cs="Times New Roman"/>
+          <w:sz w:val="30"/>
+          <w:szCs w:val="30"/>
         </w:rPr>
         <w:t>硬件环境</w:t>
       </w:r>
@@ -235,41 +266,55 @@
         <w:spacing w:after="0" w:line="360" w:lineRule="auto"/>
         <w:rPr>
           <w:rFonts w:ascii="Times New Roman" w:eastAsia="宋体" w:hAnsi="Times New Roman" w:cs="Times New Roman"/>
-        </w:rPr>
-      </w:pPr>
-      <w:r>
-        <w:rPr>
-          <w:rFonts w:ascii="Times New Roman" w:eastAsia="宋体" w:hAnsi="Times New Roman" w:cs="Times New Roman"/>
+          <w:sz w:val="24"/>
+        </w:rPr>
+      </w:pPr>
+      <w:r>
+        <w:rPr>
+          <w:rFonts w:ascii="Times New Roman" w:eastAsia="宋体" w:hAnsi="Times New Roman" w:cs="Times New Roman"/>
+          <w:sz w:val="24"/>
         </w:rPr>
         <w:t>处理器</w:t>
       </w:r>
       <w:r>
         <w:rPr>
-          <w:rFonts w:ascii="Times New Roman" w:eastAsia="宋体" w:hAnsi="Times New Roman" w:cs="Times New Roman"/>
-        </w:rPr>
-        <w:t xml:space="preserve">: Intel Core </w:t>
-      </w:r>
-      <w:r>
-        <w:rPr>
-          <w:rFonts w:ascii="Times New Roman" w:eastAsia="宋体" w:hAnsi="Times New Roman" w:cs="Times New Roman" w:hint="eastAsia"/>
+          <w:rFonts w:ascii="Times New Roman" w:eastAsia="宋体" w:hAnsi="Times New Roman" w:cs="Times New Roman" w:hint="eastAsia"/>
+          <w:sz w:val="24"/>
+        </w:rPr>
+        <w:t>：</w:t>
+      </w:r>
+      <w:r>
+        <w:rPr>
+          <w:rFonts w:ascii="Times New Roman" w:eastAsia="宋体" w:hAnsi="Times New Roman" w:cs="Times New Roman"/>
+          <w:sz w:val="24"/>
+        </w:rPr>
+        <w:t xml:space="preserve">Intel Core </w:t>
+      </w:r>
+      <w:r>
+        <w:rPr>
+          <w:rFonts w:ascii="Times New Roman" w:eastAsia="宋体" w:hAnsi="Times New Roman" w:cs="Times New Roman" w:hint="eastAsia"/>
+          <w:sz w:val="24"/>
         </w:rPr>
         <w:t>U</w:t>
       </w:r>
       <w:r>
         <w:rPr>
           <w:rFonts w:ascii="Times New Roman" w:eastAsia="宋体" w:hAnsi="Times New Roman" w:cs="Times New Roman"/>
+          <w:sz w:val="24"/>
         </w:rPr>
         <w:t>7-</w:t>
       </w:r>
       <w:r>
         <w:rPr>
           <w:rFonts w:ascii="Times New Roman" w:eastAsia="宋体" w:hAnsi="Times New Roman" w:cs="Times New Roman" w:hint="eastAsia"/>
+          <w:sz w:val="24"/>
         </w:rPr>
         <w:t>265</w:t>
       </w:r>
       <w:r>
         <w:rPr>
           <w:rFonts w:ascii="Times New Roman" w:eastAsia="宋体" w:hAnsi="Times New Roman" w:cs="Times New Roman"/>
+          <w:sz w:val="24"/>
         </w:rPr>
         <w:t>K</w:t>
       </w:r>
@@ -278,98 +323,92 @@
       <w:pPr>
         <w:spacing w:after="0" w:line="360" w:lineRule="auto"/>
         <w:rPr>
-          <w:rFonts w:ascii="Times New Roman" w:eastAsia="宋体" w:hAnsi="Times New Roman" w:cs="Times New Roman"/>
-        </w:rPr>
-      </w:pPr>
-      <w:r>
-        <w:rPr>
-          <w:rFonts w:ascii="Times New Roman" w:eastAsia="宋体" w:hAnsi="Times New Roman" w:cs="Times New Roman"/>
-        </w:rPr>
-        <w:t>内存</w:t>
-      </w:r>
-      <w:r>
-        <w:rPr>
-          <w:rFonts w:ascii="Times New Roman" w:eastAsia="宋体" w:hAnsi="Times New Roman" w:cs="Times New Roman"/>
-        </w:rPr>
-        <w:t xml:space="preserve">: </w:t>
-      </w:r>
-      <w:r>
-        <w:rPr>
-          <w:rFonts w:ascii="Times New Roman" w:eastAsia="宋体" w:hAnsi="Times New Roman" w:cs="Times New Roman" w:hint="eastAsia"/>
-        </w:rPr>
-        <w:t>64</w:t>
-      </w:r>
-      <w:r>
-        <w:rPr>
-          <w:rFonts w:ascii="Times New Roman" w:eastAsia="宋体" w:hAnsi="Times New Roman" w:cs="Times New Roman"/>
-        </w:rPr>
-        <w:t>GB DDR</w:t>
-      </w:r>
-      <w:r>
-        <w:rPr>
-          <w:rFonts w:ascii="Times New Roman" w:eastAsia="宋体" w:hAnsi="Times New Roman" w:cs="Times New Roman" w:hint="eastAsia"/>
-        </w:rPr>
-        <w:t>5</w:t>
-      </w:r>
-    </w:p>
-    <w:p>
-      <w:pPr>
-        <w:spacing w:after="0" w:line="360" w:lineRule="auto"/>
-        <w:rPr>
-          <w:rFonts w:ascii="Times New Roman" w:eastAsia="宋体" w:hAnsi="Times New Roman" w:cs="Times New Roman" w:hint="eastAsia"/>
-        </w:rPr>
-      </w:pPr>
-      <w:r>
-        <w:rPr>
-          <w:rFonts w:ascii="Times New Roman" w:eastAsia="宋体" w:hAnsi="Times New Roman" w:cs="Times New Roman" w:hint="eastAsia"/>
-        </w:rPr>
-        <w:t>GPU: 5070Ti</w:t>
-      </w:r>
-    </w:p>
-    <w:p>
-      <w:pPr>
-        <w:spacing w:after="0" w:line="360" w:lineRule="auto"/>
-        <w:rPr>
-          <w:rFonts w:ascii="Times New Roman" w:eastAsia="宋体" w:hAnsi="Times New Roman" w:cs="Times New Roman"/>
-        </w:rPr>
-      </w:pPr>
-      <w:r>
-        <w:rPr>
-          <w:rFonts w:ascii="Times New Roman" w:eastAsia="宋体" w:hAnsi="Times New Roman" w:cs="Times New Roman"/>
+          <w:rFonts w:ascii="Times New Roman" w:eastAsia="宋体" w:hAnsi="Times New Roman" w:cs="Times New Roman" w:hint="eastAsia"/>
+          <w:sz w:val="24"/>
+        </w:rPr>
+      </w:pPr>
+      <w:r>
+        <w:rPr>
+          <w:rFonts w:ascii="Times New Roman" w:eastAsia="宋体" w:hAnsi="Times New Roman" w:cs="Times New Roman" w:hint="eastAsia"/>
+          <w:sz w:val="24"/>
+        </w:rPr>
+        <w:t>GPU</w:t>
+      </w:r>
+      <w:r>
+        <w:rPr>
+          <w:rFonts w:ascii="Times New Roman" w:eastAsia="宋体" w:hAnsi="Times New Roman" w:cs="Times New Roman" w:hint="eastAsia"/>
+          <w:sz w:val="24"/>
+        </w:rPr>
+        <w:t>：</w:t>
+      </w:r>
+      <w:r>
+        <w:rPr>
+          <w:rFonts w:ascii="Times New Roman" w:eastAsia="宋体" w:hAnsi="Times New Roman" w:cs="Times New Roman" w:hint="eastAsia"/>
+          <w:sz w:val="24"/>
+        </w:rPr>
+        <w:t>5070Ti</w:t>
+      </w:r>
+    </w:p>
+    <w:p>
+      <w:pPr>
+        <w:spacing w:after="0" w:line="360" w:lineRule="auto"/>
+        <w:rPr>
+          <w:rFonts w:ascii="Times New Roman" w:eastAsia="宋体" w:hAnsi="Times New Roman" w:cs="Times New Roman"/>
+          <w:sz w:val="24"/>
+        </w:rPr>
+      </w:pPr>
+      <w:r>
+        <w:rPr>
+          <w:rFonts w:ascii="Times New Roman" w:eastAsia="宋体" w:hAnsi="Times New Roman" w:cs="Times New Roman"/>
+          <w:sz w:val="24"/>
         </w:rPr>
         <w:t>操作系统</w:t>
       </w:r>
       <w:r>
         <w:rPr>
-          <w:rFonts w:ascii="Times New Roman" w:eastAsia="宋体" w:hAnsi="Times New Roman" w:cs="Times New Roman"/>
-        </w:rPr>
-        <w:t>: Windows 11</w:t>
-      </w:r>
-    </w:p>
-    <w:p>
-      <w:pPr>
-        <w:spacing w:after="0" w:line="360" w:lineRule="auto"/>
-        <w:rPr>
-          <w:rFonts w:ascii="Times New Roman" w:eastAsia="宋体" w:hAnsi="Times New Roman" w:cs="Times New Roman"/>
-        </w:rPr>
-      </w:pPr>
-    </w:p>
-    <w:p>
-      <w:pPr>
-        <w:spacing w:after="0" w:line="360" w:lineRule="auto"/>
-        <w:rPr>
-          <w:rFonts w:ascii="Times New Roman" w:eastAsia="宋体" w:hAnsi="Times New Roman" w:cs="Times New Roman"/>
-        </w:rPr>
-      </w:pPr>
-      <w:r>
-        <w:rPr>
-          <w:rFonts w:ascii="Times New Roman" w:eastAsia="宋体" w:hAnsi="Times New Roman" w:cs="Times New Roman"/>
-        </w:rPr>
-        <w:t xml:space="preserve">### 2.2 </w:t>
-      </w:r>
-      <w:r>
-        <w:rPr>
-          <w:rFonts w:ascii="Times New Roman" w:eastAsia="宋体" w:hAnsi="Times New Roman" w:cs="Times New Roman"/>
+          <w:rFonts w:ascii="Times New Roman" w:eastAsia="宋体" w:hAnsi="Times New Roman" w:cs="Times New Roman" w:hint="eastAsia"/>
+          <w:sz w:val="24"/>
+        </w:rPr>
+        <w:t>：</w:t>
+      </w:r>
+      <w:r>
+        <w:rPr>
+          <w:rFonts w:ascii="Times New Roman" w:eastAsia="宋体" w:hAnsi="Times New Roman" w:cs="Times New Roman"/>
+          <w:sz w:val="24"/>
+        </w:rPr>
+        <w:t>Windows 11</w:t>
+      </w:r>
+    </w:p>
+    <w:p>
+      <w:pPr>
+        <w:spacing w:after="0" w:line="360" w:lineRule="auto"/>
+        <w:rPr>
+          <w:rFonts w:ascii="Times New Roman" w:eastAsia="宋体" w:hAnsi="Times New Roman" w:cs="Times New Roman"/>
+          <w:sz w:val="30"/>
+          <w:szCs w:val="30"/>
+        </w:rPr>
+      </w:pPr>
+      <w:r>
+        <w:rPr>
+          <w:rFonts w:ascii="Times New Roman" w:eastAsia="宋体" w:hAnsi="Times New Roman" w:cs="Times New Roman"/>
+          <w:sz w:val="30"/>
+          <w:szCs w:val="30"/>
+        </w:rPr>
+        <w:t>2.2</w:t>
+      </w:r>
+      <w:r>
+        <w:rPr>
+          <w:rFonts w:ascii="Times New Roman" w:eastAsia="宋体" w:hAnsi="Times New Roman" w:cs="Times New Roman"/>
+          <w:sz w:val="30"/>
+          <w:szCs w:val="30"/>
+        </w:rPr>
+        <w:tab/>
+      </w:r>
+      <w:r>
+        <w:rPr>
+          <w:rFonts w:ascii="Times New Roman" w:eastAsia="宋体" w:hAnsi="Times New Roman" w:cs="Times New Roman"/>
+          <w:sz w:val="30"/>
+          <w:szCs w:val="30"/>
         </w:rPr>
         <w:t>软件环境</w:t>
       </w:r>
@@ -379,29 +418,41 @@
         <w:spacing w:after="0" w:line="360" w:lineRule="auto"/>
         <w:rPr>
           <w:rFonts w:ascii="Times New Roman" w:eastAsia="宋体" w:hAnsi="Times New Roman" w:cs="Times New Roman" w:hint="eastAsia"/>
-        </w:rPr>
-      </w:pPr>
-      <w:r>
-        <w:rPr>
-          <w:rFonts w:ascii="Times New Roman" w:eastAsia="宋体" w:hAnsi="Times New Roman" w:cs="Times New Roman"/>
-        </w:rPr>
-        <w:t xml:space="preserve">- **Python </w:t>
-      </w:r>
-      <w:r>
-        <w:rPr>
-          <w:rFonts w:ascii="Times New Roman" w:eastAsia="宋体" w:hAnsi="Times New Roman" w:cs="Times New Roman"/>
+          <w:sz w:val="24"/>
+        </w:rPr>
+      </w:pPr>
+      <w:r>
+        <w:rPr>
+          <w:rFonts w:ascii="Times New Roman" w:eastAsia="宋体" w:hAnsi="Times New Roman" w:cs="Times New Roman"/>
+          <w:sz w:val="24"/>
+        </w:rPr>
+        <w:t>Python</w:t>
+      </w:r>
+      <w:r>
+        <w:rPr>
+          <w:rFonts w:ascii="Times New Roman" w:eastAsia="宋体" w:hAnsi="Times New Roman" w:cs="Times New Roman"/>
+          <w:sz w:val="24"/>
         </w:rPr>
         <w:t>版本</w:t>
       </w:r>
       <w:r>
         <w:rPr>
-          <w:rFonts w:ascii="Times New Roman" w:eastAsia="宋体" w:hAnsi="Times New Roman" w:cs="Times New Roman"/>
-        </w:rPr>
-        <w:t>**: 3.</w:t>
-      </w:r>
-      <w:r>
-        <w:rPr>
-          <w:rFonts w:ascii="Times New Roman" w:eastAsia="宋体" w:hAnsi="Times New Roman" w:cs="Times New Roman" w:hint="eastAsia"/>
+          <w:rFonts w:ascii="Times New Roman" w:eastAsia="宋体" w:hAnsi="Times New Roman" w:cs="Times New Roman" w:hint="eastAsia"/>
+          <w:sz w:val="24"/>
+        </w:rPr>
+        <w:t>：</w:t>
+      </w:r>
+      <w:r>
+        <w:rPr>
+          <w:rFonts w:ascii="Times New Roman" w:eastAsia="宋体" w:hAnsi="Times New Roman" w:cs="Times New Roman"/>
+          <w:sz w:val="24"/>
+        </w:rPr>
+        <w:t>3.</w:t>
+      </w:r>
+      <w:r>
+        <w:rPr>
+          <w:rFonts w:ascii="Times New Roman" w:eastAsia="宋体" w:hAnsi="Times New Roman" w:cs="Times New Roman" w:hint="eastAsia"/>
+          <w:sz w:val="24"/>
         </w:rPr>
         <w:t>10</w:t>
       </w:r>
@@ -410,44 +461,60 @@
       <w:pPr>
         <w:spacing w:after="0" w:line="360" w:lineRule="auto"/>
         <w:rPr>
-          <w:rFonts w:ascii="Times New Roman" w:eastAsia="宋体" w:hAnsi="Times New Roman" w:cs="Times New Roman"/>
-        </w:rPr>
-      </w:pPr>
-      <w:r>
-        <w:rPr>
-          <w:rFonts w:ascii="Times New Roman" w:eastAsia="宋体" w:hAnsi="Times New Roman" w:cs="Times New Roman"/>
-        </w:rPr>
-        <w:t>- **</w:t>
-      </w:r>
-      <w:r>
-        <w:rPr>
-          <w:rFonts w:ascii="Times New Roman" w:eastAsia="宋体" w:hAnsi="Times New Roman" w:cs="Times New Roman"/>
+          <w:rFonts w:ascii="Times New Roman" w:eastAsia="宋体" w:hAnsi="Times New Roman" w:cs="Times New Roman" w:hint="eastAsia"/>
+          <w:sz w:val="24"/>
+        </w:rPr>
+      </w:pPr>
+      <w:r>
+        <w:rPr>
+          <w:rFonts w:ascii="Times New Roman" w:eastAsia="宋体" w:hAnsi="Times New Roman" w:cs="Times New Roman"/>
+          <w:sz w:val="24"/>
         </w:rPr>
         <w:t>主要依赖库</w:t>
       </w:r>
       <w:r>
         <w:rPr>
-          <w:rFonts w:ascii="Times New Roman" w:eastAsia="宋体" w:hAnsi="Times New Roman" w:cs="Times New Roman"/>
-        </w:rPr>
-        <w:t>**:</w:t>
-      </w:r>
-    </w:p>
-    <w:p>
-      <w:pPr>
-        <w:spacing w:after="0" w:line="360" w:lineRule="auto"/>
-        <w:rPr>
-          <w:rFonts w:ascii="Times New Roman" w:eastAsia="宋体" w:hAnsi="Times New Roman" w:cs="Times New Roman"/>
-        </w:rPr>
-      </w:pPr>
-      <w:r>
-        <w:rPr>
-          <w:rFonts w:ascii="Times New Roman" w:eastAsia="宋体" w:hAnsi="Times New Roman" w:cs="Times New Roman"/>
-        </w:rPr>
-        <w:t xml:space="preserve">  - numpy: </w:t>
-      </w:r>
-      <w:r>
-        <w:rPr>
-          <w:rFonts w:ascii="Times New Roman" w:eastAsia="宋体" w:hAnsi="Times New Roman" w:cs="Times New Roman"/>
+          <w:rFonts w:ascii="Times New Roman" w:eastAsia="宋体" w:hAnsi="Times New Roman" w:cs="Times New Roman" w:hint="eastAsia"/>
+          <w:sz w:val="24"/>
+        </w:rPr>
+        <w:t>：</w:t>
+      </w:r>
+    </w:p>
+    <w:p>
+      <w:pPr>
+        <w:spacing w:after="0" w:line="360" w:lineRule="auto"/>
+        <w:rPr>
+          <w:rFonts w:ascii="Times New Roman" w:eastAsia="宋体" w:hAnsi="Times New Roman" w:cs="Times New Roman"/>
+          <w:sz w:val="24"/>
+        </w:rPr>
+      </w:pPr>
+      <w:proofErr w:type="spellStart"/>
+      <w:r>
+        <w:rPr>
+          <w:rFonts w:ascii="Times New Roman" w:eastAsia="宋体" w:hAnsi="Times New Roman" w:cs="Times New Roman"/>
+          <w:sz w:val="24"/>
+        </w:rPr>
+        <w:t>N</w:t>
+      </w:r>
+      <w:r>
+        <w:rPr>
+          <w:rFonts w:ascii="Times New Roman" w:eastAsia="宋体" w:hAnsi="Times New Roman" w:cs="Times New Roman"/>
+          <w:sz w:val="24"/>
+        </w:rPr>
+        <w:t>umpy</w:t>
+      </w:r>
+      <w:proofErr w:type="spellEnd"/>
+      <w:r>
+        <w:rPr>
+          <w:rFonts w:ascii="Times New Roman" w:eastAsia="宋体" w:hAnsi="Times New Roman" w:cs="Times New Roman" w:hint="eastAsia"/>
+          <w:sz w:val="24"/>
+        </w:rPr>
+        <w:t>：</w:t>
+      </w:r>
+      <w:r>
+        <w:rPr>
+          <w:rFonts w:ascii="Times New Roman" w:eastAsia="宋体" w:hAnsi="Times New Roman" w:cs="Times New Roman"/>
+          <w:sz w:val="24"/>
         </w:rPr>
         <w:t>数值计算</w:t>
       </w:r>
@@ -457,17 +524,34 @@
         <w:spacing w:after="0" w:line="360" w:lineRule="auto"/>
         <w:rPr>
           <w:rFonts w:ascii="Times New Roman" w:eastAsia="宋体" w:hAnsi="Times New Roman" w:cs="Times New Roman"/>
-        </w:rPr>
-      </w:pPr>
-      <w:r>
-        <w:rPr>
-          <w:rFonts w:ascii="Times New Roman" w:eastAsia="宋体" w:hAnsi="Times New Roman" w:cs="Times New Roman"/>
-        </w:rPr>
-        <w:t xml:space="preserve">  - matplotlib: </w:t>
-      </w:r>
-      <w:r>
-        <w:rPr>
-          <w:rFonts w:ascii="Times New Roman" w:eastAsia="宋体" w:hAnsi="Times New Roman" w:cs="Times New Roman"/>
+          <w:sz w:val="24"/>
+        </w:rPr>
+      </w:pPr>
+      <w:r>
+        <w:rPr>
+          <w:rFonts w:ascii="Times New Roman" w:eastAsia="宋体" w:hAnsi="Times New Roman" w:cs="Times New Roman"/>
+          <w:sz w:val="24"/>
+        </w:rPr>
+        <w:t>M</w:t>
+      </w:r>
+      <w:r>
+        <w:rPr>
+          <w:rFonts w:ascii="Times New Roman" w:eastAsia="宋体" w:hAnsi="Times New Roman" w:cs="Times New Roman"/>
+          <w:sz w:val="24"/>
+        </w:rPr>
+        <w:t>atplotlib</w:t>
+      </w:r>
+      <w:r>
+        <w:rPr>
+          <w:rFonts w:ascii="Times New Roman" w:eastAsia="宋体" w:hAnsi="Times New Roman" w:cs="Times New Roman" w:hint="eastAsia"/>
+          <w:sz w:val="24"/>
+        </w:rPr>
+        <w:t>：</w:t>
+      </w:r>
+      <w:r>
+        <w:rPr>
+          <w:rFonts w:ascii="Times New Roman" w:eastAsia="宋体" w:hAnsi="Times New Roman" w:cs="Times New Roman"/>
+          <w:sz w:val="24"/>
         </w:rPr>
         <w:t>数据可视化</w:t>
       </w:r>
@@ -476,18 +560,35 @@
       <w:pPr>
         <w:spacing w:after="0" w:line="360" w:lineRule="auto"/>
         <w:rPr>
-          <w:rFonts w:ascii="Times New Roman" w:eastAsia="宋体" w:hAnsi="Times New Roman" w:cs="Times New Roman"/>
-        </w:rPr>
-      </w:pPr>
-      <w:r>
-        <w:rPr>
-          <w:rFonts w:ascii="Times New Roman" w:eastAsia="宋体" w:hAnsi="Times New Roman" w:cs="Times New Roman"/>
-        </w:rPr>
-        <w:t xml:space="preserve">  - scikit-learn: </w:t>
-      </w:r>
-      <w:r>
-        <w:rPr>
-          <w:rFonts w:ascii="Times New Roman" w:eastAsia="宋体" w:hAnsi="Times New Roman" w:cs="Times New Roman"/>
+          <w:rFonts w:ascii="Times New Roman" w:eastAsia="宋体" w:hAnsi="Times New Roman" w:cs="Times New Roman" w:hint="eastAsia"/>
+          <w:sz w:val="24"/>
+        </w:rPr>
+      </w:pPr>
+      <w:r>
+        <w:rPr>
+          <w:rFonts w:ascii="Times New Roman" w:eastAsia="宋体" w:hAnsi="Times New Roman" w:cs="Times New Roman" w:hint="eastAsia"/>
+          <w:sz w:val="24"/>
+        </w:rPr>
+        <w:t>S</w:t>
+      </w:r>
+      <w:r>
+        <w:rPr>
+          <w:rFonts w:ascii="Times New Roman" w:eastAsia="宋体" w:hAnsi="Times New Roman" w:cs="Times New Roman"/>
+          <w:sz w:val="24"/>
+        </w:rPr>
+        <w:t>cikit-learn</w:t>
+      </w:r>
+      <w:r>
+        <w:rPr>
+          <w:rFonts w:ascii="Times New Roman" w:eastAsia="宋体" w:hAnsi="Times New Roman" w:cs="Times New Roman" w:hint="eastAsia"/>
+          <w:sz w:val="24"/>
+        </w:rPr>
+        <w:t>：</w:t>
+      </w:r>
+      <w:r>
+        <w:rPr>
+          <w:rFonts w:ascii="Times New Roman" w:eastAsia="宋体" w:hAnsi="Times New Roman" w:cs="Times New Roman"/>
+          <w:sz w:val="24"/>
         </w:rPr>
         <w:t>机器学习库（用于数据集加载和算法对比）</w:t>
       </w:r>
@@ -497,31 +598,31 @@
         <w:spacing w:after="0" w:line="360" w:lineRule="auto"/>
         <w:rPr>
           <w:rFonts w:ascii="Times New Roman" w:eastAsia="宋体" w:hAnsi="Times New Roman" w:cs="Times New Roman"/>
-        </w:rPr>
-      </w:pPr>
-      <w:r>
-        <w:rPr>
-          <w:rFonts w:ascii="Times New Roman" w:eastAsia="宋体" w:hAnsi="Times New Roman" w:cs="Times New Roman"/>
-        </w:rPr>
-        <w:t xml:space="preserve">  </w:t>
-      </w:r>
-    </w:p>
-    <w:p>
-      <w:pPr>
-        <w:spacing w:after="0" w:line="360" w:lineRule="auto"/>
-        <w:rPr>
-          <w:rFonts w:ascii="Times New Roman" w:eastAsia="宋体" w:hAnsi="Times New Roman" w:cs="Times New Roman"/>
-        </w:rPr>
-      </w:pPr>
-      <w:r>
-        <w:rPr>
-          <w:rFonts w:ascii="Times New Roman" w:eastAsia="宋体" w:hAnsi="Times New Roman" w:cs="Times New Roman"/>
-        </w:rPr>
-        <w:t xml:space="preserve">### 2.3 </w:t>
-      </w:r>
-      <w:r>
-        <w:rPr>
-          <w:rFonts w:ascii="Times New Roman" w:eastAsia="宋体" w:hAnsi="Times New Roman" w:cs="Times New Roman"/>
+          <w:sz w:val="30"/>
+          <w:szCs w:val="30"/>
+        </w:rPr>
+      </w:pPr>
+      <w:r>
+        <w:rPr>
+          <w:rFonts w:ascii="Times New Roman" w:eastAsia="宋体" w:hAnsi="Times New Roman" w:cs="Times New Roman"/>
+          <w:sz w:val="30"/>
+          <w:szCs w:val="30"/>
+        </w:rPr>
+        <w:t>2.3</w:t>
+      </w:r>
+      <w:r>
+        <w:rPr>
+          <w:rFonts w:ascii="Times New Roman" w:eastAsia="宋体" w:hAnsi="Times New Roman" w:cs="Times New Roman"/>
+          <w:sz w:val="30"/>
+          <w:szCs w:val="30"/>
+        </w:rPr>
+        <w:tab/>
+      </w:r>
+      <w:r>
+        <w:rPr>
+          <w:rFonts w:ascii="Times New Roman" w:eastAsia="宋体" w:hAnsi="Times New Roman" w:cs="Times New Roman"/>
+          <w:sz w:val="30"/>
+          <w:szCs w:val="30"/>
         </w:rPr>
         <w:t>开发工具</w:t>
       </w:r>
@@ -530,23 +631,31 @@
       <w:pPr>
         <w:spacing w:after="0" w:line="360" w:lineRule="auto"/>
         <w:rPr>
-          <w:rFonts w:ascii="Times New Roman" w:eastAsia="宋体" w:hAnsi="Times New Roman" w:cs="Times New Roman"/>
-        </w:rPr>
-      </w:pPr>
-      <w:r>
-        <w:rPr>
-          <w:rFonts w:ascii="Times New Roman" w:eastAsia="宋体" w:hAnsi="Times New Roman" w:cs="Times New Roman"/>
-        </w:rPr>
-        <w:t>- **IDE**: Visual Studio Code</w:t>
-      </w:r>
-    </w:p>
-    <w:p>
-      <w:pPr>
-        <w:spacing w:after="0" w:line="360" w:lineRule="auto"/>
-        <w:rPr>
-          <w:rFonts w:ascii="Times New Roman" w:eastAsia="宋体" w:hAnsi="Times New Roman" w:cs="Times New Roman"/>
-        </w:rPr>
-      </w:pPr>
+          <w:rFonts w:ascii="Times New Roman" w:eastAsia="宋体" w:hAnsi="Times New Roman" w:cs="Times New Roman" w:hint="eastAsia"/>
+          <w:sz w:val="24"/>
+        </w:rPr>
+      </w:pPr>
+      <w:r>
+        <w:rPr>
+          <w:rFonts w:ascii="Times New Roman" w:eastAsia="宋体" w:hAnsi="Times New Roman" w:cs="Times New Roman"/>
+          <w:sz w:val="24"/>
+        </w:rPr>
+        <w:t>IDE</w:t>
+      </w:r>
+      <w:r>
+        <w:rPr>
+          <w:rFonts w:ascii="Times New Roman" w:eastAsia="宋体" w:hAnsi="Times New Roman" w:cs="Times New Roman" w:hint="eastAsia"/>
+          <w:sz w:val="24"/>
+        </w:rPr>
+        <w:t>：</w:t>
+      </w:r>
+      <w:r>
+        <w:rPr>
+          <w:rFonts w:ascii="Times New Roman" w:eastAsia="宋体" w:hAnsi="Times New Roman" w:cs="Times New Roman"/>
+          <w:sz w:val="24"/>
+        </w:rPr>
+        <w:t>Visual Studio Code</w:t>
+      </w:r>
     </w:p>
     <w:p>
       <w:pPr>
@@ -556,13 +665,18 @@
           <w:numId w:val="1"/>
         </w:numPr>
         <w:spacing w:after="0" w:line="360" w:lineRule="auto"/>
-        <w:rPr>
-          <w:rFonts w:ascii="Times New Roman" w:eastAsia="宋体" w:hAnsi="Times New Roman" w:cs="Times New Roman"/>
-        </w:rPr>
-      </w:pPr>
-      <w:r>
-        <w:rPr>
-          <w:rFonts w:ascii="Times New Roman" w:eastAsia="宋体" w:hAnsi="Times New Roman" w:cs="Times New Roman"/>
+        <w:jc w:val="center"/>
+        <w:rPr>
+          <w:rFonts w:ascii="Times New Roman" w:eastAsia="宋体" w:hAnsi="Times New Roman" w:cs="Times New Roman"/>
+          <w:sz w:val="36"/>
+          <w:szCs w:val="36"/>
+        </w:rPr>
+      </w:pPr>
+      <w:r>
+        <w:rPr>
+          <w:rFonts w:ascii="Times New Roman" w:eastAsia="宋体" w:hAnsi="Times New Roman" w:cs="Times New Roman"/>
+          <w:sz w:val="36"/>
+          <w:szCs w:val="36"/>
         </w:rPr>
         <w:t>实验过程</w:t>
       </w:r>
@@ -572,25 +686,31 @@
         <w:spacing w:after="0" w:line="360" w:lineRule="auto"/>
         <w:rPr>
           <w:rFonts w:ascii="Times New Roman" w:eastAsia="宋体" w:hAnsi="Times New Roman" w:cs="Times New Roman"/>
-        </w:rPr>
-      </w:pPr>
-    </w:p>
-    <w:p>
-      <w:pPr>
-        <w:spacing w:after="0" w:line="360" w:lineRule="auto"/>
-        <w:rPr>
-          <w:rFonts w:ascii="Times New Roman" w:eastAsia="宋体" w:hAnsi="Times New Roman" w:cs="Times New Roman"/>
-        </w:rPr>
-      </w:pPr>
-      <w:r>
-        <w:rPr>
-          <w:rFonts w:ascii="Times New Roman" w:eastAsia="宋体" w:hAnsi="Times New Roman" w:cs="Times New Roman"/>
-        </w:rPr>
-        <w:t xml:space="preserve">### 3.1 </w:t>
-      </w:r>
-      <w:r>
-        <w:rPr>
-          <w:rFonts w:ascii="Times New Roman" w:eastAsia="宋体" w:hAnsi="Times New Roman" w:cs="Times New Roman"/>
+          <w:sz w:val="30"/>
+          <w:szCs w:val="30"/>
+        </w:rPr>
+      </w:pPr>
+      <w:r>
+        <w:rPr>
+          <w:rFonts w:ascii="Times New Roman" w:eastAsia="宋体" w:hAnsi="Times New Roman" w:cs="Times New Roman"/>
+          <w:sz w:val="30"/>
+          <w:szCs w:val="30"/>
+        </w:rPr>
+        <w:t>3.1</w:t>
+      </w:r>
+      <w:r>
+        <w:rPr>
+          <w:rFonts w:ascii="Times New Roman" w:eastAsia="宋体" w:hAnsi="Times New Roman" w:cs="Times New Roman"/>
+          <w:sz w:val="30"/>
+          <w:szCs w:val="30"/>
+        </w:rPr>
+        <w:tab/>
+      </w:r>
+      <w:r>
+        <w:rPr>
+          <w:rFonts w:ascii="Times New Roman" w:eastAsia="宋体" w:hAnsi="Times New Roman" w:cs="Times New Roman"/>
+          <w:sz w:val="30"/>
+          <w:szCs w:val="30"/>
         </w:rPr>
         <w:t>算法原理</w:t>
       </w:r>
@@ -599,219 +719,238 @@
       <w:pPr>
         <w:spacing w:after="0" w:line="360" w:lineRule="auto"/>
         <w:rPr>
-          <w:rFonts w:ascii="Times New Roman" w:eastAsia="宋体" w:hAnsi="Times New Roman" w:cs="Times New Roman"/>
-        </w:rPr>
-      </w:pPr>
-    </w:p>
-    <w:p>
-      <w:pPr>
-        <w:spacing w:after="0" w:line="360" w:lineRule="auto"/>
-        <w:rPr>
-          <w:rFonts w:ascii="Times New Roman" w:eastAsia="宋体" w:hAnsi="Times New Roman" w:cs="Times New Roman"/>
-        </w:rPr>
-      </w:pPr>
-      <w:r>
-        <w:rPr>
-          <w:rFonts w:ascii="Times New Roman" w:eastAsia="宋体" w:hAnsi="Times New Roman" w:cs="Times New Roman"/>
-        </w:rPr>
-        <w:t xml:space="preserve">#### K-means </w:t>
-      </w:r>
-      <w:r>
-        <w:rPr>
-          <w:rFonts w:ascii="Times New Roman" w:eastAsia="宋体" w:hAnsi="Times New Roman" w:cs="Times New Roman"/>
-        </w:rPr>
-        <w:t>算法步骤</w:t>
-      </w:r>
-    </w:p>
-    <w:p>
-      <w:pPr>
-        <w:spacing w:after="0" w:line="360" w:lineRule="auto"/>
-        <w:rPr>
-          <w:rFonts w:ascii="Times New Roman" w:eastAsia="宋体" w:hAnsi="Times New Roman" w:cs="Times New Roman"/>
-        </w:rPr>
-      </w:pPr>
-      <w:r>
-        <w:rPr>
-          <w:rFonts w:ascii="Times New Roman" w:eastAsia="宋体" w:hAnsi="Times New Roman" w:cs="Times New Roman"/>
+          <w:rFonts w:ascii="Times New Roman" w:eastAsia="宋体" w:hAnsi="Times New Roman" w:cs="Times New Roman" w:hint="eastAsia"/>
+          <w:sz w:val="24"/>
+        </w:rPr>
+      </w:pPr>
+      <w:r>
+        <w:rPr>
+          <w:rFonts w:ascii="Times New Roman" w:eastAsia="宋体" w:hAnsi="Times New Roman" w:cs="Times New Roman"/>
+          <w:sz w:val="24"/>
+        </w:rPr>
+        <w:t>K-means</w:t>
+      </w:r>
+      <w:r>
+        <w:rPr>
+          <w:rFonts w:ascii="Times New Roman" w:eastAsia="宋体" w:hAnsi="Times New Roman" w:cs="Times New Roman"/>
+          <w:sz w:val="24"/>
+        </w:rPr>
+        <w:t>是一种基于距离的聚类算法，其基本思想是：</w:t>
+      </w:r>
+    </w:p>
+    <w:p>
+      <w:pPr>
+        <w:pStyle w:val="a9"/>
+        <w:numPr>
+          <w:ilvl w:val="0"/>
+          <w:numId w:val="4"/>
+        </w:numPr>
+        <w:spacing w:after="0" w:line="360" w:lineRule="auto"/>
+        <w:rPr>
+          <w:rFonts w:ascii="Times New Roman" w:eastAsia="宋体" w:hAnsi="Times New Roman" w:cs="Times New Roman"/>
+          <w:sz w:val="24"/>
+        </w:rPr>
+      </w:pPr>
+      <w:r>
+        <w:rPr>
+          <w:rFonts w:ascii="Times New Roman" w:eastAsia="宋体" w:hAnsi="Times New Roman" w:cs="Times New Roman"/>
+          <w:sz w:val="24"/>
+        </w:rPr>
+        <w:t>初始化</w:t>
+      </w:r>
+      <w:r>
+        <w:rPr>
+          <w:rFonts w:ascii="Times New Roman" w:eastAsia="宋体" w:hAnsi="Times New Roman" w:cs="Times New Roman" w:hint="eastAsia"/>
+          <w:sz w:val="24"/>
+        </w:rPr>
+        <w:t>：</w:t>
+      </w:r>
+      <w:r>
+        <w:rPr>
+          <w:rFonts w:ascii="Times New Roman" w:eastAsia="宋体" w:hAnsi="Times New Roman" w:cs="Times New Roman"/>
+          <w:sz w:val="24"/>
+        </w:rPr>
+        <w:t>随机选择</w:t>
+      </w:r>
+      <w:r>
+        <w:rPr>
+          <w:rFonts w:ascii="Times New Roman" w:eastAsia="宋体" w:hAnsi="Times New Roman" w:cs="Times New Roman"/>
+          <w:sz w:val="24"/>
+        </w:rPr>
+        <w:t>k</w:t>
+      </w:r>
+      <w:proofErr w:type="gramStart"/>
+      <w:r>
+        <w:rPr>
+          <w:rFonts w:ascii="Times New Roman" w:eastAsia="宋体" w:hAnsi="Times New Roman" w:cs="Times New Roman"/>
+          <w:sz w:val="24"/>
+        </w:rPr>
+        <w:t>个</w:t>
+      </w:r>
+      <w:proofErr w:type="gramEnd"/>
+      <w:r>
+        <w:rPr>
+          <w:rFonts w:ascii="Times New Roman" w:eastAsia="宋体" w:hAnsi="Times New Roman" w:cs="Times New Roman"/>
+          <w:sz w:val="24"/>
+        </w:rPr>
+        <w:t>样本作为初始聚类中心</w:t>
+      </w:r>
+    </w:p>
+    <w:p>
+      <w:pPr>
+        <w:pStyle w:val="a9"/>
+        <w:numPr>
+          <w:ilvl w:val="0"/>
+          <w:numId w:val="4"/>
+        </w:numPr>
+        <w:spacing w:after="0" w:line="360" w:lineRule="auto"/>
+        <w:rPr>
+          <w:rFonts w:ascii="Times New Roman" w:eastAsia="宋体" w:hAnsi="Times New Roman" w:cs="Times New Roman"/>
+          <w:sz w:val="24"/>
+        </w:rPr>
+      </w:pPr>
+      <w:r>
+        <w:rPr>
+          <w:rFonts w:ascii="Times New Roman" w:eastAsia="宋体" w:hAnsi="Times New Roman" w:cs="Times New Roman"/>
+          <w:sz w:val="24"/>
+        </w:rPr>
+        <w:t>分配步骤</w:t>
+      </w:r>
+      <w:r>
+        <w:rPr>
+          <w:rFonts w:ascii="Times New Roman" w:eastAsia="宋体" w:hAnsi="Times New Roman" w:cs="Times New Roman" w:hint="eastAsia"/>
+          <w:sz w:val="24"/>
+        </w:rPr>
+        <w:t>：</w:t>
+      </w:r>
+      <w:r>
+        <w:rPr>
+          <w:rFonts w:ascii="Times New Roman" w:eastAsia="宋体" w:hAnsi="Times New Roman" w:cs="Times New Roman"/>
+          <w:sz w:val="24"/>
+        </w:rPr>
+        <w:t>将每个样本分配到距离最近的聚类中心，形成</w:t>
+      </w:r>
+      <w:r>
+        <w:rPr>
+          <w:rFonts w:ascii="Times New Roman" w:eastAsia="宋体" w:hAnsi="Times New Roman" w:cs="Times New Roman"/>
+          <w:sz w:val="24"/>
+        </w:rPr>
+        <w:t>k</w:t>
+      </w:r>
+      <w:proofErr w:type="gramStart"/>
+      <w:r>
+        <w:rPr>
+          <w:rFonts w:ascii="Times New Roman" w:eastAsia="宋体" w:hAnsi="Times New Roman" w:cs="Times New Roman"/>
+          <w:sz w:val="24"/>
+        </w:rPr>
+        <w:t>个</w:t>
+      </w:r>
+      <w:proofErr w:type="gramEnd"/>
+      <w:r>
+        <w:rPr>
+          <w:rFonts w:ascii="Times New Roman" w:eastAsia="宋体" w:hAnsi="Times New Roman" w:cs="Times New Roman"/>
+          <w:sz w:val="24"/>
+        </w:rPr>
+        <w:t>簇</w:t>
+      </w:r>
+    </w:p>
+    <w:p>
+      <w:pPr>
+        <w:pStyle w:val="a9"/>
+        <w:numPr>
+          <w:ilvl w:val="0"/>
+          <w:numId w:val="4"/>
+        </w:numPr>
+        <w:spacing w:after="0" w:line="360" w:lineRule="auto"/>
+        <w:rPr>
+          <w:rFonts w:ascii="Times New Roman" w:eastAsia="宋体" w:hAnsi="Times New Roman" w:cs="Times New Roman"/>
+          <w:sz w:val="24"/>
+        </w:rPr>
+      </w:pPr>
+      <w:r>
+        <w:rPr>
+          <w:rFonts w:ascii="Times New Roman" w:eastAsia="宋体" w:hAnsi="Times New Roman" w:cs="Times New Roman"/>
+          <w:sz w:val="24"/>
+        </w:rPr>
+        <w:t>更新步骤</w:t>
+      </w:r>
+      <w:r>
+        <w:rPr>
+          <w:rFonts w:ascii="Times New Roman" w:eastAsia="宋体" w:hAnsi="Times New Roman" w:cs="Times New Roman" w:hint="eastAsia"/>
+          <w:sz w:val="24"/>
+        </w:rPr>
+        <w:t>：</w:t>
+      </w:r>
+      <w:r>
+        <w:rPr>
+          <w:rFonts w:ascii="Times New Roman" w:eastAsia="宋体" w:hAnsi="Times New Roman" w:cs="Times New Roman"/>
+          <w:sz w:val="24"/>
+        </w:rPr>
+        <w:t>重新计算每个簇的中心（</w:t>
+      </w:r>
+      <w:proofErr w:type="gramStart"/>
+      <w:r>
+        <w:rPr>
+          <w:rFonts w:ascii="Times New Roman" w:eastAsia="宋体" w:hAnsi="Times New Roman" w:cs="Times New Roman"/>
+          <w:sz w:val="24"/>
+        </w:rPr>
+        <w:t>簇内所有</w:t>
+      </w:r>
+      <w:proofErr w:type="gramEnd"/>
+      <w:r>
+        <w:rPr>
+          <w:rFonts w:ascii="Times New Roman" w:eastAsia="宋体" w:hAnsi="Times New Roman" w:cs="Times New Roman"/>
+          <w:sz w:val="24"/>
+        </w:rPr>
+        <w:t>样本的均值）</w:t>
+      </w:r>
+    </w:p>
+    <w:p>
+      <w:pPr>
+        <w:pStyle w:val="a9"/>
+        <w:numPr>
+          <w:ilvl w:val="0"/>
+          <w:numId w:val="4"/>
+        </w:numPr>
+        <w:spacing w:after="0" w:line="360" w:lineRule="auto"/>
+        <w:rPr>
+          <w:rFonts w:ascii="Times New Roman" w:eastAsia="宋体" w:hAnsi="Times New Roman" w:cs="Times New Roman" w:hint="eastAsia"/>
+          <w:sz w:val="24"/>
+        </w:rPr>
+      </w:pPr>
+      <w:r>
+        <w:rPr>
+          <w:rFonts w:ascii="Times New Roman" w:eastAsia="宋体" w:hAnsi="Times New Roman" w:cs="Times New Roman"/>
+          <w:sz w:val="24"/>
         </w:rPr>
         <w:lastRenderedPageBreak/>
-        <w:t xml:space="preserve">K-means </w:t>
-      </w:r>
-      <w:r>
-        <w:rPr>
-          <w:rFonts w:ascii="Times New Roman" w:eastAsia="宋体" w:hAnsi="Times New Roman" w:cs="Times New Roman"/>
-        </w:rPr>
-        <w:t>是一种基于距离的聚类算法，其基本思想是：</w:t>
-      </w:r>
-    </w:p>
-    <w:p>
-      <w:pPr>
-        <w:spacing w:after="0" w:line="360" w:lineRule="auto"/>
-        <w:rPr>
-          <w:rFonts w:ascii="Times New Roman" w:eastAsia="宋体" w:hAnsi="Times New Roman" w:cs="Times New Roman"/>
-        </w:rPr>
-      </w:pPr>
-    </w:p>
-    <w:p>
-      <w:pPr>
-        <w:spacing w:after="0" w:line="360" w:lineRule="auto"/>
-        <w:rPr>
-          <w:rFonts w:ascii="Times New Roman" w:eastAsia="宋体" w:hAnsi="Times New Roman" w:cs="Times New Roman"/>
-        </w:rPr>
-      </w:pPr>
-      <w:r>
-        <w:rPr>
-          <w:rFonts w:ascii="Times New Roman" w:eastAsia="宋体" w:hAnsi="Times New Roman" w:cs="Times New Roman"/>
-        </w:rPr>
-        <w:t>1. **</w:t>
-      </w:r>
-      <w:r>
-        <w:rPr>
-          <w:rFonts w:ascii="Times New Roman" w:eastAsia="宋体" w:hAnsi="Times New Roman" w:cs="Times New Roman"/>
-        </w:rPr>
-        <w:t>初始化</w:t>
-      </w:r>
-      <w:r>
-        <w:rPr>
-          <w:rFonts w:ascii="Times New Roman" w:eastAsia="宋体" w:hAnsi="Times New Roman" w:cs="Times New Roman"/>
-        </w:rPr>
-        <w:t xml:space="preserve">**: </w:t>
-      </w:r>
-      <w:r>
-        <w:rPr>
-          <w:rFonts w:ascii="Times New Roman" w:eastAsia="宋体" w:hAnsi="Times New Roman" w:cs="Times New Roman"/>
-        </w:rPr>
-        <w:t>随机选择</w:t>
-      </w:r>
-      <w:r>
-        <w:rPr>
-          <w:rFonts w:ascii="Times New Roman" w:eastAsia="宋体" w:hAnsi="Times New Roman" w:cs="Times New Roman"/>
-        </w:rPr>
-        <w:t xml:space="preserve"> k </w:t>
-      </w:r>
-      <w:r>
-        <w:rPr>
-          <w:rFonts w:ascii="Times New Roman" w:eastAsia="宋体" w:hAnsi="Times New Roman" w:cs="Times New Roman"/>
-        </w:rPr>
-        <w:t>个样本作为初始聚类中心</w:t>
-      </w:r>
-    </w:p>
-    <w:p>
-      <w:pPr>
-        <w:spacing w:after="0" w:line="360" w:lineRule="auto"/>
-        <w:rPr>
-          <w:rFonts w:ascii="Times New Roman" w:eastAsia="宋体" w:hAnsi="Times New Roman" w:cs="Times New Roman"/>
-        </w:rPr>
-      </w:pPr>
-      <w:r>
-        <w:rPr>
-          <w:rFonts w:ascii="Times New Roman" w:eastAsia="宋体" w:hAnsi="Times New Roman" w:cs="Times New Roman"/>
-        </w:rPr>
-        <w:t>2. **</w:t>
-      </w:r>
-      <w:r>
-        <w:rPr>
-          <w:rFonts w:ascii="Times New Roman" w:eastAsia="宋体" w:hAnsi="Times New Roman" w:cs="Times New Roman"/>
-        </w:rPr>
-        <w:t>分配步骤</w:t>
-      </w:r>
-      <w:r>
-        <w:rPr>
-          <w:rFonts w:ascii="Times New Roman" w:eastAsia="宋体" w:hAnsi="Times New Roman" w:cs="Times New Roman"/>
-        </w:rPr>
-        <w:t xml:space="preserve">**: </w:t>
-      </w:r>
-      <w:r>
-        <w:rPr>
-          <w:rFonts w:ascii="Times New Roman" w:eastAsia="宋体" w:hAnsi="Times New Roman" w:cs="Times New Roman"/>
-        </w:rPr>
-        <w:t>将每个样本分配到距离最近的聚类中心，形成</w:t>
-      </w:r>
-      <w:r>
-        <w:rPr>
-          <w:rFonts w:ascii="Times New Roman" w:eastAsia="宋体" w:hAnsi="Times New Roman" w:cs="Times New Roman"/>
-        </w:rPr>
-        <w:t xml:space="preserve"> k </w:t>
-      </w:r>
-      <w:r>
-        <w:rPr>
-          <w:rFonts w:ascii="Times New Roman" w:eastAsia="宋体" w:hAnsi="Times New Roman" w:cs="Times New Roman"/>
-        </w:rPr>
-        <w:t>个簇</w:t>
-      </w:r>
-    </w:p>
-    <w:p>
-      <w:pPr>
-        <w:spacing w:after="0" w:line="360" w:lineRule="auto"/>
-        <w:rPr>
-          <w:rFonts w:ascii="Times New Roman" w:eastAsia="宋体" w:hAnsi="Times New Roman" w:cs="Times New Roman"/>
-        </w:rPr>
-      </w:pPr>
-      <w:r>
-        <w:rPr>
-          <w:rFonts w:ascii="Times New Roman" w:eastAsia="宋体" w:hAnsi="Times New Roman" w:cs="Times New Roman"/>
-        </w:rPr>
-        <w:t>3. **</w:t>
-      </w:r>
-      <w:r>
-        <w:rPr>
-          <w:rFonts w:ascii="Times New Roman" w:eastAsia="宋体" w:hAnsi="Times New Roman" w:cs="Times New Roman"/>
-        </w:rPr>
-        <w:t>更新步骤</w:t>
-      </w:r>
-      <w:r>
-        <w:rPr>
-          <w:rFonts w:ascii="Times New Roman" w:eastAsia="宋体" w:hAnsi="Times New Roman" w:cs="Times New Roman"/>
-        </w:rPr>
-        <w:t xml:space="preserve">**: </w:t>
-      </w:r>
-      <w:r>
-        <w:rPr>
-          <w:rFonts w:ascii="Times New Roman" w:eastAsia="宋体" w:hAnsi="Times New Roman" w:cs="Times New Roman"/>
-        </w:rPr>
-        <w:t>重新计算每个簇的中心（簇内所有样本的均值）</w:t>
-      </w:r>
-    </w:p>
-    <w:p>
-      <w:pPr>
-        <w:spacing w:after="0" w:line="360" w:lineRule="auto"/>
-        <w:rPr>
-          <w:rFonts w:ascii="Times New Roman" w:eastAsia="宋体" w:hAnsi="Times New Roman" w:cs="Times New Roman"/>
-        </w:rPr>
-      </w:pPr>
-      <w:r>
-        <w:rPr>
-          <w:rFonts w:ascii="Times New Roman" w:eastAsia="宋体" w:hAnsi="Times New Roman" w:cs="Times New Roman"/>
-        </w:rPr>
-        <w:t>4. **</w:t>
-      </w:r>
-      <w:r>
-        <w:rPr>
-          <w:rFonts w:ascii="Times New Roman" w:eastAsia="宋体" w:hAnsi="Times New Roman" w:cs="Times New Roman"/>
-        </w:rPr>
         <w:t>迭代</w:t>
       </w:r>
       <w:r>
         <w:rPr>
-          <w:rFonts w:ascii="Times New Roman" w:eastAsia="宋体" w:hAnsi="Times New Roman" w:cs="Times New Roman"/>
-        </w:rPr>
-        <w:t xml:space="preserve">**: </w:t>
-      </w:r>
-      <w:r>
-        <w:rPr>
-          <w:rFonts w:ascii="Times New Roman" w:eastAsia="宋体" w:hAnsi="Times New Roman" w:cs="Times New Roman"/>
+          <w:rFonts w:ascii="Times New Roman" w:eastAsia="宋体" w:hAnsi="Times New Roman" w:cs="Times New Roman" w:hint="eastAsia"/>
+          <w:sz w:val="24"/>
+        </w:rPr>
+        <w:t>：</w:t>
+      </w:r>
+      <w:r>
+        <w:rPr>
+          <w:rFonts w:ascii="Times New Roman" w:eastAsia="宋体" w:hAnsi="Times New Roman" w:cs="Times New Roman"/>
+          <w:sz w:val="24"/>
         </w:rPr>
         <w:t>重复步骤</w:t>
       </w:r>
       <w:r>
         <w:rPr>
           <w:rFonts w:ascii="Times New Roman" w:eastAsia="宋体" w:hAnsi="Times New Roman" w:cs="Times New Roman"/>
-        </w:rPr>
-        <w:t xml:space="preserve"> 2-3</w:t>
-      </w:r>
-      <w:r>
-        <w:rPr>
-          <w:rFonts w:ascii="Times New Roman" w:eastAsia="宋体" w:hAnsi="Times New Roman" w:cs="Times New Roman"/>
+          <w:sz w:val="24"/>
+        </w:rPr>
+        <w:t>2-3</w:t>
+      </w:r>
+      <w:r>
+        <w:rPr>
+          <w:rFonts w:ascii="Times New Roman" w:eastAsia="宋体" w:hAnsi="Times New Roman" w:cs="Times New Roman"/>
+          <w:sz w:val="24"/>
         </w:rPr>
         <w:t>，直到聚类中心不再变化或达到最大迭代次数</w:t>
       </w:r>
@@ -821,105 +960,99 @@
         <w:spacing w:after="0" w:line="360" w:lineRule="auto"/>
         <w:rPr>
           <w:rFonts w:ascii="Times New Roman" w:eastAsia="宋体" w:hAnsi="Times New Roman" w:cs="Times New Roman"/>
-        </w:rPr>
-      </w:pPr>
-    </w:p>
-    <w:p>
-      <w:pPr>
-        <w:spacing w:after="0" w:line="360" w:lineRule="auto"/>
-        <w:rPr>
-          <w:rFonts w:ascii="Times New Roman" w:eastAsia="宋体" w:hAnsi="Times New Roman" w:cs="Times New Roman"/>
-        </w:rPr>
-      </w:pPr>
-      <w:r>
-        <w:rPr>
-          <w:rFonts w:ascii="Times New Roman" w:eastAsia="宋体" w:hAnsi="Times New Roman" w:cs="Times New Roman"/>
-        </w:rPr>
-        <w:t xml:space="preserve">#### K-means++ </w:t>
-      </w:r>
-      <w:r>
-        <w:rPr>
-          <w:rFonts w:ascii="Times New Roman" w:eastAsia="宋体" w:hAnsi="Times New Roman" w:cs="Times New Roman"/>
-        </w:rPr>
-        <w:t>改进</w:t>
-      </w:r>
-    </w:p>
-    <w:p>
-      <w:pPr>
-        <w:spacing w:after="0" w:line="360" w:lineRule="auto"/>
-        <w:rPr>
-          <w:rFonts w:ascii="Times New Roman" w:eastAsia="宋体" w:hAnsi="Times New Roman" w:cs="Times New Roman"/>
-        </w:rPr>
-      </w:pPr>
-      <w:r>
-        <w:rPr>
-          <w:rFonts w:ascii="Times New Roman" w:eastAsia="宋体" w:hAnsi="Times New Roman" w:cs="Times New Roman"/>
-        </w:rPr>
-        <w:t xml:space="preserve">K-means++ </w:t>
-      </w:r>
-      <w:r>
-        <w:rPr>
-          <w:rFonts w:ascii="Times New Roman" w:eastAsia="宋体" w:hAnsi="Times New Roman" w:cs="Times New Roman"/>
+          <w:sz w:val="24"/>
+        </w:rPr>
+      </w:pPr>
+      <w:r>
+        <w:rPr>
+          <w:rFonts w:ascii="Times New Roman" w:eastAsia="宋体" w:hAnsi="Times New Roman" w:cs="Times New Roman"/>
+          <w:sz w:val="24"/>
+        </w:rPr>
+        <w:t>K-means++</w:t>
+      </w:r>
+      <w:r>
+        <w:rPr>
+          <w:rFonts w:ascii="Times New Roman" w:eastAsia="宋体" w:hAnsi="Times New Roman" w:cs="Times New Roman"/>
+          <w:sz w:val="24"/>
         </w:rPr>
         <w:t>是对初始化步骤的改进：</w:t>
       </w:r>
     </w:p>
     <w:p>
       <w:pPr>
-        <w:spacing w:after="0" w:line="360" w:lineRule="auto"/>
-        <w:rPr>
-          <w:rFonts w:ascii="Times New Roman" w:eastAsia="宋体" w:hAnsi="Times New Roman" w:cs="Times New Roman"/>
-        </w:rPr>
-      </w:pPr>
-      <w:r>
-        <w:rPr>
-          <w:rFonts w:ascii="Times New Roman" w:eastAsia="宋体" w:hAnsi="Times New Roman" w:cs="Times New Roman"/>
-        </w:rPr>
-        <w:t xml:space="preserve">1. </w:t>
-      </w:r>
-      <w:r>
-        <w:rPr>
-          <w:rFonts w:ascii="Times New Roman" w:eastAsia="宋体" w:hAnsi="Times New Roman" w:cs="Times New Roman"/>
+        <w:pStyle w:val="a9"/>
+        <w:numPr>
+          <w:ilvl w:val="0"/>
+          <w:numId w:val="6"/>
+        </w:numPr>
+        <w:spacing w:after="0" w:line="360" w:lineRule="auto"/>
+        <w:rPr>
+          <w:rFonts w:ascii="Times New Roman" w:eastAsia="宋体" w:hAnsi="Times New Roman" w:cs="Times New Roman"/>
+          <w:sz w:val="24"/>
+        </w:rPr>
+      </w:pPr>
+      <w:r>
+        <w:rPr>
+          <w:rFonts w:ascii="Times New Roman" w:eastAsia="宋体" w:hAnsi="Times New Roman" w:cs="Times New Roman"/>
+          <w:sz w:val="24"/>
         </w:rPr>
         <w:t>随机选择第一个聚类中心</w:t>
       </w:r>
     </w:p>
     <w:p>
       <w:pPr>
-        <w:spacing w:after="0" w:line="360" w:lineRule="auto"/>
-        <w:rPr>
-          <w:rFonts w:ascii="Times New Roman" w:eastAsia="宋体" w:hAnsi="Times New Roman" w:cs="Times New Roman"/>
-        </w:rPr>
-      </w:pPr>
-      <w:r>
-        <w:rPr>
-          <w:rFonts w:ascii="Times New Roman" w:eastAsia="宋体" w:hAnsi="Times New Roman" w:cs="Times New Roman"/>
-        </w:rPr>
-        <w:t xml:space="preserve">2. </w:t>
-      </w:r>
-      <w:r>
-        <w:rPr>
-          <w:rFonts w:ascii="Times New Roman" w:eastAsia="宋体" w:hAnsi="Times New Roman" w:cs="Times New Roman"/>
-        </w:rPr>
-        <w:t>对于每个后续中心，以距离的平方为权重随机选择</w:t>
-      </w:r>
-    </w:p>
-    <w:p>
-      <w:pPr>
-        <w:spacing w:after="0" w:line="360" w:lineRule="auto"/>
-        <w:rPr>
-          <w:rFonts w:ascii="Times New Roman" w:eastAsia="宋体" w:hAnsi="Times New Roman" w:cs="Times New Roman"/>
-        </w:rPr>
-      </w:pPr>
-      <w:r>
-        <w:rPr>
-          <w:rFonts w:ascii="Times New Roman" w:eastAsia="宋体" w:hAnsi="Times New Roman" w:cs="Times New Roman"/>
-        </w:rPr>
-        <w:t xml:space="preserve">3. </w:t>
-      </w:r>
-      <w:r>
-        <w:rPr>
-          <w:rFonts w:ascii="Times New Roman" w:eastAsia="宋体" w:hAnsi="Times New Roman" w:cs="Times New Roman"/>
+        <w:pStyle w:val="a9"/>
+        <w:numPr>
+          <w:ilvl w:val="0"/>
+          <w:numId w:val="6"/>
+        </w:numPr>
+        <w:spacing w:after="0" w:line="360" w:lineRule="auto"/>
+        <w:rPr>
+          <w:rFonts w:ascii="Times New Roman" w:eastAsia="宋体" w:hAnsi="Times New Roman" w:cs="Times New Roman"/>
+          <w:sz w:val="24"/>
+        </w:rPr>
+      </w:pPr>
+      <w:r>
+        <w:rPr>
+          <w:rFonts w:ascii="Times New Roman" w:eastAsia="宋体" w:hAnsi="Times New Roman" w:cs="Times New Roman"/>
+          <w:sz w:val="24"/>
+        </w:rPr>
+        <w:t>对于每个后续中心，以距离的</w:t>
+      </w:r>
+      <w:proofErr w:type="gramStart"/>
+      <w:r>
+        <w:rPr>
+          <w:rFonts w:ascii="Times New Roman" w:eastAsia="宋体" w:hAnsi="Times New Roman" w:cs="Times New Roman"/>
+          <w:sz w:val="24"/>
+        </w:rPr>
+        <w:t>平方为</w:t>
+      </w:r>
+      <w:proofErr w:type="gramEnd"/>
+      <w:r>
+        <w:rPr>
+          <w:rFonts w:ascii="Times New Roman" w:eastAsia="宋体" w:hAnsi="Times New Roman" w:cs="Times New Roman"/>
+          <w:sz w:val="24"/>
+        </w:rPr>
+        <w:t>权重随机选择</w:t>
+      </w:r>
+    </w:p>
+    <w:p>
+      <w:pPr>
+        <w:pStyle w:val="a9"/>
+        <w:numPr>
+          <w:ilvl w:val="0"/>
+          <w:numId w:val="6"/>
+        </w:numPr>
+        <w:spacing w:after="0" w:line="360" w:lineRule="auto"/>
+        <w:rPr>
+          <w:rFonts w:ascii="Times New Roman" w:eastAsia="宋体" w:hAnsi="Times New Roman" w:cs="Times New Roman"/>
+          <w:sz w:val="24"/>
+        </w:rPr>
+      </w:pPr>
+      <w:r>
+        <w:rPr>
+          <w:rFonts w:ascii="Times New Roman" w:eastAsia="宋体" w:hAnsi="Times New Roman" w:cs="Times New Roman"/>
+          <w:sz w:val="24"/>
         </w:rPr>
         <w:t>这样使初始中心尽可能分散，减少陷入局部最优的可能性</w:t>
       </w:r>
@@ -929,25 +1062,31 @@
         <w:spacing w:after="0" w:line="360" w:lineRule="auto"/>
         <w:rPr>
           <w:rFonts w:ascii="Times New Roman" w:eastAsia="宋体" w:hAnsi="Times New Roman" w:cs="Times New Roman"/>
-        </w:rPr>
-      </w:pPr>
-    </w:p>
-    <w:p>
-      <w:pPr>
-        <w:spacing w:after="0" w:line="360" w:lineRule="auto"/>
-        <w:rPr>
-          <w:rFonts w:ascii="Times New Roman" w:eastAsia="宋体" w:hAnsi="Times New Roman" w:cs="Times New Roman"/>
-        </w:rPr>
-      </w:pPr>
-      <w:r>
-        <w:rPr>
-          <w:rFonts w:ascii="Times New Roman" w:eastAsia="宋体" w:hAnsi="Times New Roman" w:cs="Times New Roman"/>
-        </w:rPr>
-        <w:t xml:space="preserve">### 3.2 </w:t>
-      </w:r>
-      <w:r>
-        <w:rPr>
-          <w:rFonts w:ascii="Times New Roman" w:eastAsia="宋体" w:hAnsi="Times New Roman" w:cs="Times New Roman"/>
+          <w:sz w:val="30"/>
+          <w:szCs w:val="30"/>
+        </w:rPr>
+      </w:pPr>
+      <w:r>
+        <w:rPr>
+          <w:rFonts w:ascii="Times New Roman" w:eastAsia="宋体" w:hAnsi="Times New Roman" w:cs="Times New Roman"/>
+          <w:sz w:val="30"/>
+          <w:szCs w:val="30"/>
+        </w:rPr>
+        <w:t>3.2</w:t>
+      </w:r>
+      <w:r>
+        <w:rPr>
+          <w:rFonts w:ascii="Times New Roman" w:eastAsia="宋体" w:hAnsi="Times New Roman" w:cs="Times New Roman"/>
+          <w:sz w:val="30"/>
+          <w:szCs w:val="30"/>
+        </w:rPr>
+        <w:tab/>
+      </w:r>
+      <w:r>
+        <w:rPr>
+          <w:rFonts w:ascii="Times New Roman" w:eastAsia="宋体" w:hAnsi="Times New Roman" w:cs="Times New Roman"/>
+          <w:sz w:val="30"/>
+          <w:szCs w:val="30"/>
         </w:rPr>
         <w:t>实现细节</w:t>
       </w:r>
@@ -957,25 +1096,13 @@
         <w:spacing w:after="0" w:line="360" w:lineRule="auto"/>
         <w:rPr>
           <w:rFonts w:ascii="Times New Roman" w:eastAsia="宋体" w:hAnsi="Times New Roman" w:cs="Times New Roman"/>
-        </w:rPr>
-      </w:pPr>
-    </w:p>
-    <w:p>
-      <w:pPr>
-        <w:spacing w:after="0" w:line="360" w:lineRule="auto"/>
-        <w:rPr>
-          <w:rFonts w:ascii="Times New Roman" w:eastAsia="宋体" w:hAnsi="Times New Roman" w:cs="Times New Roman"/>
-        </w:rPr>
-      </w:pPr>
-      <w:r>
-        <w:rPr>
-          <w:rFonts w:ascii="Times New Roman" w:eastAsia="宋体" w:hAnsi="Times New Roman" w:cs="Times New Roman"/>
-        </w:rPr>
-        <w:t xml:space="preserve">#### </w:t>
-      </w:r>
-      <w:r>
-        <w:rPr>
-          <w:rFonts w:ascii="Times New Roman" w:eastAsia="宋体" w:hAnsi="Times New Roman" w:cs="Times New Roman"/>
+          <w:sz w:val="24"/>
+        </w:rPr>
+      </w:pPr>
+      <w:r>
+        <w:rPr>
+          <w:rFonts w:ascii="Times New Roman" w:eastAsia="宋体" w:hAnsi="Times New Roman" w:cs="Times New Roman"/>
+          <w:sz w:val="24"/>
         </w:rPr>
         <w:t>数据结构设计</w:t>
       </w:r>
@@ -985,37 +1112,29 @@
         <w:spacing w:after="0" w:line="360" w:lineRule="auto"/>
         <w:rPr>
           <w:rFonts w:ascii="Times New Roman" w:eastAsia="宋体" w:hAnsi="Times New Roman" w:cs="Times New Roman"/>
-        </w:rPr>
-      </w:pPr>
-      <w:r>
-        <w:rPr>
-          <w:rFonts w:ascii="Times New Roman" w:eastAsia="宋体" w:hAnsi="Times New Roman" w:cs="Times New Roman"/>
-        </w:rPr>
-        <w:t>```</w:t>
-      </w:r>
-    </w:p>
-    <w:p>
-      <w:pPr>
-        <w:spacing w:after="0" w:line="360" w:lineRule="auto"/>
-        <w:rPr>
-          <w:rFonts w:ascii="Times New Roman" w:eastAsia="宋体" w:hAnsi="Times New Roman" w:cs="Times New Roman"/>
-        </w:rPr>
-      </w:pPr>
-      <w:r>
-        <w:rPr>
-          <w:rFonts w:ascii="Times New Roman" w:eastAsia="宋体" w:hAnsi="Times New Roman" w:cs="Times New Roman"/>
-        </w:rPr>
-        <w:t xml:space="preserve">KMeans </w:t>
-      </w:r>
-      <w:r>
-        <w:rPr>
-          <w:rFonts w:ascii="Times New Roman" w:eastAsia="宋体" w:hAnsi="Times New Roman" w:cs="Times New Roman"/>
+          <w:sz w:val="24"/>
+        </w:rPr>
+      </w:pPr>
+      <w:proofErr w:type="spellStart"/>
+      <w:r>
+        <w:rPr>
+          <w:rFonts w:ascii="Times New Roman" w:eastAsia="宋体" w:hAnsi="Times New Roman" w:cs="Times New Roman"/>
+          <w:sz w:val="24"/>
+        </w:rPr>
+        <w:t>KMeans</w:t>
+      </w:r>
+      <w:proofErr w:type="spellEnd"/>
+      <w:r>
+        <w:rPr>
+          <w:rFonts w:ascii="Times New Roman" w:eastAsia="宋体" w:hAnsi="Times New Roman" w:cs="Times New Roman"/>
+          <w:sz w:val="24"/>
         </w:rPr>
         <w:t>类主要属性</w:t>
       </w:r>
       <w:r>
         <w:rPr>
           <w:rFonts w:ascii="Times New Roman" w:eastAsia="宋体" w:hAnsi="Times New Roman" w:cs="Times New Roman"/>
+          <w:sz w:val="24"/>
         </w:rPr>
         <w:t>:</w:t>
       </w:r>
@@ -1025,17 +1144,29 @@
         <w:spacing w:after="0" w:line="360" w:lineRule="auto"/>
         <w:rPr>
           <w:rFonts w:ascii="Times New Roman" w:eastAsia="宋体" w:hAnsi="Times New Roman" w:cs="Times New Roman"/>
-        </w:rPr>
-      </w:pPr>
-      <w:r>
-        <w:rPr>
-          <w:rFonts w:ascii="Times New Roman" w:eastAsia="宋体" w:hAnsi="Times New Roman" w:cs="Times New Roman"/>
-        </w:rPr>
-        <w:t xml:space="preserve">- n_clusters: </w:t>
-      </w:r>
-      <w:r>
-        <w:rPr>
-          <w:rFonts w:ascii="Times New Roman" w:eastAsia="宋体" w:hAnsi="Times New Roman" w:cs="Times New Roman"/>
+          <w:sz w:val="24"/>
+        </w:rPr>
+      </w:pPr>
+      <w:proofErr w:type="spellStart"/>
+      <w:r>
+        <w:rPr>
+          <w:rFonts w:ascii="Times New Roman" w:eastAsia="宋体" w:hAnsi="Times New Roman" w:cs="Times New Roman"/>
+          <w:sz w:val="24"/>
+        </w:rPr>
+        <w:t>n_clusters</w:t>
+      </w:r>
+      <w:proofErr w:type="spellEnd"/>
+      <w:r>
+        <w:rPr>
+          <w:rFonts w:ascii="Times New Roman" w:eastAsia="宋体" w:hAnsi="Times New Roman" w:cs="Times New Roman" w:hint="eastAsia"/>
+          <w:sz w:val="24"/>
+        </w:rPr>
+        <w:t>：</w:t>
+      </w:r>
+      <w:r>
+        <w:rPr>
+          <w:rFonts w:ascii="Times New Roman" w:eastAsia="宋体" w:hAnsi="Times New Roman" w:cs="Times New Roman"/>
+          <w:sz w:val="24"/>
         </w:rPr>
         <w:t>簇的数量</w:t>
       </w:r>
@@ -1045,17 +1176,29 @@
         <w:spacing w:after="0" w:line="360" w:lineRule="auto"/>
         <w:rPr>
           <w:rFonts w:ascii="Times New Roman" w:eastAsia="宋体" w:hAnsi="Times New Roman" w:cs="Times New Roman"/>
-        </w:rPr>
-      </w:pPr>
-      <w:r>
-        <w:rPr>
-          <w:rFonts w:ascii="Times New Roman" w:eastAsia="宋体" w:hAnsi="Times New Roman" w:cs="Times New Roman"/>
-        </w:rPr>
-        <w:t xml:space="preserve">- cluster_centers_: </w:t>
-      </w:r>
-      <w:r>
-        <w:rPr>
-          <w:rFonts w:ascii="Times New Roman" w:eastAsia="宋体" w:hAnsi="Times New Roman" w:cs="Times New Roman"/>
+          <w:sz w:val="24"/>
+        </w:rPr>
+      </w:pPr>
+      <w:proofErr w:type="spellStart"/>
+      <w:r>
+        <w:rPr>
+          <w:rFonts w:ascii="Times New Roman" w:eastAsia="宋体" w:hAnsi="Times New Roman" w:cs="Times New Roman"/>
+          <w:sz w:val="24"/>
+        </w:rPr>
+        <w:t>cluster_centers</w:t>
+      </w:r>
+      <w:proofErr w:type="spellEnd"/>
+      <w:r>
+        <w:rPr>
+          <w:rFonts w:ascii="Times New Roman" w:eastAsia="宋体" w:hAnsi="Times New Roman" w:cs="Times New Roman" w:hint="eastAsia"/>
+          <w:sz w:val="24"/>
+        </w:rPr>
+        <w:t>：</w:t>
+      </w:r>
+      <w:r>
+        <w:rPr>
+          <w:rFonts w:ascii="Times New Roman" w:eastAsia="宋体" w:hAnsi="Times New Roman" w:cs="Times New Roman"/>
+          <w:sz w:val="24"/>
         </w:rPr>
         <w:t>聚类中心坐标</w:t>
       </w:r>
@@ -1065,17 +1208,27 @@
         <w:spacing w:after="0" w:line="360" w:lineRule="auto"/>
         <w:rPr>
           <w:rFonts w:ascii="Times New Roman" w:eastAsia="宋体" w:hAnsi="Times New Roman" w:cs="Times New Roman"/>
-        </w:rPr>
-      </w:pPr>
-      <w:r>
-        <w:rPr>
-          <w:rFonts w:ascii="Times New Roman" w:eastAsia="宋体" w:hAnsi="Times New Roman" w:cs="Times New Roman"/>
-        </w:rPr>
-        <w:t xml:space="preserve">- labels_: </w:t>
-      </w:r>
-      <w:r>
-        <w:rPr>
-          <w:rFonts w:ascii="Times New Roman" w:eastAsia="宋体" w:hAnsi="Times New Roman" w:cs="Times New Roman"/>
+          <w:sz w:val="24"/>
+        </w:rPr>
+      </w:pPr>
+      <w:r>
+        <w:rPr>
+          <w:rFonts w:ascii="Times New Roman" w:eastAsia="宋体" w:hAnsi="Times New Roman" w:cs="Times New Roman"/>
+          <w:sz w:val="24"/>
+        </w:rPr>
+        <w:t>labels_</w:t>
+      </w:r>
+      <w:r>
+        <w:rPr>
+          <w:rFonts w:ascii="Times New Roman" w:eastAsia="宋体" w:hAnsi="Times New Roman" w:cs="Times New Roman" w:hint="eastAsia"/>
+          <w:sz w:val="24"/>
+        </w:rPr>
+        <w:t>：</w:t>
+      </w:r>
+      <w:r>
+        <w:rPr>
+          <w:rFonts w:ascii="Times New Roman" w:eastAsia="宋体" w:hAnsi="Times New Roman" w:cs="Times New Roman"/>
+          <w:sz w:val="24"/>
         </w:rPr>
         <w:t>每个样本的簇标签</w:t>
       </w:r>
@@ -1085,64 +1238,71 @@
         <w:spacing w:after="0" w:line="360" w:lineRule="auto"/>
         <w:rPr>
           <w:rFonts w:ascii="Times New Roman" w:eastAsia="宋体" w:hAnsi="Times New Roman" w:cs="Times New Roman"/>
-        </w:rPr>
-      </w:pPr>
-      <w:r>
-        <w:rPr>
-          <w:rFonts w:ascii="Times New Roman" w:eastAsia="宋体" w:hAnsi="Times New Roman" w:cs="Times New Roman"/>
-        </w:rPr>
-        <w:t xml:space="preserve">- inertia_: </w:t>
-      </w:r>
-      <w:r>
-        <w:rPr>
-          <w:rFonts w:ascii="Times New Roman" w:eastAsia="宋体" w:hAnsi="Times New Roman" w:cs="Times New Roman"/>
+          <w:sz w:val="24"/>
+        </w:rPr>
+      </w:pPr>
+      <w:r>
+        <w:rPr>
+          <w:rFonts w:ascii="Times New Roman" w:eastAsia="宋体" w:hAnsi="Times New Roman" w:cs="Times New Roman"/>
+          <w:sz w:val="24"/>
+        </w:rPr>
+        <w:t>inertia_</w:t>
+      </w:r>
+      <w:r>
+        <w:rPr>
+          <w:rFonts w:ascii="Times New Roman" w:eastAsia="宋体" w:hAnsi="Times New Roman" w:cs="Times New Roman" w:hint="eastAsia"/>
+          <w:sz w:val="24"/>
+        </w:rPr>
+        <w:t>：</w:t>
+      </w:r>
+      <w:proofErr w:type="gramStart"/>
+      <w:r>
+        <w:rPr>
+          <w:rFonts w:ascii="Times New Roman" w:eastAsia="宋体" w:hAnsi="Times New Roman" w:cs="Times New Roman"/>
+          <w:sz w:val="24"/>
         </w:rPr>
         <w:t>簇内平方和</w:t>
       </w:r>
-    </w:p>
-    <w:p>
-      <w:pPr>
-        <w:spacing w:after="0" w:line="360" w:lineRule="auto"/>
-        <w:rPr>
-          <w:rFonts w:ascii="Times New Roman" w:eastAsia="宋体" w:hAnsi="Times New Roman" w:cs="Times New Roman"/>
-        </w:rPr>
-      </w:pPr>
-      <w:r>
-        <w:rPr>
-          <w:rFonts w:ascii="Times New Roman" w:eastAsia="宋体" w:hAnsi="Times New Roman" w:cs="Times New Roman"/>
-        </w:rPr>
-        <w:t xml:space="preserve">- n_iter_: </w:t>
-      </w:r>
-      <w:r>
-        <w:rPr>
-          <w:rFonts w:ascii="Times New Roman" w:eastAsia="宋体" w:hAnsi="Times New Roman" w:cs="Times New Roman"/>
+      <w:proofErr w:type="gramEnd"/>
+    </w:p>
+    <w:p>
+      <w:pPr>
+        <w:spacing w:after="0" w:line="360" w:lineRule="auto"/>
+        <w:rPr>
+          <w:rFonts w:ascii="Times New Roman" w:eastAsia="宋体" w:hAnsi="Times New Roman" w:cs="Times New Roman" w:hint="eastAsia"/>
+          <w:sz w:val="24"/>
+        </w:rPr>
+      </w:pPr>
+      <w:proofErr w:type="spellStart"/>
+      <w:r>
+        <w:rPr>
+          <w:rFonts w:ascii="Times New Roman" w:eastAsia="宋体" w:hAnsi="Times New Roman" w:cs="Times New Roman"/>
+          <w:sz w:val="24"/>
+        </w:rPr>
+        <w:t>n_iter</w:t>
+      </w:r>
+      <w:proofErr w:type="spellEnd"/>
+      <w:r>
+        <w:rPr>
+          <w:rFonts w:ascii="Times New Roman" w:eastAsia="宋体" w:hAnsi="Times New Roman" w:cs="Times New Roman"/>
+          <w:sz w:val="24"/>
+        </w:rPr>
+        <w:t>_</w:t>
+      </w:r>
+      <w:r>
+        <w:rPr>
+          <w:rFonts w:ascii="Times New Roman" w:eastAsia="宋体" w:hAnsi="Times New Roman" w:cs="Times New Roman" w:hint="eastAsia"/>
+          <w:sz w:val="24"/>
+        </w:rPr>
+        <w:t>：</w:t>
+      </w:r>
+      <w:r>
+        <w:rPr>
+          <w:rFonts w:ascii="Times New Roman" w:eastAsia="宋体" w:hAnsi="Times New Roman" w:cs="Times New Roman"/>
+          <w:sz w:val="24"/>
         </w:rPr>
         <w:t>收敛所需的迭代次数</w:t>
       </w:r>
-    </w:p>
-    <w:p>
-      <w:pPr>
-        <w:spacing w:after="0" w:line="360" w:lineRule="auto"/>
-        <w:rPr>
-          <w:rFonts w:ascii="Times New Roman" w:eastAsia="宋体" w:hAnsi="Times New Roman" w:cs="Times New Roman"/>
-        </w:rPr>
-      </w:pPr>
-    </w:p>
-    <w:p>
-      <w:pPr>
-        <w:spacing w:after="0" w:line="360" w:lineRule="auto"/>
-        <w:rPr>
-          <w:rFonts w:ascii="Times New Roman" w:eastAsia="宋体" w:hAnsi="Times New Roman" w:cs="Times New Roman"/>
-        </w:rPr>
-      </w:pPr>
-    </w:p>
-    <w:p>
-      <w:pPr>
-        <w:spacing w:after="0" w:line="360" w:lineRule="auto"/>
-        <w:rPr>
-          <w:rFonts w:ascii="Times New Roman" w:eastAsia="宋体" w:hAnsi="Times New Roman" w:cs="Times New Roman" w:hint="eastAsia"/>
-        </w:rPr>
-      </w:pPr>
     </w:p>
     <w:p>
       <w:pPr>
@@ -1152,41 +1312,78 @@
           <w:numId w:val="1"/>
         </w:numPr>
         <w:spacing w:after="0" w:line="360" w:lineRule="auto"/>
-        <w:rPr>
-          <w:rFonts w:ascii="Times New Roman" w:eastAsia="宋体" w:hAnsi="Times New Roman" w:cs="Times New Roman"/>
-        </w:rPr>
-      </w:pPr>
-      <w:r>
-        <w:rPr>
-          <w:rFonts w:ascii="Times New Roman" w:eastAsia="宋体" w:hAnsi="Times New Roman" w:cs="Times New Roman"/>
-        </w:rPr>
-        <w:t>测试样例数据说明</w:t>
-      </w:r>
-    </w:p>
-    <w:p>
-      <w:pPr>
-        <w:spacing w:after="0" w:line="360" w:lineRule="auto"/>
-        <w:rPr>
-          <w:rFonts w:ascii="Times New Roman" w:eastAsia="宋体" w:hAnsi="Times New Roman" w:cs="Times New Roman"/>
-        </w:rPr>
-      </w:pPr>
-    </w:p>
-    <w:p>
-      <w:pPr>
-        <w:spacing w:after="0" w:line="360" w:lineRule="auto"/>
-        <w:rPr>
-          <w:rFonts w:ascii="Times New Roman" w:eastAsia="宋体" w:hAnsi="Times New Roman" w:cs="Times New Roman"/>
-        </w:rPr>
-      </w:pPr>
-      <w:r>
-        <w:rPr>
-          <w:rFonts w:ascii="Times New Roman" w:eastAsia="宋体" w:hAnsi="Times New Roman" w:cs="Times New Roman"/>
-        </w:rPr>
-        <w:t xml:space="preserve">### 4.1 Iris </w:t>
-      </w:r>
-      <w:r>
-        <w:rPr>
-          <w:rFonts w:ascii="Times New Roman" w:eastAsia="宋体" w:hAnsi="Times New Roman" w:cs="Times New Roman"/>
+        <w:jc w:val="center"/>
+        <w:rPr>
+          <w:rFonts w:ascii="Times New Roman" w:eastAsia="宋体" w:hAnsi="Times New Roman" w:cs="Times New Roman"/>
+          <w:sz w:val="36"/>
+          <w:szCs w:val="36"/>
+        </w:rPr>
+      </w:pPr>
+      <w:r>
+        <w:rPr>
+          <w:rFonts w:ascii="Times New Roman" w:eastAsia="宋体" w:hAnsi="Times New Roman" w:cs="Times New Roman"/>
+          <w:sz w:val="36"/>
+          <w:szCs w:val="36"/>
+        </w:rPr>
+        <w:t>测试样</w:t>
+      </w:r>
+      <w:proofErr w:type="gramStart"/>
+      <w:r>
+        <w:rPr>
+          <w:rFonts w:ascii="Times New Roman" w:eastAsia="宋体" w:hAnsi="Times New Roman" w:cs="Times New Roman"/>
+          <w:sz w:val="36"/>
+          <w:szCs w:val="36"/>
+        </w:rPr>
+        <w:t>例数据</w:t>
+      </w:r>
+      <w:proofErr w:type="gramEnd"/>
+      <w:r>
+        <w:rPr>
+          <w:rFonts w:ascii="Times New Roman" w:eastAsia="宋体" w:hAnsi="Times New Roman" w:cs="Times New Roman"/>
+          <w:sz w:val="36"/>
+          <w:szCs w:val="36"/>
+        </w:rPr>
+        <w:t>说明</w:t>
+      </w:r>
+    </w:p>
+    <w:p>
+      <w:pPr>
+        <w:spacing w:after="0" w:line="360" w:lineRule="auto"/>
+        <w:rPr>
+          <w:rFonts w:ascii="Times New Roman" w:eastAsia="宋体" w:hAnsi="Times New Roman" w:cs="Times New Roman"/>
+          <w:sz w:val="30"/>
+          <w:szCs w:val="30"/>
+        </w:rPr>
+      </w:pPr>
+      <w:r>
+        <w:rPr>
+          <w:rFonts w:ascii="Times New Roman" w:eastAsia="宋体" w:hAnsi="Times New Roman" w:cs="Times New Roman"/>
+          <w:sz w:val="30"/>
+          <w:szCs w:val="30"/>
+        </w:rPr>
+        <w:t>4.1</w:t>
+      </w:r>
+      <w:r>
+        <w:rPr>
+          <w:rFonts w:ascii="Times New Roman" w:eastAsia="宋体" w:hAnsi="Times New Roman" w:cs="Times New Roman"/>
+          <w:sz w:val="30"/>
+          <w:szCs w:val="30"/>
+        </w:rPr>
+        <w:tab/>
+      </w:r>
+      <w:r>
+        <w:rPr>
+          <w:rFonts w:ascii="Times New Roman" w:eastAsia="宋体" w:hAnsi="Times New Roman" w:cs="Times New Roman"/>
+          <w:sz w:val="30"/>
+          <w:szCs w:val="30"/>
+        </w:rPr>
+        <w:t>Iris</w:t>
+      </w:r>
+      <w:r>
+        <w:rPr>
+          <w:rFonts w:ascii="Times New Roman" w:eastAsia="宋体" w:hAnsi="Times New Roman" w:cs="Times New Roman"/>
+          <w:sz w:val="30"/>
+          <w:szCs w:val="30"/>
         </w:rPr>
         <w:t>数据集</w:t>
       </w:r>
@@ -1196,80 +1393,85 @@
         <w:spacing w:after="0" w:line="360" w:lineRule="auto"/>
         <w:rPr>
           <w:rFonts w:ascii="Times New Roman" w:eastAsia="宋体" w:hAnsi="Times New Roman" w:cs="Times New Roman"/>
-        </w:rPr>
-      </w:pPr>
-      <w:r>
-        <w:rPr>
-          <w:rFonts w:ascii="Times New Roman" w:eastAsia="宋体" w:hAnsi="Times New Roman" w:cs="Times New Roman"/>
-        </w:rPr>
-        <w:t>- **</w:t>
-      </w:r>
-      <w:r>
-        <w:rPr>
-          <w:rFonts w:ascii="Times New Roman" w:eastAsia="宋体" w:hAnsi="Times New Roman" w:cs="Times New Roman"/>
+          <w:sz w:val="24"/>
+        </w:rPr>
+      </w:pPr>
+      <w:r>
+        <w:rPr>
+          <w:rFonts w:ascii="Times New Roman" w:eastAsia="宋体" w:hAnsi="Times New Roman" w:cs="Times New Roman"/>
+          <w:sz w:val="24"/>
         </w:rPr>
         <w:t>样本数量</w:t>
       </w:r>
       <w:r>
         <w:rPr>
-          <w:rFonts w:ascii="Times New Roman" w:eastAsia="宋体" w:hAnsi="Times New Roman" w:cs="Times New Roman"/>
-        </w:rPr>
-        <w:t>**: 150</w:t>
-      </w:r>
-    </w:p>
-    <w:p>
-      <w:pPr>
-        <w:spacing w:after="0" w:line="360" w:lineRule="auto"/>
-        <w:rPr>
-          <w:rFonts w:ascii="Times New Roman" w:eastAsia="宋体" w:hAnsi="Times New Roman" w:cs="Times New Roman"/>
-        </w:rPr>
-      </w:pPr>
-      <w:r>
-        <w:rPr>
-          <w:rFonts w:ascii="Times New Roman" w:eastAsia="宋体" w:hAnsi="Times New Roman" w:cs="Times New Roman"/>
-        </w:rPr>
-        <w:lastRenderedPageBreak/>
-        <w:t>- **</w:t>
-      </w:r>
-      <w:r>
-        <w:rPr>
-          <w:rFonts w:ascii="Times New Roman" w:eastAsia="宋体" w:hAnsi="Times New Roman" w:cs="Times New Roman"/>
+          <w:rFonts w:ascii="Times New Roman" w:eastAsia="宋体" w:hAnsi="Times New Roman" w:cs="Times New Roman" w:hint="eastAsia"/>
+          <w:sz w:val="24"/>
+        </w:rPr>
+        <w:t>：</w:t>
+      </w:r>
+      <w:r>
+        <w:rPr>
+          <w:rFonts w:ascii="Times New Roman" w:eastAsia="宋体" w:hAnsi="Times New Roman" w:cs="Times New Roman"/>
+          <w:sz w:val="24"/>
+        </w:rPr>
+        <w:t>150</w:t>
+      </w:r>
+    </w:p>
+    <w:p>
+      <w:pPr>
+        <w:spacing w:after="0" w:line="360" w:lineRule="auto"/>
+        <w:rPr>
+          <w:rFonts w:ascii="Times New Roman" w:eastAsia="宋体" w:hAnsi="Times New Roman" w:cs="Times New Roman"/>
+          <w:sz w:val="24"/>
+        </w:rPr>
+      </w:pPr>
+      <w:r>
+        <w:rPr>
+          <w:rFonts w:ascii="Times New Roman" w:eastAsia="宋体" w:hAnsi="Times New Roman" w:cs="Times New Roman"/>
+          <w:sz w:val="24"/>
         </w:rPr>
         <w:t>特征</w:t>
       </w:r>
       <w:r>
         <w:rPr>
-          <w:rFonts w:ascii="Times New Roman" w:eastAsia="宋体" w:hAnsi="Times New Roman" w:cs="Times New Roman"/>
-        </w:rPr>
-        <w:t xml:space="preserve">**: </w:t>
-      </w:r>
-      <w:r>
-        <w:rPr>
-          <w:rFonts w:ascii="Times New Roman" w:eastAsia="宋体" w:hAnsi="Times New Roman" w:cs="Times New Roman"/>
+          <w:rFonts w:ascii="Times New Roman" w:eastAsia="宋体" w:hAnsi="Times New Roman" w:cs="Times New Roman" w:hint="eastAsia"/>
+          <w:sz w:val="24"/>
+        </w:rPr>
+        <w:t>：</w:t>
+      </w:r>
+      <w:r>
+        <w:rPr>
+          <w:rFonts w:ascii="Times New Roman" w:eastAsia="宋体" w:hAnsi="Times New Roman" w:cs="Times New Roman"/>
+          <w:sz w:val="24"/>
         </w:rPr>
         <w:t>选取了</w:t>
       </w:r>
       <w:r>
         <w:rPr>
           <w:rFonts w:ascii="Times New Roman" w:eastAsia="宋体" w:hAnsi="Times New Roman" w:cs="Times New Roman"/>
-        </w:rPr>
-        <w:t xml:space="preserve"> sepal width </w:t>
-      </w:r>
-      <w:r>
-        <w:rPr>
-          <w:rFonts w:ascii="Times New Roman" w:eastAsia="宋体" w:hAnsi="Times New Roman" w:cs="Times New Roman"/>
+          <w:sz w:val="24"/>
+        </w:rPr>
+        <w:t>sepal width</w:t>
+      </w:r>
+      <w:r>
+        <w:rPr>
+          <w:rFonts w:ascii="Times New Roman" w:eastAsia="宋体" w:hAnsi="Times New Roman" w:cs="Times New Roman"/>
+          <w:sz w:val="24"/>
         </w:rPr>
         <w:t>和</w:t>
       </w:r>
       <w:r>
         <w:rPr>
           <w:rFonts w:ascii="Times New Roman" w:eastAsia="宋体" w:hAnsi="Times New Roman" w:cs="Times New Roman"/>
-        </w:rPr>
-        <w:t xml:space="preserve"> petal width </w:t>
-      </w:r>
-      <w:r>
-        <w:rPr>
-          <w:rFonts w:ascii="Times New Roman" w:eastAsia="宋体" w:hAnsi="Times New Roman" w:cs="Times New Roman"/>
+          <w:sz w:val="24"/>
+        </w:rPr>
+        <w:t>petal width</w:t>
+      </w:r>
+      <w:r>
+        <w:rPr>
+          <w:rFonts w:ascii="Times New Roman" w:eastAsia="宋体" w:hAnsi="Times New Roman" w:cs="Times New Roman"/>
+          <w:sz w:val="24"/>
         </w:rPr>
         <w:t>两个特征</w:t>
       </w:r>
@@ -1279,41 +1481,57 @@
         <w:spacing w:after="0" w:line="360" w:lineRule="auto"/>
         <w:rPr>
           <w:rFonts w:ascii="Times New Roman" w:eastAsia="宋体" w:hAnsi="Times New Roman" w:cs="Times New Roman"/>
-        </w:rPr>
-      </w:pPr>
-      <w:r>
-        <w:rPr>
-          <w:rFonts w:ascii="Times New Roman" w:eastAsia="宋体" w:hAnsi="Times New Roman" w:cs="Times New Roman"/>
-        </w:rPr>
-        <w:t>- **</w:t>
-      </w:r>
-      <w:r>
-        <w:rPr>
-          <w:rFonts w:ascii="Times New Roman" w:eastAsia="宋体" w:hAnsi="Times New Roman" w:cs="Times New Roman"/>
+          <w:sz w:val="24"/>
+        </w:rPr>
+      </w:pPr>
+      <w:r>
+        <w:rPr>
+          <w:rFonts w:ascii="Times New Roman" w:eastAsia="宋体" w:hAnsi="Times New Roman" w:cs="Times New Roman"/>
+          <w:sz w:val="24"/>
         </w:rPr>
         <w:t>真实类别</w:t>
       </w:r>
       <w:r>
         <w:rPr>
-          <w:rFonts w:ascii="Times New Roman" w:eastAsia="宋体" w:hAnsi="Times New Roman" w:cs="Times New Roman"/>
-        </w:rPr>
-        <w:t xml:space="preserve">**: 3 </w:t>
-      </w:r>
-      <w:r>
-        <w:rPr>
-          <w:rFonts w:ascii="Times New Roman" w:eastAsia="宋体" w:hAnsi="Times New Roman" w:cs="Times New Roman"/>
+          <w:rFonts w:ascii="Times New Roman" w:eastAsia="宋体" w:hAnsi="Times New Roman" w:cs="Times New Roman" w:hint="eastAsia"/>
+          <w:sz w:val="24"/>
+        </w:rPr>
+        <w:t>：</w:t>
+      </w:r>
+      <w:r>
+        <w:rPr>
+          <w:rFonts w:ascii="Times New Roman" w:eastAsia="宋体" w:hAnsi="Times New Roman" w:cs="Times New Roman"/>
+          <w:sz w:val="24"/>
+        </w:rPr>
+        <w:t>3</w:t>
+      </w:r>
+      <w:r>
+        <w:rPr>
+          <w:rFonts w:ascii="Times New Roman" w:eastAsia="宋体" w:hAnsi="Times New Roman" w:cs="Times New Roman"/>
+          <w:sz w:val="24"/>
         </w:rPr>
         <w:t>类（</w:t>
       </w:r>
-      <w:r>
-        <w:rPr>
-          <w:rFonts w:ascii="Times New Roman" w:eastAsia="宋体" w:hAnsi="Times New Roman" w:cs="Times New Roman"/>
-        </w:rPr>
-        <w:t>Setosa, Versicolor, Virginica</w:t>
-      </w:r>
-      <w:r>
-        <w:rPr>
-          <w:rFonts w:ascii="Times New Roman" w:eastAsia="宋体" w:hAnsi="Times New Roman" w:cs="Times New Roman"/>
+      <w:proofErr w:type="spellStart"/>
+      <w:r>
+        <w:rPr>
+          <w:rFonts w:ascii="Times New Roman" w:eastAsia="宋体" w:hAnsi="Times New Roman" w:cs="Times New Roman"/>
+          <w:sz w:val="24"/>
+        </w:rPr>
+        <w:t>Setosa</w:t>
+      </w:r>
+      <w:proofErr w:type="spellEnd"/>
+      <w:r>
+        <w:rPr>
+          <w:rFonts w:ascii="Times New Roman" w:eastAsia="宋体" w:hAnsi="Times New Roman" w:cs="Times New Roman"/>
+          <w:sz w:val="24"/>
+        </w:rPr>
+        <w:t>, Versicolor, Virginica</w:t>
+      </w:r>
+      <w:r>
+        <w:rPr>
+          <w:rFonts w:ascii="Times New Roman" w:eastAsia="宋体" w:hAnsi="Times New Roman" w:cs="Times New Roman"/>
+          <w:sz w:val="24"/>
         </w:rPr>
         <w:t>）</w:t>
       </w:r>
@@ -1323,29 +1541,27 @@
         <w:spacing w:after="0" w:line="360" w:lineRule="auto"/>
         <w:rPr>
           <w:rFonts w:ascii="Times New Roman" w:eastAsia="宋体" w:hAnsi="Times New Roman" w:cs="Times New Roman"/>
-        </w:rPr>
-      </w:pPr>
-      <w:r>
-        <w:rPr>
-          <w:rFonts w:ascii="Times New Roman" w:eastAsia="宋体" w:hAnsi="Times New Roman" w:cs="Times New Roman"/>
-        </w:rPr>
-        <w:t>- **</w:t>
-      </w:r>
-      <w:r>
-        <w:rPr>
-          <w:rFonts w:ascii="Times New Roman" w:eastAsia="宋体" w:hAnsi="Times New Roman" w:cs="Times New Roman"/>
+          <w:sz w:val="24"/>
+        </w:rPr>
+      </w:pPr>
+      <w:r>
+        <w:rPr>
+          <w:rFonts w:ascii="Times New Roman" w:eastAsia="宋体" w:hAnsi="Times New Roman" w:cs="Times New Roman"/>
+          <w:sz w:val="24"/>
         </w:rPr>
         <w:t>数据特点</w:t>
       </w:r>
       <w:r>
         <w:rPr>
-          <w:rFonts w:ascii="Times New Roman" w:eastAsia="宋体" w:hAnsi="Times New Roman" w:cs="Times New Roman"/>
-        </w:rPr>
-        <w:t xml:space="preserve">**: </w:t>
-      </w:r>
-      <w:r>
-        <w:rPr>
-          <w:rFonts w:ascii="Times New Roman" w:eastAsia="宋体" w:hAnsi="Times New Roman" w:cs="Times New Roman"/>
+          <w:rFonts w:ascii="Times New Roman" w:eastAsia="宋体" w:hAnsi="Times New Roman" w:cs="Times New Roman" w:hint="eastAsia"/>
+          <w:sz w:val="24"/>
+        </w:rPr>
+        <w:t>：</w:t>
+      </w:r>
+      <w:r>
+        <w:rPr>
+          <w:rFonts w:ascii="Times New Roman" w:eastAsia="宋体" w:hAnsi="Times New Roman" w:cs="Times New Roman"/>
+          <w:sz w:val="24"/>
         </w:rPr>
         <w:t>经典的聚类测试数据集，类别边界较为清晰</w:t>
       </w:r>
@@ -1355,25 +1571,41 @@
         <w:spacing w:after="0" w:line="360" w:lineRule="auto"/>
         <w:rPr>
           <w:rFonts w:ascii="Times New Roman" w:eastAsia="宋体" w:hAnsi="Times New Roman" w:cs="Times New Roman"/>
-        </w:rPr>
-      </w:pPr>
-    </w:p>
-    <w:p>
-      <w:pPr>
-        <w:spacing w:after="0" w:line="360" w:lineRule="auto"/>
-        <w:rPr>
-          <w:rFonts w:ascii="Times New Roman" w:eastAsia="宋体" w:hAnsi="Times New Roman" w:cs="Times New Roman"/>
-        </w:rPr>
-      </w:pPr>
-      <w:r>
-        <w:rPr>
-          <w:rFonts w:ascii="Times New Roman" w:eastAsia="宋体" w:hAnsi="Times New Roman" w:cs="Times New Roman"/>
-        </w:rPr>
-        <w:t xml:space="preserve">### 4.2 make_blobs </w:t>
-      </w:r>
-      <w:r>
-        <w:rPr>
-          <w:rFonts w:ascii="Times New Roman" w:eastAsia="宋体" w:hAnsi="Times New Roman" w:cs="Times New Roman"/>
+          <w:sz w:val="30"/>
+          <w:szCs w:val="30"/>
+        </w:rPr>
+      </w:pPr>
+      <w:r>
+        <w:rPr>
+          <w:rFonts w:ascii="Times New Roman" w:eastAsia="宋体" w:hAnsi="Times New Roman" w:cs="Times New Roman"/>
+          <w:sz w:val="30"/>
+          <w:szCs w:val="30"/>
+        </w:rPr>
+        <w:t>4.2</w:t>
+      </w:r>
+      <w:r>
+        <w:rPr>
+          <w:rFonts w:ascii="Times New Roman" w:eastAsia="宋体" w:hAnsi="Times New Roman" w:cs="Times New Roman"/>
+          <w:sz w:val="30"/>
+          <w:szCs w:val="30"/>
+        </w:rPr>
+        <w:tab/>
+      </w:r>
+      <w:proofErr w:type="spellStart"/>
+      <w:r>
+        <w:rPr>
+          <w:rFonts w:ascii="Times New Roman" w:eastAsia="宋体" w:hAnsi="Times New Roman" w:cs="Times New Roman"/>
+          <w:sz w:val="30"/>
+          <w:szCs w:val="30"/>
+        </w:rPr>
+        <w:t>make_blobs</w:t>
+      </w:r>
+      <w:proofErr w:type="spellEnd"/>
+      <w:r>
+        <w:rPr>
+          <w:rFonts w:ascii="Times New Roman" w:eastAsia="宋体" w:hAnsi="Times New Roman" w:cs="Times New Roman"/>
+          <w:sz w:val="30"/>
+          <w:szCs w:val="30"/>
         </w:rPr>
         <w:t>生成数据集</w:t>
       </w:r>
@@ -1383,43 +1615,34 @@
         <w:spacing w:after="0" w:line="360" w:lineRule="auto"/>
         <w:rPr>
           <w:rFonts w:ascii="Times New Roman" w:eastAsia="宋体" w:hAnsi="Times New Roman" w:cs="Times New Roman"/>
-        </w:rPr>
-      </w:pPr>
-    </w:p>
-    <w:p>
-      <w:pPr>
-        <w:spacing w:after="0" w:line="360" w:lineRule="auto"/>
-        <w:rPr>
-          <w:rFonts w:ascii="Times New Roman" w:eastAsia="宋体" w:hAnsi="Times New Roman" w:cs="Times New Roman"/>
-        </w:rPr>
-      </w:pPr>
-      <w:r>
-        <w:rPr>
-          <w:rFonts w:ascii="Times New Roman" w:eastAsia="宋体" w:hAnsi="Times New Roman" w:cs="Times New Roman"/>
-        </w:rPr>
-        <w:t xml:space="preserve">#### </w:t>
-      </w:r>
-      <w:r>
-        <w:rPr>
-          <w:rFonts w:ascii="Times New Roman" w:eastAsia="宋体" w:hAnsi="Times New Roman" w:cs="Times New Roman"/>
+          <w:sz w:val="24"/>
+        </w:rPr>
+      </w:pPr>
+      <w:r>
+        <w:rPr>
+          <w:rFonts w:ascii="Times New Roman" w:eastAsia="宋体" w:hAnsi="Times New Roman" w:cs="Times New Roman"/>
+          <w:sz w:val="24"/>
         </w:rPr>
         <w:t>测试集</w:t>
       </w:r>
       <w:r>
         <w:rPr>
           <w:rFonts w:ascii="Times New Roman" w:eastAsia="宋体" w:hAnsi="Times New Roman" w:cs="Times New Roman"/>
-        </w:rPr>
-        <w:t xml:space="preserve"> 1 (6.1 K-means++ </w:t>
-      </w:r>
-      <w:r>
-        <w:rPr>
-          <w:rFonts w:ascii="Times New Roman" w:eastAsia="宋体" w:hAnsi="Times New Roman" w:cs="Times New Roman"/>
+          <w:sz w:val="24"/>
+        </w:rPr>
+        <w:t>1(6.1 K-means++</w:t>
+      </w:r>
+      <w:r>
+        <w:rPr>
+          <w:rFonts w:ascii="Times New Roman" w:eastAsia="宋体" w:hAnsi="Times New Roman" w:cs="Times New Roman"/>
+          <w:sz w:val="24"/>
         </w:rPr>
         <w:t>测试</w:t>
       </w:r>
       <w:r>
         <w:rPr>
           <w:rFonts w:ascii="Times New Roman" w:eastAsia="宋体" w:hAnsi="Times New Roman" w:cs="Times New Roman"/>
+          <w:sz w:val="24"/>
         </w:rPr>
         <w:t>)</w:t>
       </w:r>
@@ -1429,151 +1652,179 @@
         <w:spacing w:after="0" w:line="360" w:lineRule="auto"/>
         <w:rPr>
           <w:rFonts w:ascii="Times New Roman" w:eastAsia="宋体" w:hAnsi="Times New Roman" w:cs="Times New Roman"/>
-        </w:rPr>
-      </w:pPr>
-      <w:r>
-        <w:rPr>
-          <w:rFonts w:ascii="Times New Roman" w:eastAsia="宋体" w:hAnsi="Times New Roman" w:cs="Times New Roman"/>
-        </w:rPr>
-        <w:t>- **</w:t>
-      </w:r>
-      <w:r>
-        <w:rPr>
-          <w:rFonts w:ascii="Times New Roman" w:eastAsia="宋体" w:hAnsi="Times New Roman" w:cs="Times New Roman"/>
+          <w:sz w:val="24"/>
+        </w:rPr>
+      </w:pPr>
+      <w:r>
+        <w:rPr>
+          <w:rFonts w:ascii="Times New Roman" w:eastAsia="宋体" w:hAnsi="Times New Roman" w:cs="Times New Roman"/>
+          <w:sz w:val="24"/>
         </w:rPr>
         <w:t>样本数量</w:t>
       </w:r>
       <w:r>
         <w:rPr>
-          <w:rFonts w:ascii="Times New Roman" w:eastAsia="宋体" w:hAnsi="Times New Roman" w:cs="Times New Roman"/>
-        </w:rPr>
-        <w:t>**: 300</w:t>
-      </w:r>
-    </w:p>
-    <w:p>
-      <w:pPr>
-        <w:spacing w:after="0" w:line="360" w:lineRule="auto"/>
-        <w:rPr>
-          <w:rFonts w:ascii="Times New Roman" w:eastAsia="宋体" w:hAnsi="Times New Roman" w:cs="Times New Roman"/>
-        </w:rPr>
-      </w:pPr>
-      <w:r>
-        <w:rPr>
-          <w:rFonts w:ascii="Times New Roman" w:eastAsia="宋体" w:hAnsi="Times New Roman" w:cs="Times New Roman"/>
-        </w:rPr>
-        <w:t>- **</w:t>
-      </w:r>
-      <w:r>
-        <w:rPr>
-          <w:rFonts w:ascii="Times New Roman" w:eastAsia="宋体" w:hAnsi="Times New Roman" w:cs="Times New Roman"/>
+          <w:rFonts w:ascii="Times New Roman" w:eastAsia="宋体" w:hAnsi="Times New Roman" w:cs="Times New Roman" w:hint="eastAsia"/>
+          <w:sz w:val="24"/>
+        </w:rPr>
+        <w:t>：</w:t>
+      </w:r>
+      <w:r>
+        <w:rPr>
+          <w:rFonts w:ascii="Times New Roman" w:eastAsia="宋体" w:hAnsi="Times New Roman" w:cs="Times New Roman"/>
+          <w:sz w:val="24"/>
+        </w:rPr>
+        <w:t>300</w:t>
+      </w:r>
+    </w:p>
+    <w:p>
+      <w:pPr>
+        <w:spacing w:after="0" w:line="360" w:lineRule="auto"/>
+        <w:rPr>
+          <w:rFonts w:ascii="Times New Roman" w:eastAsia="宋体" w:hAnsi="Times New Roman" w:cs="Times New Roman"/>
+          <w:sz w:val="24"/>
+        </w:rPr>
+      </w:pPr>
+      <w:r>
+        <w:rPr>
+          <w:rFonts w:ascii="Times New Roman" w:eastAsia="宋体" w:hAnsi="Times New Roman" w:cs="Times New Roman"/>
+          <w:sz w:val="24"/>
         </w:rPr>
         <w:t>特征维度</w:t>
       </w:r>
       <w:r>
         <w:rPr>
-          <w:rFonts w:ascii="Times New Roman" w:eastAsia="宋体" w:hAnsi="Times New Roman" w:cs="Times New Roman"/>
-        </w:rPr>
-        <w:t>**: 2</w:t>
-      </w:r>
-      <w:r>
-        <w:rPr>
-          <w:rFonts w:ascii="Times New Roman" w:eastAsia="宋体" w:hAnsi="Times New Roman" w:cs="Times New Roman"/>
-        </w:rPr>
-        <w:t>（按要求）</w:t>
-      </w:r>
-    </w:p>
-    <w:p>
-      <w:pPr>
-        <w:spacing w:after="0" w:line="360" w:lineRule="auto"/>
-        <w:rPr>
-          <w:rFonts w:ascii="Times New Roman" w:eastAsia="宋体" w:hAnsi="Times New Roman" w:cs="Times New Roman"/>
-        </w:rPr>
-      </w:pPr>
-      <w:r>
-        <w:rPr>
-          <w:rFonts w:ascii="Times New Roman" w:eastAsia="宋体" w:hAnsi="Times New Roman" w:cs="Times New Roman"/>
-        </w:rPr>
-        <w:t>- **</w:t>
-      </w:r>
-      <w:r>
-        <w:rPr>
-          <w:rFonts w:ascii="Times New Roman" w:eastAsia="宋体" w:hAnsi="Times New Roman" w:cs="Times New Roman"/>
-        </w:rPr>
-        <w:t>簇数量</w:t>
-      </w:r>
-      <w:r>
-        <w:rPr>
-          <w:rFonts w:ascii="Times New Roman" w:eastAsia="宋体" w:hAnsi="Times New Roman" w:cs="Times New Roman"/>
-        </w:rPr>
-        <w:t>**: 4</w:t>
-      </w:r>
-    </w:p>
-    <w:p>
-      <w:pPr>
-        <w:spacing w:after="0" w:line="360" w:lineRule="auto"/>
-        <w:rPr>
-          <w:rFonts w:ascii="Times New Roman" w:eastAsia="宋体" w:hAnsi="Times New Roman" w:cs="Times New Roman"/>
-        </w:rPr>
-      </w:pPr>
-      <w:r>
-        <w:rPr>
-          <w:rFonts w:ascii="Times New Roman" w:eastAsia="宋体" w:hAnsi="Times New Roman" w:cs="Times New Roman"/>
-        </w:rPr>
-        <w:t>- **</w:t>
-      </w:r>
-      <w:r>
-        <w:rPr>
-          <w:rFonts w:ascii="Times New Roman" w:eastAsia="宋体" w:hAnsi="Times New Roman" w:cs="Times New Roman"/>
-        </w:rPr>
-        <w:t>簇标准差</w:t>
-      </w:r>
-      <w:r>
-        <w:rPr>
-          <w:rFonts w:ascii="Times New Roman" w:eastAsia="宋体" w:hAnsi="Times New Roman" w:cs="Times New Roman"/>
-        </w:rPr>
-        <w:t>**: 1.5</w:t>
-      </w:r>
-    </w:p>
-    <w:p>
-      <w:pPr>
-        <w:spacing w:after="0" w:line="360" w:lineRule="auto"/>
-        <w:rPr>
-          <w:rFonts w:ascii="Times New Roman" w:eastAsia="宋体" w:hAnsi="Times New Roman" w:cs="Times New Roman"/>
-        </w:rPr>
-      </w:pPr>
-      <w:r>
-        <w:rPr>
-          <w:rFonts w:ascii="Times New Roman" w:eastAsia="宋体" w:hAnsi="Times New Roman" w:cs="Times New Roman"/>
-        </w:rPr>
-        <w:t>- **</w:t>
-      </w:r>
-      <w:r>
-        <w:rPr>
-          <w:rFonts w:ascii="Times New Roman" w:eastAsia="宋体" w:hAnsi="Times New Roman" w:cs="Times New Roman"/>
+          <w:rFonts w:ascii="Times New Roman" w:eastAsia="宋体" w:hAnsi="Times New Roman" w:cs="Times New Roman" w:hint="eastAsia"/>
+          <w:sz w:val="24"/>
+        </w:rPr>
+        <w:t>：</w:t>
+      </w:r>
+      <w:r>
+        <w:rPr>
+          <w:rFonts w:ascii="Times New Roman" w:eastAsia="宋体" w:hAnsi="Times New Roman" w:cs="Times New Roman"/>
+          <w:sz w:val="24"/>
+        </w:rPr>
+        <w:t>2</w:t>
+      </w:r>
+    </w:p>
+    <w:p>
+      <w:pPr>
+        <w:spacing w:after="0" w:line="360" w:lineRule="auto"/>
+        <w:rPr>
+          <w:rFonts w:ascii="Times New Roman" w:eastAsia="宋体" w:hAnsi="Times New Roman" w:cs="Times New Roman"/>
+          <w:sz w:val="24"/>
+        </w:rPr>
+      </w:pPr>
+      <w:proofErr w:type="gramStart"/>
+      <w:r>
+        <w:rPr>
+          <w:rFonts w:ascii="Times New Roman" w:eastAsia="宋体" w:hAnsi="Times New Roman" w:cs="Times New Roman"/>
+          <w:sz w:val="24"/>
+        </w:rPr>
+        <w:t>簇</w:t>
+      </w:r>
+      <w:proofErr w:type="gramEnd"/>
+      <w:r>
+        <w:rPr>
+          <w:rFonts w:ascii="Times New Roman" w:eastAsia="宋体" w:hAnsi="Times New Roman" w:cs="Times New Roman"/>
+          <w:sz w:val="24"/>
+        </w:rPr>
+        <w:t>数量</w:t>
+      </w:r>
+      <w:r>
+        <w:rPr>
+          <w:rFonts w:ascii="Times New Roman" w:eastAsia="宋体" w:hAnsi="Times New Roman" w:cs="Times New Roman" w:hint="eastAsia"/>
+          <w:sz w:val="24"/>
+        </w:rPr>
+        <w:t>：</w:t>
+      </w:r>
+      <w:r>
+        <w:rPr>
+          <w:rFonts w:ascii="Times New Roman" w:eastAsia="宋体" w:hAnsi="Times New Roman" w:cs="Times New Roman"/>
+          <w:sz w:val="24"/>
+        </w:rPr>
+        <w:t>4</w:t>
+      </w:r>
+    </w:p>
+    <w:p>
+      <w:pPr>
+        <w:spacing w:after="0" w:line="360" w:lineRule="auto"/>
+        <w:rPr>
+          <w:rFonts w:ascii="Times New Roman" w:eastAsia="宋体" w:hAnsi="Times New Roman" w:cs="Times New Roman"/>
+          <w:sz w:val="24"/>
+        </w:rPr>
+      </w:pPr>
+      <w:proofErr w:type="gramStart"/>
+      <w:r>
+        <w:rPr>
+          <w:rFonts w:ascii="Times New Roman" w:eastAsia="宋体" w:hAnsi="Times New Roman" w:cs="Times New Roman"/>
+          <w:sz w:val="24"/>
+        </w:rPr>
+        <w:t>簇</w:t>
+      </w:r>
+      <w:proofErr w:type="gramEnd"/>
+      <w:r>
+        <w:rPr>
+          <w:rFonts w:ascii="Times New Roman" w:eastAsia="宋体" w:hAnsi="Times New Roman" w:cs="Times New Roman"/>
+          <w:sz w:val="24"/>
+        </w:rPr>
+        <w:t>标准差</w:t>
+      </w:r>
+      <w:r>
+        <w:rPr>
+          <w:rFonts w:ascii="Times New Roman" w:eastAsia="宋体" w:hAnsi="Times New Roman" w:cs="Times New Roman" w:hint="eastAsia"/>
+          <w:sz w:val="24"/>
+        </w:rPr>
+        <w:t>：</w:t>
+      </w:r>
+      <w:r>
+        <w:rPr>
+          <w:rFonts w:ascii="Times New Roman" w:eastAsia="宋体" w:hAnsi="Times New Roman" w:cs="Times New Roman"/>
+          <w:sz w:val="24"/>
+        </w:rPr>
+        <w:t>1.5</w:t>
+      </w:r>
+    </w:p>
+    <w:p>
+      <w:pPr>
+        <w:spacing w:after="0" w:line="360" w:lineRule="auto"/>
+        <w:rPr>
+          <w:rFonts w:ascii="Times New Roman" w:eastAsia="宋体" w:hAnsi="Times New Roman" w:cs="Times New Roman"/>
+          <w:sz w:val="24"/>
+        </w:rPr>
+      </w:pPr>
+      <w:r>
+        <w:rPr>
+          <w:rFonts w:ascii="Times New Roman" w:eastAsia="宋体" w:hAnsi="Times New Roman" w:cs="Times New Roman"/>
+          <w:sz w:val="24"/>
         </w:rPr>
         <w:t>用途</w:t>
       </w:r>
       <w:r>
         <w:rPr>
-          <w:rFonts w:ascii="Times New Roman" w:eastAsia="宋体" w:hAnsi="Times New Roman" w:cs="Times New Roman"/>
-        </w:rPr>
-        <w:t xml:space="preserve">**: </w:t>
-      </w:r>
-      <w:r>
-        <w:rPr>
-          <w:rFonts w:ascii="Times New Roman" w:eastAsia="宋体" w:hAnsi="Times New Roman" w:cs="Times New Roman"/>
+          <w:rFonts w:ascii="Times New Roman" w:eastAsia="宋体" w:hAnsi="Times New Roman" w:cs="Times New Roman" w:hint="eastAsia"/>
+          <w:sz w:val="24"/>
+        </w:rPr>
+        <w:t>：</w:t>
+      </w:r>
+      <w:r>
+        <w:rPr>
+          <w:rFonts w:ascii="Times New Roman" w:eastAsia="宋体" w:hAnsi="Times New Roman" w:cs="Times New Roman"/>
+          <w:sz w:val="24"/>
         </w:rPr>
         <w:t>对比随机初始化和</w:t>
       </w:r>
       <w:r>
         <w:rPr>
           <w:rFonts w:ascii="Times New Roman" w:eastAsia="宋体" w:hAnsi="Times New Roman" w:cs="Times New Roman"/>
-        </w:rPr>
-        <w:t xml:space="preserve"> K-means++ </w:t>
-      </w:r>
-      <w:r>
-        <w:rPr>
-          <w:rFonts w:ascii="Times New Roman" w:eastAsia="宋体" w:hAnsi="Times New Roman" w:cs="Times New Roman"/>
+          <w:sz w:val="24"/>
+        </w:rPr>
+        <w:t>K-means++</w:t>
+      </w:r>
+      <w:r>
+        <w:rPr>
+          <w:rFonts w:ascii="Times New Roman" w:eastAsia="宋体" w:hAnsi="Times New Roman" w:cs="Times New Roman"/>
+          <w:sz w:val="24"/>
         </w:rPr>
         <w:t>的性能差异</w:t>
       </w:r>
@@ -1583,221 +1834,423 @@
         <w:spacing w:after="0" w:line="360" w:lineRule="auto"/>
         <w:rPr>
           <w:rFonts w:ascii="Times New Roman" w:eastAsia="宋体" w:hAnsi="Times New Roman" w:cs="Times New Roman"/>
-        </w:rPr>
-      </w:pPr>
-    </w:p>
-    <w:p>
-      <w:pPr>
-        <w:spacing w:after="0" w:line="360" w:lineRule="auto"/>
-        <w:rPr>
-          <w:rFonts w:ascii="Times New Roman" w:eastAsia="宋体" w:hAnsi="Times New Roman" w:cs="Times New Roman"/>
-        </w:rPr>
-      </w:pPr>
-      <w:r>
-        <w:rPr>
-          <w:rFonts w:ascii="Times New Roman" w:eastAsia="宋体" w:hAnsi="Times New Roman" w:cs="Times New Roman"/>
-        </w:rPr>
-        <w:t xml:space="preserve">#### </w:t>
-      </w:r>
-      <w:r>
-        <w:rPr>
-          <w:rFonts w:ascii="Times New Roman" w:eastAsia="宋体" w:hAnsi="Times New Roman" w:cs="Times New Roman"/>
+          <w:sz w:val="24"/>
+        </w:rPr>
+      </w:pPr>
+    </w:p>
+    <w:p>
+      <w:pPr>
+        <w:spacing w:after="0" w:line="360" w:lineRule="auto"/>
+        <w:rPr>
+          <w:rFonts w:ascii="Times New Roman" w:eastAsia="宋体" w:hAnsi="Times New Roman" w:cs="Times New Roman" w:hint="eastAsia"/>
+          <w:sz w:val="24"/>
+        </w:rPr>
+      </w:pPr>
+      <w:r>
+        <w:rPr>
+          <w:rFonts w:ascii="Times New Roman" w:eastAsia="宋体" w:hAnsi="Times New Roman" w:cs="Times New Roman"/>
+          <w:sz w:val="24"/>
         </w:rPr>
         <w:t>测试集</w:t>
       </w:r>
       <w:r>
         <w:rPr>
           <w:rFonts w:ascii="Times New Roman" w:eastAsia="宋体" w:hAnsi="Times New Roman" w:cs="Times New Roman"/>
-        </w:rPr>
-        <w:t xml:space="preserve"> 2-4 (6.2 </w:t>
-      </w:r>
-      <w:r>
-        <w:rPr>
-          <w:rFonts w:ascii="Times New Roman" w:eastAsia="宋体" w:hAnsi="Times New Roman" w:cs="Times New Roman"/>
+          <w:sz w:val="24"/>
+        </w:rPr>
+        <w:t xml:space="preserve">2-4(6.2 </w:t>
+      </w:r>
+      <w:r>
+        <w:rPr>
+          <w:rFonts w:ascii="Times New Roman" w:eastAsia="宋体" w:hAnsi="Times New Roman" w:cs="Times New Roman"/>
+          <w:sz w:val="24"/>
         </w:rPr>
         <w:t>泛化测试</w:t>
       </w:r>
       <w:r>
         <w:rPr>
           <w:rFonts w:ascii="Times New Roman" w:eastAsia="宋体" w:hAnsi="Times New Roman" w:cs="Times New Roman"/>
+          <w:sz w:val="24"/>
         </w:rPr>
         <w:t>)</w:t>
       </w:r>
     </w:p>
-    <w:p>
-      <w:pPr>
-        <w:spacing w:after="0" w:line="360" w:lineRule="auto"/>
-        <w:rPr>
-          <w:rFonts w:ascii="Times New Roman" w:eastAsia="宋体" w:hAnsi="Times New Roman" w:cs="Times New Roman"/>
-        </w:rPr>
-      </w:pPr>
-      <w:r>
-        <w:rPr>
-          <w:rFonts w:ascii="Times New Roman" w:eastAsia="宋体" w:hAnsi="Times New Roman" w:cs="Times New Roman"/>
-        </w:rPr>
-        <w:t xml:space="preserve">| </w:t>
-      </w:r>
-      <w:r>
-        <w:rPr>
-          <w:rFonts w:ascii="Times New Roman" w:eastAsia="宋体" w:hAnsi="Times New Roman" w:cs="Times New Roman"/>
-        </w:rPr>
-        <w:t>测试集</w:t>
-      </w:r>
-      <w:r>
-        <w:rPr>
-          <w:rFonts w:ascii="Times New Roman" w:eastAsia="宋体" w:hAnsi="Times New Roman" w:cs="Times New Roman"/>
-        </w:rPr>
-        <w:t xml:space="preserve"> | </w:t>
-      </w:r>
-      <w:r>
-        <w:rPr>
-          <w:rFonts w:ascii="Times New Roman" w:eastAsia="宋体" w:hAnsi="Times New Roman" w:cs="Times New Roman"/>
-        </w:rPr>
-        <w:t>样本数</w:t>
-      </w:r>
-      <w:r>
-        <w:rPr>
-          <w:rFonts w:ascii="Times New Roman" w:eastAsia="宋体" w:hAnsi="Times New Roman" w:cs="Times New Roman"/>
-        </w:rPr>
-        <w:t xml:space="preserve"> | </w:t>
-      </w:r>
-      <w:r>
-        <w:rPr>
-          <w:rFonts w:ascii="Times New Roman" w:eastAsia="宋体" w:hAnsi="Times New Roman" w:cs="Times New Roman"/>
-        </w:rPr>
-        <w:t>簇数量</w:t>
-      </w:r>
-      <w:r>
-        <w:rPr>
-          <w:rFonts w:ascii="Times New Roman" w:eastAsia="宋体" w:hAnsi="Times New Roman" w:cs="Times New Roman"/>
-        </w:rPr>
-        <w:t xml:space="preserve"> | </w:t>
-      </w:r>
-      <w:r>
-        <w:rPr>
-          <w:rFonts w:ascii="Times New Roman" w:eastAsia="宋体" w:hAnsi="Times New Roman" w:cs="Times New Roman"/>
-        </w:rPr>
-        <w:t>簇标准差</w:t>
-      </w:r>
-      <w:r>
-        <w:rPr>
-          <w:rFonts w:ascii="Times New Roman" w:eastAsia="宋体" w:hAnsi="Times New Roman" w:cs="Times New Roman"/>
-        </w:rPr>
-        <w:t xml:space="preserve"> | </w:t>
-      </w:r>
-      <w:r>
-        <w:rPr>
-          <w:rFonts w:ascii="Times New Roman" w:eastAsia="宋体" w:hAnsi="Times New Roman" w:cs="Times New Roman"/>
-        </w:rPr>
-        <w:t>难度</w:t>
-      </w:r>
-      <w:r>
-        <w:rPr>
-          <w:rFonts w:ascii="Times New Roman" w:eastAsia="宋体" w:hAnsi="Times New Roman" w:cs="Times New Roman"/>
-        </w:rPr>
-        <w:t xml:space="preserve"> |</w:t>
-      </w:r>
-    </w:p>
-    <w:p>
-      <w:pPr>
-        <w:spacing w:after="0" w:line="360" w:lineRule="auto"/>
-        <w:rPr>
-          <w:rFonts w:ascii="Times New Roman" w:eastAsia="宋体" w:hAnsi="Times New Roman" w:cs="Times New Roman"/>
-        </w:rPr>
-      </w:pPr>
-      <w:r>
-        <w:rPr>
-          <w:rFonts w:ascii="Times New Roman" w:eastAsia="宋体" w:hAnsi="Times New Roman" w:cs="Times New Roman"/>
-        </w:rPr>
-        <w:t>|--------|--------|--------|----------|------|</w:t>
-      </w:r>
-    </w:p>
-    <w:p>
-      <w:pPr>
-        <w:spacing w:after="0" w:line="360" w:lineRule="auto"/>
-        <w:rPr>
-          <w:rFonts w:ascii="Times New Roman" w:eastAsia="宋体" w:hAnsi="Times New Roman" w:cs="Times New Roman"/>
-        </w:rPr>
-      </w:pPr>
-      <w:r>
-        <w:rPr>
-          <w:rFonts w:ascii="Times New Roman" w:eastAsia="宋体" w:hAnsi="Times New Roman" w:cs="Times New Roman"/>
-        </w:rPr>
-        <w:t xml:space="preserve">| Test 1 | 300    | 3      | 1.0      | </w:t>
-      </w:r>
-      <w:r>
-        <w:rPr>
-          <w:rFonts w:ascii="Times New Roman" w:eastAsia="宋体" w:hAnsi="Times New Roman" w:cs="Times New Roman"/>
-        </w:rPr>
-        <w:t>简单</w:t>
-      </w:r>
-      <w:r>
-        <w:rPr>
-          <w:rFonts w:ascii="Times New Roman" w:eastAsia="宋体" w:hAnsi="Times New Roman" w:cs="Times New Roman"/>
-        </w:rPr>
-        <w:t xml:space="preserve"> |</w:t>
-      </w:r>
-    </w:p>
-    <w:p>
-      <w:pPr>
-        <w:spacing w:after="0" w:line="360" w:lineRule="auto"/>
-        <w:rPr>
-          <w:rFonts w:ascii="Times New Roman" w:eastAsia="宋体" w:hAnsi="Times New Roman" w:cs="Times New Roman"/>
-        </w:rPr>
-      </w:pPr>
-      <w:r>
-        <w:rPr>
-          <w:rFonts w:ascii="Times New Roman" w:eastAsia="宋体" w:hAnsi="Times New Roman" w:cs="Times New Roman"/>
-        </w:rPr>
-        <w:t xml:space="preserve">| Test 2 | 400    | 5      | 0.8      | </w:t>
-      </w:r>
-      <w:r>
-        <w:rPr>
-          <w:rFonts w:ascii="Times New Roman" w:eastAsia="宋体" w:hAnsi="Times New Roman" w:cs="Times New Roman"/>
-        </w:rPr>
-        <w:t>中等</w:t>
-      </w:r>
-      <w:r>
-        <w:rPr>
-          <w:rFonts w:ascii="Times New Roman" w:eastAsia="宋体" w:hAnsi="Times New Roman" w:cs="Times New Roman"/>
-        </w:rPr>
-        <w:t xml:space="preserve"> |</w:t>
-      </w:r>
-    </w:p>
-    <w:p>
-      <w:pPr>
-        <w:spacing w:after="0" w:line="360" w:lineRule="auto"/>
-        <w:rPr>
-          <w:rFonts w:ascii="Times New Roman" w:eastAsia="宋体" w:hAnsi="Times New Roman" w:cs="Times New Roman"/>
-        </w:rPr>
-      </w:pPr>
-      <w:r>
-        <w:rPr>
-          <w:rFonts w:ascii="Times New Roman" w:eastAsia="宋体" w:hAnsi="Times New Roman" w:cs="Times New Roman"/>
-        </w:rPr>
-        <w:t xml:space="preserve">| Test 3 | 500    | 6      | 1.2      | </w:t>
-      </w:r>
-      <w:r>
-        <w:rPr>
-          <w:rFonts w:ascii="Times New Roman" w:eastAsia="宋体" w:hAnsi="Times New Roman" w:cs="Times New Roman"/>
-        </w:rPr>
-        <w:t>困难</w:t>
-      </w:r>
-      <w:r>
-        <w:rPr>
-          <w:rFonts w:ascii="Times New Roman" w:eastAsia="宋体" w:hAnsi="Times New Roman" w:cs="Times New Roman"/>
-        </w:rPr>
-        <w:t xml:space="preserve"> |</w:t>
-      </w:r>
-    </w:p>
-    <w:p>
-      <w:pPr>
-        <w:spacing w:after="0" w:line="360" w:lineRule="auto"/>
-        <w:rPr>
-          <w:rFonts w:ascii="Times New Roman" w:eastAsia="宋体" w:hAnsi="Times New Roman" w:cs="Times New Roman"/>
-        </w:rPr>
-      </w:pPr>
-    </w:p>
+    <w:tbl>
+      <w:tblPr>
+        <w:tblStyle w:val="ae"/>
+        <w:tblW w:w="0" w:type="auto"/>
+        <w:tblLook w:val="04A0" w:firstRow="1" w:lastRow="0" w:firstColumn="1" w:lastColumn="0" w:noHBand="0" w:noVBand="1"/>
+      </w:tblPr>
+      <w:tblGrid>
+        <w:gridCol w:w="2074"/>
+        <w:gridCol w:w="2074"/>
+        <w:gridCol w:w="2074"/>
+        <w:gridCol w:w="2074"/>
+      </w:tblGrid>
+      <w:tr>
+        <w:tc>
+          <w:tcPr>
+            <w:tcW w:w="2074" w:type="dxa"/>
+          </w:tcPr>
+          <w:p>
+            <w:pPr>
+              <w:spacing w:line="360" w:lineRule="auto"/>
+              <w:rPr>
+                <w:rFonts w:ascii="Times New Roman" w:eastAsia="宋体" w:hAnsi="Times New Roman" w:cs="Times New Roman" w:hint="eastAsia"/>
+                <w:sz w:val="24"/>
+              </w:rPr>
+            </w:pPr>
+            <w:r>
+              <w:rPr>
+                <w:rFonts w:ascii="Times New Roman" w:eastAsia="宋体" w:hAnsi="Times New Roman" w:cs="Times New Roman" w:hint="eastAsia"/>
+                <w:sz w:val="24"/>
+              </w:rPr>
+              <w:lastRenderedPageBreak/>
+              <w:t>测试集</w:t>
+            </w:r>
+          </w:p>
+        </w:tc>
+        <w:tc>
+          <w:tcPr>
+            <w:tcW w:w="2074" w:type="dxa"/>
+          </w:tcPr>
+          <w:p>
+            <w:pPr>
+              <w:spacing w:line="360" w:lineRule="auto"/>
+              <w:rPr>
+                <w:rFonts w:ascii="Times New Roman" w:eastAsia="宋体" w:hAnsi="Times New Roman" w:cs="Times New Roman" w:hint="eastAsia"/>
+                <w:sz w:val="24"/>
+              </w:rPr>
+            </w:pPr>
+            <w:r>
+              <w:rPr>
+                <w:rFonts w:ascii="Times New Roman" w:eastAsia="宋体" w:hAnsi="Times New Roman" w:cs="Times New Roman" w:hint="eastAsia"/>
+                <w:sz w:val="24"/>
+              </w:rPr>
+              <w:t>样本数</w:t>
+            </w:r>
+          </w:p>
+        </w:tc>
+        <w:tc>
+          <w:tcPr>
+            <w:tcW w:w="2074" w:type="dxa"/>
+          </w:tcPr>
+          <w:p>
+            <w:pPr>
+              <w:spacing w:line="360" w:lineRule="auto"/>
+              <w:rPr>
+                <w:rFonts w:ascii="Times New Roman" w:eastAsia="宋体" w:hAnsi="Times New Roman" w:cs="Times New Roman" w:hint="eastAsia"/>
+                <w:sz w:val="24"/>
+              </w:rPr>
+            </w:pPr>
+            <w:proofErr w:type="gramStart"/>
+            <w:r>
+              <w:rPr>
+                <w:rFonts w:ascii="Times New Roman" w:eastAsia="宋体" w:hAnsi="Times New Roman" w:cs="Times New Roman" w:hint="eastAsia"/>
+                <w:sz w:val="24"/>
+              </w:rPr>
+              <w:t>簇</w:t>
+            </w:r>
+            <w:proofErr w:type="gramEnd"/>
+            <w:r>
+              <w:rPr>
+                <w:rFonts w:ascii="Times New Roman" w:eastAsia="宋体" w:hAnsi="Times New Roman" w:cs="Times New Roman" w:hint="eastAsia"/>
+                <w:sz w:val="24"/>
+              </w:rPr>
+              <w:t>数量</w:t>
+            </w:r>
+          </w:p>
+        </w:tc>
+        <w:tc>
+          <w:tcPr>
+            <w:tcW w:w="2074" w:type="dxa"/>
+          </w:tcPr>
+          <w:p>
+            <w:pPr>
+              <w:spacing w:line="360" w:lineRule="auto"/>
+              <w:rPr>
+                <w:rFonts w:ascii="Times New Roman" w:eastAsia="宋体" w:hAnsi="Times New Roman" w:cs="Times New Roman" w:hint="eastAsia"/>
+                <w:sz w:val="24"/>
+              </w:rPr>
+            </w:pPr>
+            <w:proofErr w:type="gramStart"/>
+            <w:r>
+              <w:rPr>
+                <w:rFonts w:ascii="Times New Roman" w:eastAsia="宋体" w:hAnsi="Times New Roman" w:cs="Times New Roman" w:hint="eastAsia"/>
+                <w:sz w:val="24"/>
+              </w:rPr>
+              <w:t>簇</w:t>
+            </w:r>
+            <w:proofErr w:type="gramEnd"/>
+            <w:r>
+              <w:rPr>
+                <w:rFonts w:ascii="Times New Roman" w:eastAsia="宋体" w:hAnsi="Times New Roman" w:cs="Times New Roman" w:hint="eastAsia"/>
+                <w:sz w:val="24"/>
+              </w:rPr>
+              <w:t>标准差</w:t>
+            </w:r>
+          </w:p>
+        </w:tc>
+      </w:tr>
+      <w:tr>
+        <w:tc>
+          <w:tcPr>
+            <w:tcW w:w="2074" w:type="dxa"/>
+          </w:tcPr>
+          <w:p>
+            <w:pPr>
+              <w:spacing w:line="360" w:lineRule="auto"/>
+              <w:rPr>
+                <w:rFonts w:ascii="Times New Roman" w:eastAsia="宋体" w:hAnsi="Times New Roman" w:cs="Times New Roman" w:hint="eastAsia"/>
+                <w:sz w:val="24"/>
+              </w:rPr>
+            </w:pPr>
+            <w:r>
+              <w:rPr>
+                <w:rFonts w:ascii="Times New Roman" w:eastAsia="宋体" w:hAnsi="Times New Roman" w:cs="Times New Roman" w:hint="eastAsia"/>
+                <w:sz w:val="24"/>
+              </w:rPr>
+              <w:t>Test1</w:t>
+            </w:r>
+          </w:p>
+        </w:tc>
+        <w:tc>
+          <w:tcPr>
+            <w:tcW w:w="2074" w:type="dxa"/>
+          </w:tcPr>
+          <w:p>
+            <w:pPr>
+              <w:spacing w:line="360" w:lineRule="auto"/>
+              <w:rPr>
+                <w:rFonts w:ascii="Times New Roman" w:eastAsia="宋体" w:hAnsi="Times New Roman" w:cs="Times New Roman" w:hint="eastAsia"/>
+                <w:sz w:val="24"/>
+              </w:rPr>
+            </w:pPr>
+            <w:r>
+              <w:rPr>
+                <w:rFonts w:ascii="Times New Roman" w:eastAsia="宋体" w:hAnsi="Times New Roman" w:cs="Times New Roman" w:hint="eastAsia"/>
+                <w:sz w:val="24"/>
+              </w:rPr>
+              <w:t>300</w:t>
+            </w:r>
+          </w:p>
+        </w:tc>
+        <w:tc>
+          <w:tcPr>
+            <w:tcW w:w="2074" w:type="dxa"/>
+          </w:tcPr>
+          <w:p>
+            <w:pPr>
+              <w:spacing w:line="360" w:lineRule="auto"/>
+              <w:rPr>
+                <w:rFonts w:ascii="Times New Roman" w:eastAsia="宋体" w:hAnsi="Times New Roman" w:cs="Times New Roman" w:hint="eastAsia"/>
+                <w:sz w:val="24"/>
+              </w:rPr>
+            </w:pPr>
+            <w:r>
+              <w:rPr>
+                <w:rFonts w:ascii="Times New Roman" w:eastAsia="宋体" w:hAnsi="Times New Roman" w:cs="Times New Roman" w:hint="eastAsia"/>
+                <w:sz w:val="24"/>
+              </w:rPr>
+              <w:t>3</w:t>
+            </w:r>
+          </w:p>
+        </w:tc>
+        <w:tc>
+          <w:tcPr>
+            <w:tcW w:w="2074" w:type="dxa"/>
+          </w:tcPr>
+          <w:p>
+            <w:pPr>
+              <w:spacing w:line="360" w:lineRule="auto"/>
+              <w:rPr>
+                <w:rFonts w:ascii="Times New Roman" w:eastAsia="宋体" w:hAnsi="Times New Roman" w:cs="Times New Roman" w:hint="eastAsia"/>
+                <w:sz w:val="24"/>
+              </w:rPr>
+            </w:pPr>
+            <w:r>
+              <w:rPr>
+                <w:rFonts w:ascii="Times New Roman" w:eastAsia="宋体" w:hAnsi="Times New Roman" w:cs="Times New Roman" w:hint="eastAsia"/>
+                <w:sz w:val="24"/>
+              </w:rPr>
+              <w:t>1.0</w:t>
+            </w:r>
+          </w:p>
+        </w:tc>
+      </w:tr>
+      <w:tr>
+        <w:tc>
+          <w:tcPr>
+            <w:tcW w:w="2074" w:type="dxa"/>
+          </w:tcPr>
+          <w:p>
+            <w:pPr>
+              <w:spacing w:line="360" w:lineRule="auto"/>
+              <w:rPr>
+                <w:rFonts w:ascii="Times New Roman" w:eastAsia="宋体" w:hAnsi="Times New Roman" w:cs="Times New Roman" w:hint="eastAsia"/>
+                <w:sz w:val="24"/>
+              </w:rPr>
+            </w:pPr>
+            <w:r>
+              <w:rPr>
+                <w:rFonts w:ascii="Times New Roman" w:eastAsia="宋体" w:hAnsi="Times New Roman" w:cs="Times New Roman" w:hint="eastAsia"/>
+                <w:sz w:val="24"/>
+              </w:rPr>
+              <w:t>Test2</w:t>
+            </w:r>
+          </w:p>
+        </w:tc>
+        <w:tc>
+          <w:tcPr>
+            <w:tcW w:w="2074" w:type="dxa"/>
+          </w:tcPr>
+          <w:p>
+            <w:pPr>
+              <w:spacing w:line="360" w:lineRule="auto"/>
+              <w:rPr>
+                <w:rFonts w:ascii="Times New Roman" w:eastAsia="宋体" w:hAnsi="Times New Roman" w:cs="Times New Roman" w:hint="eastAsia"/>
+                <w:sz w:val="24"/>
+              </w:rPr>
+            </w:pPr>
+            <w:r>
+              <w:rPr>
+                <w:rFonts w:ascii="Times New Roman" w:eastAsia="宋体" w:hAnsi="Times New Roman" w:cs="Times New Roman" w:hint="eastAsia"/>
+                <w:sz w:val="24"/>
+              </w:rPr>
+              <w:t>400</w:t>
+            </w:r>
+          </w:p>
+        </w:tc>
+        <w:tc>
+          <w:tcPr>
+            <w:tcW w:w="2074" w:type="dxa"/>
+          </w:tcPr>
+          <w:p>
+            <w:pPr>
+              <w:spacing w:line="360" w:lineRule="auto"/>
+              <w:rPr>
+                <w:rFonts w:ascii="Times New Roman" w:eastAsia="宋体" w:hAnsi="Times New Roman" w:cs="Times New Roman" w:hint="eastAsia"/>
+                <w:sz w:val="24"/>
+              </w:rPr>
+            </w:pPr>
+            <w:r>
+              <w:rPr>
+                <w:rFonts w:ascii="Times New Roman" w:eastAsia="宋体" w:hAnsi="Times New Roman" w:cs="Times New Roman" w:hint="eastAsia"/>
+                <w:sz w:val="24"/>
+              </w:rPr>
+              <w:t>5</w:t>
+            </w:r>
+          </w:p>
+        </w:tc>
+        <w:tc>
+          <w:tcPr>
+            <w:tcW w:w="2074" w:type="dxa"/>
+          </w:tcPr>
+          <w:p>
+            <w:pPr>
+              <w:spacing w:line="360" w:lineRule="auto"/>
+              <w:rPr>
+                <w:rFonts w:ascii="Times New Roman" w:eastAsia="宋体" w:hAnsi="Times New Roman" w:cs="Times New Roman" w:hint="eastAsia"/>
+                <w:sz w:val="24"/>
+              </w:rPr>
+            </w:pPr>
+            <w:r>
+              <w:rPr>
+                <w:rFonts w:ascii="Times New Roman" w:eastAsia="宋体" w:hAnsi="Times New Roman" w:cs="Times New Roman" w:hint="eastAsia"/>
+                <w:sz w:val="24"/>
+              </w:rPr>
+              <w:t>0.8</w:t>
+            </w:r>
+          </w:p>
+        </w:tc>
+      </w:tr>
+      <w:tr>
+        <w:tc>
+          <w:tcPr>
+            <w:tcW w:w="2074" w:type="dxa"/>
+          </w:tcPr>
+          <w:p>
+            <w:pPr>
+              <w:spacing w:line="360" w:lineRule="auto"/>
+              <w:rPr>
+                <w:rFonts w:ascii="Times New Roman" w:eastAsia="宋体" w:hAnsi="Times New Roman" w:cs="Times New Roman" w:hint="eastAsia"/>
+                <w:sz w:val="24"/>
+              </w:rPr>
+            </w:pPr>
+            <w:r>
+              <w:rPr>
+                <w:rFonts w:ascii="Times New Roman" w:eastAsia="宋体" w:hAnsi="Times New Roman" w:cs="Times New Roman" w:hint="eastAsia"/>
+                <w:sz w:val="24"/>
+              </w:rPr>
+              <w:t>Test3</w:t>
+            </w:r>
+          </w:p>
+        </w:tc>
+        <w:tc>
+          <w:tcPr>
+            <w:tcW w:w="2074" w:type="dxa"/>
+          </w:tcPr>
+          <w:p>
+            <w:pPr>
+              <w:spacing w:line="360" w:lineRule="auto"/>
+              <w:rPr>
+                <w:rFonts w:ascii="Times New Roman" w:eastAsia="宋体" w:hAnsi="Times New Roman" w:cs="Times New Roman" w:hint="eastAsia"/>
+                <w:sz w:val="24"/>
+              </w:rPr>
+            </w:pPr>
+            <w:r>
+              <w:rPr>
+                <w:rFonts w:ascii="Times New Roman" w:eastAsia="宋体" w:hAnsi="Times New Roman" w:cs="Times New Roman" w:hint="eastAsia"/>
+                <w:sz w:val="24"/>
+              </w:rPr>
+              <w:t>500</w:t>
+            </w:r>
+          </w:p>
+        </w:tc>
+        <w:tc>
+          <w:tcPr>
+            <w:tcW w:w="2074" w:type="dxa"/>
+          </w:tcPr>
+          <w:p>
+            <w:pPr>
+              <w:spacing w:line="360" w:lineRule="auto"/>
+              <w:rPr>
+                <w:rFonts w:ascii="Times New Roman" w:eastAsia="宋体" w:hAnsi="Times New Roman" w:cs="Times New Roman" w:hint="eastAsia"/>
+                <w:sz w:val="24"/>
+              </w:rPr>
+            </w:pPr>
+            <w:r>
+              <w:rPr>
+                <w:rFonts w:ascii="Times New Roman" w:eastAsia="宋体" w:hAnsi="Times New Roman" w:cs="Times New Roman" w:hint="eastAsia"/>
+                <w:sz w:val="24"/>
+              </w:rPr>
+              <w:t>6</w:t>
+            </w:r>
+          </w:p>
+        </w:tc>
+        <w:tc>
+          <w:tcPr>
+            <w:tcW w:w="2074" w:type="dxa"/>
+          </w:tcPr>
+          <w:p>
+            <w:pPr>
+              <w:spacing w:line="360" w:lineRule="auto"/>
+              <w:rPr>
+                <w:rFonts w:ascii="Times New Roman" w:eastAsia="宋体" w:hAnsi="Times New Roman" w:cs="Times New Roman" w:hint="eastAsia"/>
+                <w:sz w:val="24"/>
+              </w:rPr>
+            </w:pPr>
+            <w:r>
+              <w:rPr>
+                <w:rFonts w:ascii="Times New Roman" w:eastAsia="宋体" w:hAnsi="Times New Roman" w:cs="Times New Roman" w:hint="eastAsia"/>
+                <w:sz w:val="24"/>
+              </w:rPr>
+              <w:t>1.2</w:t>
+            </w:r>
+          </w:p>
+        </w:tc>
+      </w:tr>
+    </w:tbl>
     <w:p>
       <w:pPr>
         <w:pStyle w:val="a9"/>
@@ -1806,13 +2259,18 @@
           <w:numId w:val="1"/>
         </w:numPr>
         <w:spacing w:after="0" w:line="360" w:lineRule="auto"/>
-        <w:rPr>
-          <w:rFonts w:ascii="Times New Roman" w:eastAsia="宋体" w:hAnsi="Times New Roman" w:cs="Times New Roman"/>
-        </w:rPr>
-      </w:pPr>
-      <w:r>
-        <w:rPr>
-          <w:rFonts w:ascii="Times New Roman" w:eastAsia="宋体" w:hAnsi="Times New Roman" w:cs="Times New Roman" w:hint="eastAsia"/>
+        <w:jc w:val="center"/>
+        <w:rPr>
+          <w:rFonts w:ascii="Times New Roman" w:eastAsia="宋体" w:hAnsi="Times New Roman" w:cs="Times New Roman"/>
+          <w:sz w:val="36"/>
+          <w:szCs w:val="36"/>
+        </w:rPr>
+      </w:pPr>
+      <w:r>
+        <w:rPr>
+          <w:rFonts w:ascii="Times New Roman" w:eastAsia="宋体" w:hAnsi="Times New Roman" w:cs="Times New Roman" w:hint="eastAsia"/>
+          <w:sz w:val="36"/>
+          <w:szCs w:val="36"/>
         </w:rPr>
         <w:t>测试结果</w:t>
       </w:r>
@@ -1822,17 +2280,23 @@
         <w:spacing w:after="0" w:line="360" w:lineRule="auto"/>
         <w:rPr>
           <w:rFonts w:ascii="Times New Roman" w:eastAsia="宋体" w:hAnsi="Times New Roman" w:cs="Times New Roman"/>
-        </w:rPr>
-      </w:pPr>
-      <w:r>
-        <w:rPr>
-          <w:rFonts w:ascii="Times New Roman" w:eastAsia="宋体" w:hAnsi="Times New Roman" w:cs="Times New Roman" w:hint="eastAsia"/>
+          <w:sz w:val="30"/>
+          <w:szCs w:val="30"/>
+        </w:rPr>
+      </w:pPr>
+      <w:r>
+        <w:rPr>
+          <w:rFonts w:ascii="Times New Roman" w:eastAsia="宋体" w:hAnsi="Times New Roman" w:cs="Times New Roman" w:hint="eastAsia"/>
+          <w:sz w:val="30"/>
+          <w:szCs w:val="30"/>
         </w:rPr>
         <w:t>第三问</w:t>
       </w:r>
       <w:r>
         <w:rPr>
           <w:rFonts w:ascii="Times New Roman" w:eastAsia="宋体" w:hAnsi="Times New Roman" w:cs="Times New Roman" w:hint="eastAsia"/>
+          <w:sz w:val="30"/>
+          <w:szCs w:val="30"/>
         </w:rPr>
         <w:t>plotting result</w:t>
       </w:r>
@@ -1840,18 +2304,21 @@
     <w:p>
       <w:pPr>
         <w:spacing w:after="0" w:line="360" w:lineRule="auto"/>
-        <w:rPr>
-          <w:rFonts w:ascii="Times New Roman" w:eastAsia="宋体" w:hAnsi="Times New Roman" w:cs="Times New Roman"/>
-        </w:rPr>
-      </w:pPr>
-      <w:r>
-        <w:rPr>
-          <w:rFonts w:ascii="Times New Roman" w:eastAsia="宋体" w:hAnsi="Times New Roman" w:cs="Times New Roman"/>
+        <w:jc w:val="center"/>
+        <w:rPr>
+          <w:rFonts w:ascii="Times New Roman" w:eastAsia="宋体" w:hAnsi="Times New Roman" w:cs="Times New Roman"/>
+          <w:sz w:val="24"/>
+        </w:rPr>
+      </w:pPr>
+      <w:r>
+        <w:rPr>
+          <w:rFonts w:ascii="Times New Roman" w:eastAsia="宋体" w:hAnsi="Times New Roman" w:cs="Times New Roman"/>
+          <w:sz w:val="24"/>
         </w:rPr>
         <w:drawing>
-          <wp:inline distT="0" distB="0" distL="0" distR="0" wp14:anchorId="6672A46E" wp14:editId="1798D77C">
-            <wp:extent cx="5274310" cy="2169795"/>
-            <wp:effectExtent l="0" t="0" r="2540" b="1905"/>
+          <wp:inline distT="0" distB="0" distL="0" distR="0" wp14:anchorId="6672A46E" wp14:editId="789051B9">
+            <wp:extent cx="3815101" cy="1569492"/>
+            <wp:effectExtent l="0" t="0" r="0" b="0"/>
             <wp:docPr id="1" name="图片 1"/>
             <wp:cNvGraphicFramePr>
               <a:graphicFrameLocks xmlns:a="http://schemas.openxmlformats.org/drawingml/2006/main" noChangeAspect="1"/>
@@ -1872,7 +2339,7 @@
                   <pic:spPr>
                     <a:xfrm>
                       <a:off x="0" y="0"/>
-                      <a:ext cx="5274310" cy="2169795"/>
+                      <a:ext cx="3830156" cy="1575686"/>
                     </a:xfrm>
                     <a:prstGeom prst="rect">
                       <a:avLst/>
@@ -1890,18 +2357,23 @@
         <w:spacing w:after="0" w:line="360" w:lineRule="auto"/>
         <w:rPr>
           <w:rFonts w:ascii="Times New Roman" w:eastAsia="宋体" w:hAnsi="Times New Roman" w:cs="Times New Roman"/>
-        </w:rPr>
-      </w:pPr>
-      <w:r>
-        <w:rPr>
-          <w:rFonts w:ascii="Times New Roman" w:eastAsia="宋体" w:hAnsi="Times New Roman" w:cs="Times New Roman" w:hint="eastAsia"/>
-        </w:rPr>
-        <w:lastRenderedPageBreak/>
+          <w:sz w:val="30"/>
+          <w:szCs w:val="30"/>
+        </w:rPr>
+      </w:pPr>
+      <w:r>
+        <w:rPr>
+          <w:rFonts w:ascii="Times New Roman" w:eastAsia="宋体" w:hAnsi="Times New Roman" w:cs="Times New Roman" w:hint="eastAsia"/>
+          <w:sz w:val="30"/>
+          <w:szCs w:val="30"/>
+        </w:rPr>
         <w:t>第四问</w:t>
       </w:r>
       <w:r>
         <w:rPr>
           <w:rFonts w:ascii="Times New Roman" w:eastAsia="宋体" w:hAnsi="Times New Roman" w:cs="Times New Roman" w:hint="eastAsia"/>
+          <w:sz w:val="30"/>
+          <w:szCs w:val="30"/>
         </w:rPr>
         <w:t>Measurement Performance</w:t>
       </w:r>
@@ -1909,18 +2381,21 @@
     <w:p>
       <w:pPr>
         <w:spacing w:after="0" w:line="360" w:lineRule="auto"/>
-        <w:rPr>
-          <w:rFonts w:ascii="Times New Roman" w:eastAsia="宋体" w:hAnsi="Times New Roman" w:cs="Times New Roman"/>
-        </w:rPr>
-      </w:pPr>
-      <w:r>
-        <w:rPr>
-          <w:rFonts w:ascii="Times New Roman" w:eastAsia="宋体" w:hAnsi="Times New Roman" w:cs="Times New Roman"/>
+        <w:jc w:val="center"/>
+        <w:rPr>
+          <w:rFonts w:ascii="Times New Roman" w:eastAsia="宋体" w:hAnsi="Times New Roman" w:cs="Times New Roman"/>
+          <w:sz w:val="24"/>
+        </w:rPr>
+      </w:pPr>
+      <w:r>
+        <w:rPr>
+          <w:rFonts w:ascii="Times New Roman" w:eastAsia="宋体" w:hAnsi="Times New Roman" w:cs="Times New Roman"/>
+          <w:sz w:val="24"/>
         </w:rPr>
         <w:drawing>
-          <wp:inline distT="0" distB="0" distL="0" distR="0" wp14:anchorId="0C549DF0" wp14:editId="253BB337">
-            <wp:extent cx="4744112" cy="1790950"/>
-            <wp:effectExtent l="0" t="0" r="0" b="0"/>
+          <wp:inline distT="0" distB="0" distL="0" distR="0" wp14:anchorId="0C549DF0" wp14:editId="4DFED758">
+            <wp:extent cx="3275463" cy="1236520"/>
+            <wp:effectExtent l="0" t="0" r="1270" b="1905"/>
             <wp:docPr id="2" name="图片 2"/>
             <wp:cNvGraphicFramePr>
               <a:graphicFrameLocks xmlns:a="http://schemas.openxmlformats.org/drawingml/2006/main" noChangeAspect="1"/>
@@ -1941,7 +2416,7 @@
                   <pic:spPr>
                     <a:xfrm>
                       <a:off x="0" y="0"/>
-                      <a:ext cx="4744112" cy="1790950"/>
+                      <a:ext cx="3289192" cy="1241703"/>
                     </a:xfrm>
                     <a:prstGeom prst="rect">
                       <a:avLst/>
@@ -1959,17 +2434,20 @@
         <w:spacing w:after="0" w:line="360" w:lineRule="auto"/>
         <w:rPr>
           <w:rFonts w:ascii="Times New Roman" w:eastAsia="宋体" w:hAnsi="Times New Roman" w:cs="Times New Roman" w:hint="eastAsia"/>
-        </w:rPr>
-      </w:pPr>
-      <w:r>
-        <w:rPr>
-          <w:rFonts w:ascii="Times New Roman" w:eastAsia="宋体" w:hAnsi="Times New Roman" w:cs="Times New Roman" w:hint="eastAsia"/>
+          <w:sz w:val="24"/>
+        </w:rPr>
+      </w:pPr>
+      <w:r>
+        <w:rPr>
+          <w:rFonts w:ascii="Times New Roman" w:eastAsia="宋体" w:hAnsi="Times New Roman" w:cs="Times New Roman" w:hint="eastAsia"/>
+          <w:sz w:val="24"/>
         </w:rPr>
         <w:t>第五问</w:t>
       </w:r>
       <w:r>
         <w:rPr>
           <w:rFonts w:ascii="Times New Roman" w:eastAsia="宋体" w:hAnsi="Times New Roman" w:cs="Times New Roman" w:hint="eastAsia"/>
+          <w:sz w:val="24"/>
         </w:rPr>
         <w:t>Comparing with scikit-learn</w:t>
       </w:r>
@@ -1977,18 +2455,21 @@
     <w:p>
       <w:pPr>
         <w:spacing w:after="0" w:line="360" w:lineRule="auto"/>
-        <w:rPr>
-          <w:rFonts w:ascii="Times New Roman" w:eastAsia="宋体" w:hAnsi="Times New Roman" w:cs="Times New Roman"/>
-        </w:rPr>
-      </w:pPr>
-      <w:r>
-        <w:rPr>
-          <w:rFonts w:ascii="Times New Roman" w:eastAsia="宋体" w:hAnsi="Times New Roman" w:cs="Times New Roman"/>
+        <w:jc w:val="center"/>
+        <w:rPr>
+          <w:rFonts w:ascii="Times New Roman" w:eastAsia="宋体" w:hAnsi="Times New Roman" w:cs="Times New Roman"/>
+          <w:sz w:val="24"/>
+        </w:rPr>
+      </w:pPr>
+      <w:r>
+        <w:rPr>
+          <w:rFonts w:ascii="Times New Roman" w:eastAsia="宋体" w:hAnsi="Times New Roman" w:cs="Times New Roman"/>
+          <w:sz w:val="24"/>
         </w:rPr>
         <w:drawing>
-          <wp:inline distT="0" distB="0" distL="0" distR="0" wp14:anchorId="2AD705DC" wp14:editId="0495A5CD">
-            <wp:extent cx="5274310" cy="1621790"/>
-            <wp:effectExtent l="0" t="0" r="2540" b="0"/>
+          <wp:inline distT="0" distB="0" distL="0" distR="0" wp14:anchorId="2AD705DC" wp14:editId="42C4602C">
+            <wp:extent cx="4683101" cy="1440000"/>
+            <wp:effectExtent l="0" t="0" r="3810" b="8255"/>
             <wp:docPr id="3" name="图片 3"/>
             <wp:cNvGraphicFramePr>
               <a:graphicFrameLocks xmlns:a="http://schemas.openxmlformats.org/drawingml/2006/main" noChangeAspect="1"/>
@@ -2009,7 +2490,7 @@
                   <pic:spPr>
                     <a:xfrm>
                       <a:off x="0" y="0"/>
-                      <a:ext cx="5274310" cy="1621790"/>
+                      <a:ext cx="4683101" cy="1440000"/>
                     </a:xfrm>
                     <a:prstGeom prst="rect">
                       <a:avLst/>
@@ -2027,11 +2508,15 @@
         <w:spacing w:after="0" w:line="360" w:lineRule="auto"/>
         <w:rPr>
           <w:rFonts w:ascii="Times New Roman" w:eastAsia="宋体" w:hAnsi="Times New Roman" w:cs="Times New Roman"/>
-        </w:rPr>
-      </w:pPr>
-      <w:r>
-        <w:rPr>
-          <w:rFonts w:ascii="Times New Roman" w:eastAsia="宋体" w:hAnsi="Times New Roman" w:cs="Times New Roman" w:hint="eastAsia"/>
+          <w:sz w:val="30"/>
+          <w:szCs w:val="30"/>
+        </w:rPr>
+      </w:pPr>
+      <w:r>
+        <w:rPr>
+          <w:rFonts w:ascii="Times New Roman" w:eastAsia="宋体" w:hAnsi="Times New Roman" w:cs="Times New Roman" w:hint="eastAsia"/>
+          <w:sz w:val="30"/>
+          <w:szCs w:val="30"/>
         </w:rPr>
         <w:t>第六问</w:t>
       </w:r>
@@ -2041,11 +2526,15 @@
         <w:spacing w:after="0" w:line="360" w:lineRule="auto"/>
         <w:rPr>
           <w:rFonts w:ascii="Times New Roman" w:eastAsia="宋体" w:hAnsi="Times New Roman" w:cs="Times New Roman"/>
-        </w:rPr>
-      </w:pPr>
-      <w:r>
-        <w:rPr>
-          <w:rFonts w:ascii="Times New Roman" w:eastAsia="宋体" w:hAnsi="Times New Roman" w:cs="Times New Roman" w:hint="eastAsia"/>
+          <w:sz w:val="30"/>
+          <w:szCs w:val="30"/>
+        </w:rPr>
+      </w:pPr>
+      <w:r>
+        <w:rPr>
+          <w:rFonts w:ascii="Times New Roman" w:eastAsia="宋体" w:hAnsi="Times New Roman" w:cs="Times New Roman" w:hint="eastAsia"/>
+          <w:sz w:val="30"/>
+          <w:szCs w:val="30"/>
         </w:rPr>
         <w:t>6-1Kmeans++</w:t>
       </w:r>
@@ -2053,18 +2542,22 @@
     <w:p>
       <w:pPr>
         <w:spacing w:after="0" w:line="360" w:lineRule="auto"/>
-        <w:rPr>
-          <w:rFonts w:ascii="Times New Roman" w:eastAsia="宋体" w:hAnsi="Times New Roman" w:cs="Times New Roman"/>
-        </w:rPr>
-      </w:pPr>
-      <w:r>
-        <w:rPr>
-          <w:rFonts w:ascii="Times New Roman" w:eastAsia="宋体" w:hAnsi="Times New Roman" w:cs="Times New Roman"/>
-        </w:rPr>
+        <w:jc w:val="center"/>
+        <w:rPr>
+          <w:rFonts w:ascii="Times New Roman" w:eastAsia="宋体" w:hAnsi="Times New Roman" w:cs="Times New Roman"/>
+          <w:sz w:val="24"/>
+        </w:rPr>
+      </w:pPr>
+      <w:r>
+        <w:rPr>
+          <w:rFonts w:ascii="Times New Roman" w:eastAsia="宋体" w:hAnsi="Times New Roman" w:cs="Times New Roman"/>
+          <w:sz w:val="24"/>
+        </w:rPr>
+        <w:lastRenderedPageBreak/>
         <w:drawing>
-          <wp:inline distT="0" distB="0" distL="0" distR="0" wp14:anchorId="2E60E928" wp14:editId="66450EF8">
-            <wp:extent cx="5274310" cy="1621155"/>
-            <wp:effectExtent l="0" t="0" r="2540" b="0"/>
+          <wp:inline distT="0" distB="0" distL="0" distR="0" wp14:anchorId="2E60E928" wp14:editId="480E54ED">
+            <wp:extent cx="4684935" cy="1440000"/>
+            <wp:effectExtent l="0" t="0" r="1905" b="8255"/>
             <wp:docPr id="4" name="图片 4"/>
             <wp:cNvGraphicFramePr>
               <a:graphicFrameLocks xmlns:a="http://schemas.openxmlformats.org/drawingml/2006/main" noChangeAspect="1"/>
@@ -2085,7 +2578,7 @@
                   <pic:spPr>
                     <a:xfrm>
                       <a:off x="0" y="0"/>
-                      <a:ext cx="5274310" cy="1621155"/>
+                      <a:ext cx="4684935" cy="1440000"/>
                     </a:xfrm>
                     <a:prstGeom prst="rect">
                       <a:avLst/>
@@ -2103,11 +2596,15 @@
         <w:spacing w:after="0" w:line="360" w:lineRule="auto"/>
         <w:rPr>
           <w:rFonts w:ascii="Times New Roman" w:eastAsia="宋体" w:hAnsi="Times New Roman" w:cs="Times New Roman"/>
-        </w:rPr>
-      </w:pPr>
-      <w:r>
-        <w:rPr>
-          <w:rFonts w:ascii="Times New Roman" w:eastAsia="宋体" w:hAnsi="Times New Roman" w:cs="Times New Roman" w:hint="eastAsia"/>
+          <w:sz w:val="30"/>
+          <w:szCs w:val="30"/>
+        </w:rPr>
+      </w:pPr>
+      <w:r>
+        <w:rPr>
+          <w:rFonts w:ascii="Times New Roman" w:eastAsia="宋体" w:hAnsi="Times New Roman" w:cs="Times New Roman" w:hint="eastAsia"/>
+          <w:sz w:val="30"/>
+          <w:szCs w:val="30"/>
         </w:rPr>
         <w:t>6-2cluster=3</w:t>
       </w:r>
@@ -2115,19 +2612,21 @@
     <w:p>
       <w:pPr>
         <w:spacing w:after="0" w:line="360" w:lineRule="auto"/>
-        <w:rPr>
-          <w:rFonts w:ascii="Times New Roman" w:eastAsia="宋体" w:hAnsi="Times New Roman" w:cs="Times New Roman"/>
-        </w:rPr>
-      </w:pPr>
-      <w:r>
-        <w:rPr>
-          <w:rFonts w:ascii="Times New Roman" w:eastAsia="宋体" w:hAnsi="Times New Roman" w:cs="Times New Roman"/>
-        </w:rPr>
-        <w:lastRenderedPageBreak/>
+        <w:jc w:val="center"/>
+        <w:rPr>
+          <w:rFonts w:ascii="Times New Roman" w:eastAsia="宋体" w:hAnsi="Times New Roman" w:cs="Times New Roman"/>
+          <w:sz w:val="24"/>
+        </w:rPr>
+      </w:pPr>
+      <w:r>
+        <w:rPr>
+          <w:rFonts w:ascii="Times New Roman" w:eastAsia="宋体" w:hAnsi="Times New Roman" w:cs="Times New Roman"/>
+          <w:sz w:val="24"/>
+        </w:rPr>
         <w:drawing>
-          <wp:inline distT="0" distB="0" distL="0" distR="0" wp14:anchorId="259F1AE1" wp14:editId="138944F1">
-            <wp:extent cx="5274310" cy="4830445"/>
-            <wp:effectExtent l="0" t="0" r="2540" b="8255"/>
+          <wp:inline distT="0" distB="0" distL="0" distR="0" wp14:anchorId="259F1AE1" wp14:editId="2EDB7EDE">
+            <wp:extent cx="3060000" cy="2802481"/>
+            <wp:effectExtent l="0" t="0" r="7620" b="0"/>
             <wp:docPr id="5" name="图片 5"/>
             <wp:cNvGraphicFramePr>
               <a:graphicFrameLocks xmlns:a="http://schemas.openxmlformats.org/drawingml/2006/main" noChangeAspect="1"/>
@@ -2148,7 +2647,7 @@
                   <pic:spPr>
                     <a:xfrm>
                       <a:off x="0" y="0"/>
-                      <a:ext cx="5274310" cy="4830445"/>
+                      <a:ext cx="3060000" cy="2802481"/>
                     </a:xfrm>
                     <a:prstGeom prst="rect">
                       <a:avLst/>
@@ -2166,11 +2665,15 @@
         <w:spacing w:after="0" w:line="360" w:lineRule="auto"/>
         <w:rPr>
           <w:rFonts w:ascii="Times New Roman" w:eastAsia="宋体" w:hAnsi="Times New Roman" w:cs="Times New Roman"/>
-        </w:rPr>
-      </w:pPr>
-      <w:r>
-        <w:rPr>
-          <w:rFonts w:ascii="Times New Roman" w:eastAsia="宋体" w:hAnsi="Times New Roman" w:cs="Times New Roman" w:hint="eastAsia"/>
+          <w:sz w:val="30"/>
+          <w:szCs w:val="30"/>
+        </w:rPr>
+      </w:pPr>
+      <w:r>
+        <w:rPr>
+          <w:rFonts w:ascii="Times New Roman" w:eastAsia="宋体" w:hAnsi="Times New Roman" w:cs="Times New Roman" w:hint="eastAsia"/>
+          <w:sz w:val="30"/>
+          <w:szCs w:val="30"/>
         </w:rPr>
         <w:t>6-3cluster=5</w:t>
       </w:r>
@@ -2178,19 +2681,21 @@
     <w:p>
       <w:pPr>
         <w:spacing w:after="0" w:line="360" w:lineRule="auto"/>
-        <w:rPr>
-          <w:rFonts w:ascii="Times New Roman" w:eastAsia="宋体" w:hAnsi="Times New Roman" w:cs="Times New Roman"/>
-        </w:rPr>
-      </w:pPr>
-      <w:r>
-        <w:rPr>
-          <w:rFonts w:ascii="Times New Roman" w:eastAsia="宋体" w:hAnsi="Times New Roman" w:cs="Times New Roman"/>
-        </w:rPr>
-        <w:lastRenderedPageBreak/>
+        <w:jc w:val="center"/>
+        <w:rPr>
+          <w:rFonts w:ascii="Times New Roman" w:eastAsia="宋体" w:hAnsi="Times New Roman" w:cs="Times New Roman"/>
+          <w:sz w:val="24"/>
+        </w:rPr>
+      </w:pPr>
+      <w:r>
+        <w:rPr>
+          <w:rFonts w:ascii="Times New Roman" w:eastAsia="宋体" w:hAnsi="Times New Roman" w:cs="Times New Roman"/>
+          <w:sz w:val="24"/>
+        </w:rPr>
         <w:drawing>
-          <wp:inline distT="0" distB="0" distL="0" distR="0" wp14:anchorId="60073F31" wp14:editId="24CF35DE">
-            <wp:extent cx="5274310" cy="4827905"/>
-            <wp:effectExtent l="0" t="0" r="2540" b="0"/>
+          <wp:inline distT="0" distB="0" distL="0" distR="0" wp14:anchorId="60073F31" wp14:editId="346F08D5">
+            <wp:extent cx="3060000" cy="2801009"/>
+            <wp:effectExtent l="0" t="0" r="7620" b="0"/>
             <wp:docPr id="6" name="图片 6"/>
             <wp:cNvGraphicFramePr>
               <a:graphicFrameLocks xmlns:a="http://schemas.openxmlformats.org/drawingml/2006/main" noChangeAspect="1"/>
@@ -2211,7 +2716,7 @@
                   <pic:spPr>
                     <a:xfrm>
                       <a:off x="0" y="0"/>
-                      <a:ext cx="5274310" cy="4827905"/>
+                      <a:ext cx="3060000" cy="2801009"/>
                     </a:xfrm>
                     <a:prstGeom prst="rect">
                       <a:avLst/>
@@ -2229,11 +2734,15 @@
         <w:spacing w:after="0" w:line="360" w:lineRule="auto"/>
         <w:rPr>
           <w:rFonts w:ascii="Times New Roman" w:eastAsia="宋体" w:hAnsi="Times New Roman" w:cs="Times New Roman" w:hint="eastAsia"/>
-        </w:rPr>
-      </w:pPr>
-      <w:r>
-        <w:rPr>
-          <w:rFonts w:ascii="Times New Roman" w:eastAsia="宋体" w:hAnsi="Times New Roman" w:cs="Times New Roman" w:hint="eastAsia"/>
+          <w:sz w:val="30"/>
+          <w:szCs w:val="30"/>
+        </w:rPr>
+      </w:pPr>
+      <w:r>
+        <w:rPr>
+          <w:rFonts w:ascii="Times New Roman" w:eastAsia="宋体" w:hAnsi="Times New Roman" w:cs="Times New Roman" w:hint="eastAsia"/>
+          <w:sz w:val="30"/>
+          <w:szCs w:val="30"/>
         </w:rPr>
         <w:t>6-4cluster=6</w:t>
       </w:r>
@@ -2241,19 +2750,22 @@
     <w:p>
       <w:pPr>
         <w:spacing w:after="0" w:line="360" w:lineRule="auto"/>
-        <w:rPr>
-          <w:rFonts w:ascii="Times New Roman" w:eastAsia="宋体" w:hAnsi="Times New Roman" w:cs="Times New Roman" w:hint="eastAsia"/>
-        </w:rPr>
-      </w:pPr>
-      <w:r>
-        <w:rPr>
-          <w:rFonts w:ascii="Times New Roman" w:eastAsia="宋体" w:hAnsi="Times New Roman" w:cs="Times New Roman"/>
+        <w:jc w:val="center"/>
+        <w:rPr>
+          <w:rFonts w:ascii="Times New Roman" w:eastAsia="宋体" w:hAnsi="Times New Roman" w:cs="Times New Roman" w:hint="eastAsia"/>
+          <w:sz w:val="24"/>
+        </w:rPr>
+      </w:pPr>
+      <w:r>
+        <w:rPr>
+          <w:rFonts w:ascii="Times New Roman" w:eastAsia="宋体" w:hAnsi="Times New Roman" w:cs="Times New Roman"/>
+          <w:sz w:val="24"/>
         </w:rPr>
         <w:lastRenderedPageBreak/>
         <w:drawing>
-          <wp:inline distT="0" distB="0" distL="0" distR="0" wp14:anchorId="1B291889" wp14:editId="42D5D9F8">
-            <wp:extent cx="5274310" cy="4827905"/>
-            <wp:effectExtent l="0" t="0" r="2540" b="0"/>
+          <wp:inline distT="0" distB="0" distL="0" distR="0" wp14:anchorId="1B291889" wp14:editId="49A3C8D8">
+            <wp:extent cx="3060000" cy="2801009"/>
+            <wp:effectExtent l="0" t="0" r="7620" b="0"/>
             <wp:docPr id="7" name="图片 7"/>
             <wp:cNvGraphicFramePr>
               <a:graphicFrameLocks xmlns:a="http://schemas.openxmlformats.org/drawingml/2006/main" noChangeAspect="1"/>
@@ -2274,7 +2786,7 @@
                   <pic:spPr>
                     <a:xfrm>
                       <a:off x="0" y="0"/>
-                      <a:ext cx="5274310" cy="4827905"/>
+                      <a:ext cx="3060000" cy="2801009"/>
                     </a:xfrm>
                     <a:prstGeom prst="rect">
                       <a:avLst/>
@@ -2295,15 +2807,156 @@
           <w:numId w:val="1"/>
         </w:numPr>
         <w:spacing w:after="0" w:line="360" w:lineRule="auto"/>
-        <w:rPr>
-          <w:rFonts w:ascii="Times New Roman" w:eastAsia="宋体" w:hAnsi="Times New Roman" w:cs="Times New Roman" w:hint="eastAsia"/>
-        </w:rPr>
-      </w:pPr>
-      <w:r>
-        <w:rPr>
-          <w:rFonts w:ascii="Times New Roman" w:eastAsia="宋体" w:hAnsi="Times New Roman" w:cs="Times New Roman" w:hint="eastAsia"/>
+        <w:jc w:val="center"/>
+        <w:rPr>
+          <w:rFonts w:ascii="Times New Roman" w:eastAsia="宋体" w:hAnsi="Times New Roman" w:cs="Times New Roman"/>
+          <w:sz w:val="36"/>
+          <w:szCs w:val="36"/>
+        </w:rPr>
+      </w:pPr>
+      <w:r>
+        <w:rPr>
+          <w:rFonts w:ascii="Times New Roman" w:eastAsia="宋体" w:hAnsi="Times New Roman" w:cs="Times New Roman" w:hint="eastAsia"/>
+          <w:sz w:val="36"/>
+          <w:szCs w:val="36"/>
         </w:rPr>
         <w:t>总结与问题</w:t>
+      </w:r>
+    </w:p>
+    <w:p>
+      <w:pPr>
+        <w:spacing w:after="0" w:line="360" w:lineRule="auto"/>
+        <w:ind w:firstLineChars="200" w:firstLine="480"/>
+        <w:rPr>
+          <w:rFonts w:ascii="Times New Roman" w:eastAsia="宋体" w:hAnsi="Times New Roman" w:cs="Times New Roman"/>
+          <w:sz w:val="24"/>
+        </w:rPr>
+      </w:pPr>
+      <w:r>
+        <w:rPr>
+          <w:rFonts w:ascii="Times New Roman" w:eastAsia="宋体" w:hAnsi="Times New Roman" w:cs="Times New Roman"/>
+          <w:sz w:val="24"/>
+        </w:rPr>
+        <w:t>本次实验成功实现了</w:t>
+      </w:r>
+      <w:r>
+        <w:rPr>
+          <w:rFonts w:ascii="Times New Roman" w:eastAsia="宋体" w:hAnsi="Times New Roman" w:cs="Times New Roman"/>
+          <w:sz w:val="24"/>
+        </w:rPr>
+        <w:t>K-means</w:t>
+      </w:r>
+      <w:r>
+        <w:rPr>
+          <w:rFonts w:ascii="Times New Roman" w:eastAsia="宋体" w:hAnsi="Times New Roman" w:cs="Times New Roman"/>
+          <w:sz w:val="24"/>
+        </w:rPr>
+        <w:t>聚类算法，并通过与</w:t>
+      </w:r>
+      <w:r>
+        <w:rPr>
+          <w:rFonts w:ascii="Times New Roman" w:eastAsia="宋体" w:hAnsi="Times New Roman" w:cs="Times New Roman"/>
+          <w:sz w:val="24"/>
+        </w:rPr>
+        <w:t>scikit-learn</w:t>
+      </w:r>
+      <w:r>
+        <w:rPr>
+          <w:rFonts w:ascii="Times New Roman" w:eastAsia="宋体" w:hAnsi="Times New Roman" w:cs="Times New Roman"/>
+          <w:sz w:val="24"/>
+        </w:rPr>
+        <w:t>的对比及多种评估指标验证了其正确性。实验结果表明，采用</w:t>
+      </w:r>
+      <w:r>
+        <w:rPr>
+          <w:rFonts w:ascii="Times New Roman" w:eastAsia="宋体" w:hAnsi="Times New Roman" w:cs="Times New Roman"/>
+          <w:sz w:val="24"/>
+        </w:rPr>
+        <w:t>K-means++</w:t>
+      </w:r>
+      <w:r>
+        <w:rPr>
+          <w:rFonts w:ascii="Times New Roman" w:eastAsia="宋体" w:hAnsi="Times New Roman" w:cs="Times New Roman"/>
+          <w:sz w:val="24"/>
+        </w:rPr>
+        <w:t>初始化能有效优化聚类过程，提升收敛速度与结果稳定性，在不同形状和规模的数据集上均表现出良好的泛化能力。</w:t>
+      </w:r>
+    </w:p>
+    <w:p>
+      <w:pPr>
+        <w:spacing w:after="0" w:line="360" w:lineRule="auto"/>
+        <w:ind w:firstLineChars="200" w:firstLine="480"/>
+        <w:rPr>
+          <w:rFonts w:ascii="Times New Roman" w:eastAsia="宋体" w:hAnsi="Times New Roman" w:cs="Times New Roman" w:hint="eastAsia"/>
+          <w:sz w:val="24"/>
+        </w:rPr>
+      </w:pPr>
+      <w:r>
+        <w:rPr>
+          <w:rFonts w:ascii="Times New Roman" w:eastAsia="宋体" w:hAnsi="Times New Roman" w:cs="Times New Roman"/>
+          <w:sz w:val="24"/>
+        </w:rPr>
+        <w:t>然而，实验也暴露出</w:t>
+      </w:r>
+      <w:r>
+        <w:rPr>
+          <w:rFonts w:ascii="Times New Roman" w:eastAsia="宋体" w:hAnsi="Times New Roman" w:cs="Times New Roman"/>
+          <w:sz w:val="24"/>
+        </w:rPr>
+        <w:t>K-means</w:t>
+      </w:r>
+      <w:r>
+        <w:rPr>
+          <w:rFonts w:ascii="Times New Roman" w:eastAsia="宋体" w:hAnsi="Times New Roman" w:cs="Times New Roman"/>
+          <w:sz w:val="24"/>
+        </w:rPr>
+        <w:t>算法固有的局限性，即其对初始</w:t>
+      </w:r>
+      <w:proofErr w:type="gramStart"/>
+      <w:r>
+        <w:rPr>
+          <w:rFonts w:ascii="Times New Roman" w:eastAsia="宋体" w:hAnsi="Times New Roman" w:cs="Times New Roman"/>
+          <w:sz w:val="24"/>
+        </w:rPr>
+        <w:t>簇</w:t>
+      </w:r>
+      <w:proofErr w:type="gramEnd"/>
+      <w:r>
+        <w:rPr>
+          <w:rFonts w:ascii="Times New Roman" w:eastAsia="宋体" w:hAnsi="Times New Roman" w:cs="Times New Roman"/>
+          <w:sz w:val="24"/>
+        </w:rPr>
+        <w:t>中心位置和超参数</w:t>
+      </w:r>
+      <w:r>
+        <w:rPr>
+          <w:rFonts w:ascii="Times New Roman" w:eastAsia="宋体" w:hAnsi="Times New Roman" w:cs="Times New Roman"/>
+          <w:sz w:val="24"/>
+        </w:rPr>
+        <w:t>K</w:t>
+      </w:r>
+      <w:r>
+        <w:rPr>
+          <w:rFonts w:ascii="Times New Roman" w:eastAsia="宋体" w:hAnsi="Times New Roman" w:cs="Times New Roman"/>
+          <w:sz w:val="24"/>
+        </w:rPr>
+        <w:t>（簇数）的选择较为敏感。在未提供先验知识的情况下，如何自动确定</w:t>
+      </w:r>
+      <w:proofErr w:type="gramStart"/>
+      <w:r>
+        <w:rPr>
+          <w:rFonts w:ascii="Times New Roman" w:eastAsia="宋体" w:hAnsi="Times New Roman" w:cs="Times New Roman"/>
+          <w:sz w:val="24"/>
+        </w:rPr>
+        <w:t>最佳簇数并</w:t>
+      </w:r>
+      <w:proofErr w:type="gramEnd"/>
+      <w:r>
+        <w:rPr>
+          <w:rFonts w:ascii="Times New Roman" w:eastAsia="宋体" w:hAnsi="Times New Roman" w:cs="Times New Roman"/>
+          <w:sz w:val="24"/>
+        </w:rPr>
+        <w:t>处理非球状分布的数据集，仍是未来需要进一步探索和改进的关键问题。</w:t>
       </w:r>
     </w:p>
     <w:sectPr>
@@ -2407,8 +3060,468 @@
       </w:pPr>
     </w:lvl>
   </w:abstractNum>
+  <w:abstractNum w:abstractNumId="1" w15:restartNumberingAfterBreak="0">
+    <w:nsid w:val="089278A6"/>
+    <w:multiLevelType w:val="hybridMultilevel"/>
+    <w:tmpl w:val="0136CD02"/>
+    <w:lvl w:ilvl="0" w:tplc="9AC6395E">
+      <w:start w:val="1"/>
+      <w:numFmt w:val="decimal"/>
+      <w:lvlText w:val="（%1）"/>
+      <w:lvlJc w:val="left"/>
+      <w:pPr>
+        <w:ind w:left="720" w:hanging="720"/>
+      </w:pPr>
+      <w:rPr>
+        <w:rFonts w:hint="default"/>
+      </w:rPr>
+    </w:lvl>
+    <w:lvl w:ilvl="1" w:tplc="04090019" w:tentative="1">
+      <w:start w:val="1"/>
+      <w:numFmt w:val="lowerLetter"/>
+      <w:lvlText w:val="%2)"/>
+      <w:lvlJc w:val="left"/>
+      <w:pPr>
+        <w:ind w:left="880" w:hanging="440"/>
+      </w:pPr>
+    </w:lvl>
+    <w:lvl w:ilvl="2" w:tplc="0409001B" w:tentative="1">
+      <w:start w:val="1"/>
+      <w:numFmt w:val="lowerRoman"/>
+      <w:lvlText w:val="%3."/>
+      <w:lvlJc w:val="right"/>
+      <w:pPr>
+        <w:ind w:left="1320" w:hanging="440"/>
+      </w:pPr>
+    </w:lvl>
+    <w:lvl w:ilvl="3" w:tplc="0409000F" w:tentative="1">
+      <w:start w:val="1"/>
+      <w:numFmt w:val="decimal"/>
+      <w:lvlText w:val="%4."/>
+      <w:lvlJc w:val="left"/>
+      <w:pPr>
+        <w:ind w:left="1760" w:hanging="440"/>
+      </w:pPr>
+    </w:lvl>
+    <w:lvl w:ilvl="4" w:tplc="04090019" w:tentative="1">
+      <w:start w:val="1"/>
+      <w:numFmt w:val="lowerLetter"/>
+      <w:lvlText w:val="%5)"/>
+      <w:lvlJc w:val="left"/>
+      <w:pPr>
+        <w:ind w:left="2200" w:hanging="440"/>
+      </w:pPr>
+    </w:lvl>
+    <w:lvl w:ilvl="5" w:tplc="0409001B" w:tentative="1">
+      <w:start w:val="1"/>
+      <w:numFmt w:val="lowerRoman"/>
+      <w:lvlText w:val="%6."/>
+      <w:lvlJc w:val="right"/>
+      <w:pPr>
+        <w:ind w:left="2640" w:hanging="440"/>
+      </w:pPr>
+    </w:lvl>
+    <w:lvl w:ilvl="6" w:tplc="0409000F" w:tentative="1">
+      <w:start w:val="1"/>
+      <w:numFmt w:val="decimal"/>
+      <w:lvlText w:val="%7."/>
+      <w:lvlJc w:val="left"/>
+      <w:pPr>
+        <w:ind w:left="3080" w:hanging="440"/>
+      </w:pPr>
+    </w:lvl>
+    <w:lvl w:ilvl="7" w:tplc="04090019" w:tentative="1">
+      <w:start w:val="1"/>
+      <w:numFmt w:val="lowerLetter"/>
+      <w:lvlText w:val="%8)"/>
+      <w:lvlJc w:val="left"/>
+      <w:pPr>
+        <w:ind w:left="3520" w:hanging="440"/>
+      </w:pPr>
+    </w:lvl>
+    <w:lvl w:ilvl="8" w:tplc="0409001B" w:tentative="1">
+      <w:start w:val="1"/>
+      <w:numFmt w:val="lowerRoman"/>
+      <w:lvlText w:val="%9."/>
+      <w:lvlJc w:val="right"/>
+      <w:pPr>
+        <w:ind w:left="3960" w:hanging="440"/>
+      </w:pPr>
+    </w:lvl>
+  </w:abstractNum>
+  <w:abstractNum w:abstractNumId="2" w15:restartNumberingAfterBreak="0">
+    <w:nsid w:val="45C30B30"/>
+    <w:multiLevelType w:val="hybridMultilevel"/>
+    <w:tmpl w:val="E3F263CA"/>
+    <w:lvl w:ilvl="0" w:tplc="9AC6395E">
+      <w:start w:val="1"/>
+      <w:numFmt w:val="decimal"/>
+      <w:lvlText w:val="（%1）"/>
+      <w:lvlJc w:val="left"/>
+      <w:pPr>
+        <w:ind w:left="720" w:hanging="720"/>
+      </w:pPr>
+      <w:rPr>
+        <w:rFonts w:hint="default"/>
+      </w:rPr>
+    </w:lvl>
+    <w:lvl w:ilvl="1" w:tplc="04090019" w:tentative="1">
+      <w:start w:val="1"/>
+      <w:numFmt w:val="lowerLetter"/>
+      <w:lvlText w:val="%2)"/>
+      <w:lvlJc w:val="left"/>
+      <w:pPr>
+        <w:ind w:left="880" w:hanging="440"/>
+      </w:pPr>
+    </w:lvl>
+    <w:lvl w:ilvl="2" w:tplc="0409001B" w:tentative="1">
+      <w:start w:val="1"/>
+      <w:numFmt w:val="lowerRoman"/>
+      <w:lvlText w:val="%3."/>
+      <w:lvlJc w:val="right"/>
+      <w:pPr>
+        <w:ind w:left="1320" w:hanging="440"/>
+      </w:pPr>
+    </w:lvl>
+    <w:lvl w:ilvl="3" w:tplc="0409000F" w:tentative="1">
+      <w:start w:val="1"/>
+      <w:numFmt w:val="decimal"/>
+      <w:lvlText w:val="%4."/>
+      <w:lvlJc w:val="left"/>
+      <w:pPr>
+        <w:ind w:left="1760" w:hanging="440"/>
+      </w:pPr>
+    </w:lvl>
+    <w:lvl w:ilvl="4" w:tplc="04090019" w:tentative="1">
+      <w:start w:val="1"/>
+      <w:numFmt w:val="lowerLetter"/>
+      <w:lvlText w:val="%5)"/>
+      <w:lvlJc w:val="left"/>
+      <w:pPr>
+        <w:ind w:left="2200" w:hanging="440"/>
+      </w:pPr>
+    </w:lvl>
+    <w:lvl w:ilvl="5" w:tplc="0409001B" w:tentative="1">
+      <w:start w:val="1"/>
+      <w:numFmt w:val="lowerRoman"/>
+      <w:lvlText w:val="%6."/>
+      <w:lvlJc w:val="right"/>
+      <w:pPr>
+        <w:ind w:left="2640" w:hanging="440"/>
+      </w:pPr>
+    </w:lvl>
+    <w:lvl w:ilvl="6" w:tplc="0409000F" w:tentative="1">
+      <w:start w:val="1"/>
+      <w:numFmt w:val="decimal"/>
+      <w:lvlText w:val="%7."/>
+      <w:lvlJc w:val="left"/>
+      <w:pPr>
+        <w:ind w:left="3080" w:hanging="440"/>
+      </w:pPr>
+    </w:lvl>
+    <w:lvl w:ilvl="7" w:tplc="04090019" w:tentative="1">
+      <w:start w:val="1"/>
+      <w:numFmt w:val="lowerLetter"/>
+      <w:lvlText w:val="%8)"/>
+      <w:lvlJc w:val="left"/>
+      <w:pPr>
+        <w:ind w:left="3520" w:hanging="440"/>
+      </w:pPr>
+    </w:lvl>
+    <w:lvl w:ilvl="8" w:tplc="0409001B" w:tentative="1">
+      <w:start w:val="1"/>
+      <w:numFmt w:val="lowerRoman"/>
+      <w:lvlText w:val="%9."/>
+      <w:lvlJc w:val="right"/>
+      <w:pPr>
+        <w:ind w:left="3960" w:hanging="440"/>
+      </w:pPr>
+    </w:lvl>
+  </w:abstractNum>
+  <w:abstractNum w:abstractNumId="3" w15:restartNumberingAfterBreak="0">
+    <w:nsid w:val="53FF31F4"/>
+    <w:multiLevelType w:val="hybridMultilevel"/>
+    <w:tmpl w:val="1702FE6E"/>
+    <w:lvl w:ilvl="0" w:tplc="9AC6395E">
+      <w:start w:val="1"/>
+      <w:numFmt w:val="decimal"/>
+      <w:lvlText w:val="（%1）"/>
+      <w:lvlJc w:val="left"/>
+      <w:pPr>
+        <w:ind w:left="720" w:hanging="720"/>
+      </w:pPr>
+      <w:rPr>
+        <w:rFonts w:hint="default"/>
+      </w:rPr>
+    </w:lvl>
+    <w:lvl w:ilvl="1" w:tplc="04090019" w:tentative="1">
+      <w:start w:val="1"/>
+      <w:numFmt w:val="lowerLetter"/>
+      <w:lvlText w:val="%2)"/>
+      <w:lvlJc w:val="left"/>
+      <w:pPr>
+        <w:ind w:left="880" w:hanging="440"/>
+      </w:pPr>
+    </w:lvl>
+    <w:lvl w:ilvl="2" w:tplc="0409001B" w:tentative="1">
+      <w:start w:val="1"/>
+      <w:numFmt w:val="lowerRoman"/>
+      <w:lvlText w:val="%3."/>
+      <w:lvlJc w:val="right"/>
+      <w:pPr>
+        <w:ind w:left="1320" w:hanging="440"/>
+      </w:pPr>
+    </w:lvl>
+    <w:lvl w:ilvl="3" w:tplc="0409000F" w:tentative="1">
+      <w:start w:val="1"/>
+      <w:numFmt w:val="decimal"/>
+      <w:lvlText w:val="%4."/>
+      <w:lvlJc w:val="left"/>
+      <w:pPr>
+        <w:ind w:left="1760" w:hanging="440"/>
+      </w:pPr>
+    </w:lvl>
+    <w:lvl w:ilvl="4" w:tplc="04090019" w:tentative="1">
+      <w:start w:val="1"/>
+      <w:numFmt w:val="lowerLetter"/>
+      <w:lvlText w:val="%5)"/>
+      <w:lvlJc w:val="left"/>
+      <w:pPr>
+        <w:ind w:left="2200" w:hanging="440"/>
+      </w:pPr>
+    </w:lvl>
+    <w:lvl w:ilvl="5" w:tplc="0409001B" w:tentative="1">
+      <w:start w:val="1"/>
+      <w:numFmt w:val="lowerRoman"/>
+      <w:lvlText w:val="%6."/>
+      <w:lvlJc w:val="right"/>
+      <w:pPr>
+        <w:ind w:left="2640" w:hanging="440"/>
+      </w:pPr>
+    </w:lvl>
+    <w:lvl w:ilvl="6" w:tplc="0409000F" w:tentative="1">
+      <w:start w:val="1"/>
+      <w:numFmt w:val="decimal"/>
+      <w:lvlText w:val="%7."/>
+      <w:lvlJc w:val="left"/>
+      <w:pPr>
+        <w:ind w:left="3080" w:hanging="440"/>
+      </w:pPr>
+    </w:lvl>
+    <w:lvl w:ilvl="7" w:tplc="04090019" w:tentative="1">
+      <w:start w:val="1"/>
+      <w:numFmt w:val="lowerLetter"/>
+      <w:lvlText w:val="%8)"/>
+      <w:lvlJc w:val="left"/>
+      <w:pPr>
+        <w:ind w:left="3520" w:hanging="440"/>
+      </w:pPr>
+    </w:lvl>
+    <w:lvl w:ilvl="8" w:tplc="0409001B" w:tentative="1">
+      <w:start w:val="1"/>
+      <w:numFmt w:val="lowerRoman"/>
+      <w:lvlText w:val="%9."/>
+      <w:lvlJc w:val="right"/>
+      <w:pPr>
+        <w:ind w:left="3960" w:hanging="440"/>
+      </w:pPr>
+    </w:lvl>
+  </w:abstractNum>
+  <w:abstractNum w:abstractNumId="4" w15:restartNumberingAfterBreak="0">
+    <w:nsid w:val="6EB02935"/>
+    <w:multiLevelType w:val="hybridMultilevel"/>
+    <w:tmpl w:val="27380C02"/>
+    <w:lvl w:ilvl="0" w:tplc="9AC6395E">
+      <w:start w:val="1"/>
+      <w:numFmt w:val="decimal"/>
+      <w:lvlText w:val="（%1）"/>
+      <w:lvlJc w:val="left"/>
+      <w:pPr>
+        <w:ind w:left="720" w:hanging="720"/>
+      </w:pPr>
+      <w:rPr>
+        <w:rFonts w:hint="default"/>
+      </w:rPr>
+    </w:lvl>
+    <w:lvl w:ilvl="1" w:tplc="04090019" w:tentative="1">
+      <w:start w:val="1"/>
+      <w:numFmt w:val="lowerLetter"/>
+      <w:lvlText w:val="%2)"/>
+      <w:lvlJc w:val="left"/>
+      <w:pPr>
+        <w:ind w:left="880" w:hanging="440"/>
+      </w:pPr>
+    </w:lvl>
+    <w:lvl w:ilvl="2" w:tplc="0409001B" w:tentative="1">
+      <w:start w:val="1"/>
+      <w:numFmt w:val="lowerRoman"/>
+      <w:lvlText w:val="%3."/>
+      <w:lvlJc w:val="right"/>
+      <w:pPr>
+        <w:ind w:left="1320" w:hanging="440"/>
+      </w:pPr>
+    </w:lvl>
+    <w:lvl w:ilvl="3" w:tplc="0409000F" w:tentative="1">
+      <w:start w:val="1"/>
+      <w:numFmt w:val="decimal"/>
+      <w:lvlText w:val="%4."/>
+      <w:lvlJc w:val="left"/>
+      <w:pPr>
+        <w:ind w:left="1760" w:hanging="440"/>
+      </w:pPr>
+    </w:lvl>
+    <w:lvl w:ilvl="4" w:tplc="04090019" w:tentative="1">
+      <w:start w:val="1"/>
+      <w:numFmt w:val="lowerLetter"/>
+      <w:lvlText w:val="%5)"/>
+      <w:lvlJc w:val="left"/>
+      <w:pPr>
+        <w:ind w:left="2200" w:hanging="440"/>
+      </w:pPr>
+    </w:lvl>
+    <w:lvl w:ilvl="5" w:tplc="0409001B" w:tentative="1">
+      <w:start w:val="1"/>
+      <w:numFmt w:val="lowerRoman"/>
+      <w:lvlText w:val="%6."/>
+      <w:lvlJc w:val="right"/>
+      <w:pPr>
+        <w:ind w:left="2640" w:hanging="440"/>
+      </w:pPr>
+    </w:lvl>
+    <w:lvl w:ilvl="6" w:tplc="0409000F" w:tentative="1">
+      <w:start w:val="1"/>
+      <w:numFmt w:val="decimal"/>
+      <w:lvlText w:val="%7."/>
+      <w:lvlJc w:val="left"/>
+      <w:pPr>
+        <w:ind w:left="3080" w:hanging="440"/>
+      </w:pPr>
+    </w:lvl>
+    <w:lvl w:ilvl="7" w:tplc="04090019" w:tentative="1">
+      <w:start w:val="1"/>
+      <w:numFmt w:val="lowerLetter"/>
+      <w:lvlText w:val="%8)"/>
+      <w:lvlJc w:val="left"/>
+      <w:pPr>
+        <w:ind w:left="3520" w:hanging="440"/>
+      </w:pPr>
+    </w:lvl>
+    <w:lvl w:ilvl="8" w:tplc="0409001B" w:tentative="1">
+      <w:start w:val="1"/>
+      <w:numFmt w:val="lowerRoman"/>
+      <w:lvlText w:val="%9."/>
+      <w:lvlJc w:val="right"/>
+      <w:pPr>
+        <w:ind w:left="3960" w:hanging="440"/>
+      </w:pPr>
+    </w:lvl>
+  </w:abstractNum>
+  <w:abstractNum w:abstractNumId="5" w15:restartNumberingAfterBreak="0">
+    <w:nsid w:val="73D73F78"/>
+    <w:multiLevelType w:val="hybridMultilevel"/>
+    <w:tmpl w:val="3DC29746"/>
+    <w:lvl w:ilvl="0" w:tplc="9AC6395E">
+      <w:start w:val="1"/>
+      <w:numFmt w:val="decimal"/>
+      <w:lvlText w:val="（%1）"/>
+      <w:lvlJc w:val="left"/>
+      <w:pPr>
+        <w:ind w:left="720" w:hanging="720"/>
+      </w:pPr>
+      <w:rPr>
+        <w:rFonts w:hint="default"/>
+      </w:rPr>
+    </w:lvl>
+    <w:lvl w:ilvl="1" w:tplc="04090019" w:tentative="1">
+      <w:start w:val="1"/>
+      <w:numFmt w:val="lowerLetter"/>
+      <w:lvlText w:val="%2)"/>
+      <w:lvlJc w:val="left"/>
+      <w:pPr>
+        <w:ind w:left="880" w:hanging="440"/>
+      </w:pPr>
+    </w:lvl>
+    <w:lvl w:ilvl="2" w:tplc="0409001B" w:tentative="1">
+      <w:start w:val="1"/>
+      <w:numFmt w:val="lowerRoman"/>
+      <w:lvlText w:val="%3."/>
+      <w:lvlJc w:val="right"/>
+      <w:pPr>
+        <w:ind w:left="1320" w:hanging="440"/>
+      </w:pPr>
+    </w:lvl>
+    <w:lvl w:ilvl="3" w:tplc="0409000F" w:tentative="1">
+      <w:start w:val="1"/>
+      <w:numFmt w:val="decimal"/>
+      <w:lvlText w:val="%4."/>
+      <w:lvlJc w:val="left"/>
+      <w:pPr>
+        <w:ind w:left="1760" w:hanging="440"/>
+      </w:pPr>
+    </w:lvl>
+    <w:lvl w:ilvl="4" w:tplc="04090019" w:tentative="1">
+      <w:start w:val="1"/>
+      <w:numFmt w:val="lowerLetter"/>
+      <w:lvlText w:val="%5)"/>
+      <w:lvlJc w:val="left"/>
+      <w:pPr>
+        <w:ind w:left="2200" w:hanging="440"/>
+      </w:pPr>
+    </w:lvl>
+    <w:lvl w:ilvl="5" w:tplc="0409001B" w:tentative="1">
+      <w:start w:val="1"/>
+      <w:numFmt w:val="lowerRoman"/>
+      <w:lvlText w:val="%6."/>
+      <w:lvlJc w:val="right"/>
+      <w:pPr>
+        <w:ind w:left="2640" w:hanging="440"/>
+      </w:pPr>
+    </w:lvl>
+    <w:lvl w:ilvl="6" w:tplc="0409000F" w:tentative="1">
+      <w:start w:val="1"/>
+      <w:numFmt w:val="decimal"/>
+      <w:lvlText w:val="%7."/>
+      <w:lvlJc w:val="left"/>
+      <w:pPr>
+        <w:ind w:left="3080" w:hanging="440"/>
+      </w:pPr>
+    </w:lvl>
+    <w:lvl w:ilvl="7" w:tplc="04090019" w:tentative="1">
+      <w:start w:val="1"/>
+      <w:numFmt w:val="lowerLetter"/>
+      <w:lvlText w:val="%8)"/>
+      <w:lvlJc w:val="left"/>
+      <w:pPr>
+        <w:ind w:left="3520" w:hanging="440"/>
+      </w:pPr>
+    </w:lvl>
+    <w:lvl w:ilvl="8" w:tplc="0409001B" w:tentative="1">
+      <w:start w:val="1"/>
+      <w:numFmt w:val="lowerRoman"/>
+      <w:lvlText w:val="%9."/>
+      <w:lvlJc w:val="right"/>
+      <w:pPr>
+        <w:ind w:left="3960" w:hanging="440"/>
+      </w:pPr>
+    </w:lvl>
+  </w:abstractNum>
   <w:num w:numId="1" w16cid:durableId="2060856918">
     <w:abstractNumId w:val="0"/>
+  </w:num>
+  <w:num w:numId="2" w16cid:durableId="384915280">
+    <w:abstractNumId w:val="5"/>
+  </w:num>
+  <w:num w:numId="3" w16cid:durableId="678777679">
+    <w:abstractNumId w:val="3"/>
+  </w:num>
+  <w:num w:numId="4" w16cid:durableId="10037183">
+    <w:abstractNumId w:val="2"/>
+  </w:num>
+  <w:num w:numId="5" w16cid:durableId="1739282850">
+    <w:abstractNumId w:val="4"/>
+  </w:num>
+  <w:num w:numId="6" w16cid:durableId="713164059">
+    <w:abstractNumId w:val="1"/>
   </w:num>
 </w:numbering>
 </file>
@@ -3336,6 +4449,40 @@
       <w:spacing w:val="5"/>
     </w:rPr>
   </w:style>
+  <w:style w:type="table" w:styleId="ae">
+    <w:name w:val="Table Grid"/>
+    <w:basedOn w:val="a1"/>
+    <w:uiPriority w:val="39"/>
+    <w:rsid w:val="0098105C"/>
+    <w:pPr>
+      <w:spacing w:after="0" w:line="240" w:lineRule="auto"/>
+    </w:pPr>
+    <w:tblPr>
+      <w:tblBorders>
+        <w:top w:val="single" w:sz="4" w:space="0" w:color="auto"/>
+        <w:left w:val="single" w:sz="4" w:space="0" w:color="auto"/>
+        <w:bottom w:val="single" w:sz="4" w:space="0" w:color="auto"/>
+        <w:right w:val="single" w:sz="4" w:space="0" w:color="auto"/>
+        <w:insideH w:val="single" w:sz="4" w:space="0" w:color="auto"/>
+        <w:insideV w:val="single" w:sz="4" w:space="0" w:color="auto"/>
+      </w:tblBorders>
+    </w:tblPr>
+  </w:style>
+  <w:style w:type="paragraph" w:customStyle="1" w:styleId="ds-markdown-paragraph">
+    <w:name w:val="ds-markdown-paragraph"/>
+    <w:basedOn w:val="a"/>
+    <w:rsid w:val="00974109"/>
+    <w:pPr>
+      <w:widowControl/>
+      <w:spacing w:before="100" w:beforeAutospacing="1" w:after="100" w:afterAutospacing="1" w:line="240" w:lineRule="auto"/>
+    </w:pPr>
+    <w:rPr>
+      <w:rFonts w:ascii="宋体" w:eastAsia="宋体" w:hAnsi="宋体" w:cs="宋体"/>
+      <w:kern w:val="0"/>
+      <w:sz w:val="24"/>
+      <w14:ligatures w14:val="none"/>
+    </w:rPr>
+  </w:style>
 </w:styles>
 </file>
 
